--- a/Joel Eze- CV.docx
+++ b/Joel Eze- CV.docx
@@ -5,37 +5,7 @@
     <w:p>
       <w:pPr>
         <w:spacing w:after="0" w:line="259" w:lineRule="auto"/>
-        <w:ind w:right="60"/>
-        <w:jc w:val="center"/>
-        <w:rPr>
-          <w:rFonts w:ascii="Times New Roman" w:eastAsia="Times New Roman" w:hAnsi="Times New Roman" w:cs="Times New Roman"/>
-          <w:color w:val="000000"/>
-          <w:lang w:eastAsia="en-GB"/>
-        </w:rPr>
-      </w:pPr>
-      <w:r>
-        <w:rPr>
-          <w:rFonts w:ascii="Times New Roman" w:eastAsia="Times New Roman" w:hAnsi="Times New Roman" w:cs="Times New Roman"/>
-          <w:b/>
-          <w:color w:val="000000"/>
-          <w:lang w:eastAsia="en-GB"/>
-        </w:rPr>
-        <w:t>Joel Eze</w:t>
-      </w:r>
-      <w:r>
-        <w:rPr>
-          <w:rFonts w:ascii="Times New Roman" w:eastAsia="Times New Roman" w:hAnsi="Times New Roman" w:cs="Times New Roman"/>
-          <w:color w:val="000000"/>
-          <w:lang w:eastAsia="en-GB"/>
-        </w:rPr>
-        <w:t xml:space="preserve"> </w:t>
-      </w:r>
-    </w:p>
-    <w:p>
-      <w:pPr>
-        <w:spacing w:after="0" w:line="259" w:lineRule="auto"/>
-        <w:ind w:right="60"/>
-        <w:jc w:val="center"/>
+        <w:ind w:left="3600" w:right="60" w:firstLine="720"/>
         <w:rPr>
           <w:rFonts w:ascii="Times New Roman" w:eastAsia="Times New Roman" w:hAnsi="Times New Roman" w:cs="Times New Roman"/>
           <w:color w:val="000000"/>
@@ -44,16 +14,6 @@
           <w:lang w:eastAsia="en-GB"/>
         </w:rPr>
       </w:pPr>
-      <w:r>
-        <w:rPr>
-          <w:rFonts w:ascii="Times New Roman" w:eastAsia="Times New Roman" w:hAnsi="Times New Roman" w:cs="Times New Roman"/>
-          <w:b/>
-          <w:color w:val="000000"/>
-          <w:sz w:val="20"/>
-          <w:lang w:eastAsia="en-GB"/>
-        </w:rPr>
-        <w:t xml:space="preserve"> </w:t>
-      </w:r>
       <w:r>
         <w:rPr>
           <w:rFonts w:ascii="Times New Roman" w:eastAsia="Times New Roman" w:hAnsi="Times New Roman" w:cs="Times New Roman"/>
@@ -63,9 +23,13 @@
           <w:szCs w:val="22"/>
           <w:lang w:eastAsia="en-GB"/>
         </w:rPr>
-        <w:t>Birmingham, West Midlands</w:t>
-      </w:r>
-      <w:r>
+        <w:t>Joel Eze</w:t>
+      </w:r>
+    </w:p>
+    <w:p>
+      <w:pPr>
+        <w:spacing w:after="0" w:line="259" w:lineRule="auto"/>
+        <w:ind w:left="2880" w:right="60" w:firstLine="720"/>
         <w:rPr>
           <w:rFonts w:ascii="Times New Roman" w:eastAsia="Times New Roman" w:hAnsi="Times New Roman" w:cs="Times New Roman"/>
           <w:color w:val="000000"/>
@@ -73,20 +37,23 @@
           <w:szCs w:val="22"/>
           <w:lang w:eastAsia="en-GB"/>
         </w:rPr>
-        <w:t xml:space="preserve"> </w:t>
+      </w:pPr>
+      <w:r>
+        <w:rPr>
+          <w:rFonts w:ascii="Times New Roman" w:eastAsia="Times New Roman" w:hAnsi="Times New Roman" w:cs="Times New Roman"/>
+          <w:b/>
+          <w:color w:val="000000"/>
+          <w:sz w:val="22"/>
+          <w:szCs w:val="22"/>
+          <w:lang w:eastAsia="en-GB"/>
+        </w:rPr>
+        <w:t>Birmingham, West Midlands</w:t>
       </w:r>
     </w:p>
     <w:p>
       <w:pPr>
         <w:spacing w:after="1" w:line="237" w:lineRule="auto"/>
-        <w:ind w:left="2868" w:right="2082" w:firstLine="21"/>
-        <w:rPr>
-          <w:rFonts w:ascii="Times New Roman" w:eastAsia="Times New Roman" w:hAnsi="Times New Roman" w:cs="Times New Roman"/>
-          <w:color w:val="000000"/>
-          <w:sz w:val="20"/>
-          <w:szCs w:val="20"/>
-          <w:lang w:eastAsia="en-GB"/>
-        </w:rPr>
+        <w:ind w:left="2880" w:right="2082"/>
       </w:pPr>
       <w:r>
         <w:rPr>
@@ -99,18 +66,19 @@
         </w:rPr>
         <w:t xml:space="preserve">+44 7723183093 | </w:t>
       </w:r>
-      <w:r>
-        <w:rPr>
-          <w:rFonts w:ascii="Times New Roman" w:eastAsia="Times New Roman" w:hAnsi="Times New Roman" w:cs="Times New Roman"/>
-          <w:b/>
-          <w:color w:val="1154CC"/>
-          <w:sz w:val="20"/>
-          <w:szCs w:val="20"/>
-          <w:u w:val="single" w:color="1154CC"/>
-          <w:lang w:eastAsia="en-GB"/>
-        </w:rPr>
-        <w:t>Joel.okechu@gmail.com</w:t>
-      </w:r>
+      <w:hyperlink r:id="rId7" w:history="1">
+        <w:r>
+          <w:rPr>
+            <w:rStyle w:val="Hyperlink"/>
+            <w:rFonts w:ascii="Times New Roman" w:eastAsia="Times New Roman" w:hAnsi="Times New Roman" w:cs="Times New Roman"/>
+            <w:bCs/>
+            <w:sz w:val="20"/>
+            <w:szCs w:val="20"/>
+            <w:lang w:eastAsia="en-GB"/>
+          </w:rPr>
+          <w:t>Joel.okechu@gmail.com</w:t>
+        </w:r>
+      </w:hyperlink>
       <w:r>
         <w:rPr>
           <w:rFonts w:ascii="Times New Roman" w:eastAsia="Times New Roman" w:hAnsi="Times New Roman" w:cs="Times New Roman"/>
@@ -121,7 +89,7 @@
         </w:rPr>
         <w:t xml:space="preserve"> LinkedIn URL </w:t>
       </w:r>
-      <w:hyperlink r:id="rId7">
+      <w:hyperlink r:id="rId8">
         <w:r>
           <w:rPr>
             <w:rFonts w:ascii="Times New Roman" w:eastAsia="Times New Roman" w:hAnsi="Times New Roman" w:cs="Times New Roman"/>
@@ -135,7 +103,7 @@
           <w:t>www.linkedin.com/in/jeze</w:t>
         </w:r>
       </w:hyperlink>
-      <w:hyperlink r:id="rId8">
+      <w:hyperlink r:id="rId9">
         <w:r>
           <w:rPr>
             <w:rFonts w:ascii="Times New Roman" w:eastAsia="Times New Roman" w:hAnsi="Times New Roman" w:cs="Times New Roman"/>
@@ -150,942 +118,1199 @@
     </w:p>
     <w:p>
       <w:pPr>
-        <w:rPr>
-          <w:rFonts w:ascii="Times New Roman" w:eastAsia="Times New Roman" w:hAnsi="Times New Roman" w:cs="Times New Roman"/>
-          <w:color w:val="000000" w:themeColor="text1"/>
-          <w:sz w:val="20"/>
-          <w:szCs w:val="20"/>
-          <w:lang w:eastAsia="en-GB"/>
-        </w:rPr>
-      </w:pPr>
-      <w:r>
-        <w:rPr>
-          <w:rFonts w:ascii="Times New Roman" w:eastAsia="Times New Roman" w:hAnsi="Times New Roman" w:cs="Times New Roman"/>
-          <w:color w:val="000000" w:themeColor="text1"/>
-          <w:sz w:val="20"/>
-          <w:szCs w:val="20"/>
-          <w:lang w:eastAsia="en-GB"/>
-        </w:rPr>
-        <w:pict w14:anchorId="755C72EA">
-          <v:rect id="_x0000_i1025" style="width:0;height:1.5pt" o:hralign="center" o:hrstd="t" o:hr="t" fillcolor="#a0a0a0" stroked="f"/>
-        </w:pict>
-      </w:r>
+        <w:spacing w:after="1" w:line="237" w:lineRule="auto"/>
+        <w:ind w:left="3588" w:right="2082" w:firstLine="12"/>
+        <w:rPr>
+          <w:rFonts w:ascii="Times New Roman" w:eastAsia="Times New Roman" w:hAnsi="Times New Roman" w:cs="Times New Roman"/>
+          <w:color w:val="000000"/>
+          <w:sz w:val="20"/>
+          <w:szCs w:val="20"/>
+          <w:lang w:eastAsia="en-GB"/>
+        </w:rPr>
+      </w:pPr>
+      <w:r>
+        <w:rPr>
+          <w:rFonts w:ascii="Times New Roman" w:eastAsia="Times New Roman" w:hAnsi="Times New Roman" w:cs="Times New Roman"/>
+          <w:b/>
+          <w:color w:val="000000"/>
+          <w:sz w:val="20"/>
+          <w:szCs w:val="20"/>
+          <w:lang w:eastAsia="en-GB"/>
+        </w:rPr>
+        <w:t xml:space="preserve">Website </w:t>
+      </w:r>
+      <w:hyperlink r:id="rId10" w:history="1">
+        <w:r>
+          <w:rPr>
+            <w:rStyle w:val="Hyperlink"/>
+            <w:rFonts w:ascii="Times New Roman" w:eastAsia="Times New Roman" w:hAnsi="Times New Roman" w:cs="Times New Roman"/>
+            <w:bCs/>
+            <w:sz w:val="20"/>
+            <w:szCs w:val="20"/>
+            <w:lang w:eastAsia="en-GB"/>
+          </w:rPr>
+          <w:t>Insightsbyjoel.com</w:t>
+        </w:r>
+      </w:hyperlink>
     </w:p>
     <w:p>
       <w:pPr>
+        <w:spacing w:line="240" w:lineRule="auto"/>
+        <w:rPr>
+          <w:rFonts w:ascii="Times New Roman" w:eastAsia="Times New Roman" w:hAnsi="Times New Roman" w:cs="Times New Roman"/>
+          <w:color w:val="000000" w:themeColor="text1"/>
+          <w:sz w:val="20"/>
+          <w:szCs w:val="20"/>
+          <w:lang w:eastAsia="en-GB"/>
+        </w:rPr>
+      </w:pPr>
+      <w:r>
+        <w:rPr>
+          <w:noProof/>
+        </w:rPr>
+      </w:r>
+      <w:r>
+        <w:pict w14:anchorId="0BC00D52">
+          <v:rect id="Horizontal Line 1" o:spid="_x0000_s1026" style="width:451.3pt;height:.05pt;visibility:visible;mso-wrap-style:square;mso-left-percent:-10001;mso-top-percent:-10001;mso-position-horizontal:absolute;mso-position-horizontal-relative:char;mso-position-vertical:absolute;mso-position-vertical-relative:line;mso-left-percent:-10001;mso-top-percent:-10001;v-text-anchor:top" o:gfxdata="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" filled="f">
+            <o:lock v:ext="edit" rotation="t" aspectratio="t" verticies="t" text="t" shapetype="t"/>
+            <w10:anchorlock/>
+          </v:rect>
+        </w:pict>
+      </w:r>
+      <w:r>
         <w:rPr>
           <w:rFonts w:ascii="Times New Roman" w:eastAsia="Times New Roman" w:hAnsi="Times New Roman" w:cs="Times New Roman"/>
           <w:b/>
           <w:bCs/>
           <w:color w:val="000000" w:themeColor="text1"/>
-          <w:lang w:eastAsia="en-GB"/>
-        </w:rPr>
-      </w:pPr>
-      <w:r>
+          <w:sz w:val="22"/>
+          <w:szCs w:val="22"/>
+          <w:lang w:eastAsia="en-GB"/>
+        </w:rPr>
+        <w:t>Personal Statement</w:t>
+      </w:r>
+    </w:p>
+    <w:p>
+      <w:pPr>
+        <w:spacing w:after="0" w:line="240" w:lineRule="auto"/>
+        <w:rPr>
+          <w:rFonts w:ascii="Times New Roman" w:eastAsia="Times New Roman" w:hAnsi="Times New Roman" w:cs="Times New Roman"/>
+          <w:color w:val="000000" w:themeColor="text1"/>
+          <w:kern w:val="0"/>
+          <w:sz w:val="20"/>
+          <w:szCs w:val="20"/>
+          <w:lang w:eastAsia="en-GB"/>
+          <w14:ligatures w14:val="none"/>
+        </w:rPr>
+      </w:pPr>
+      <w:r>
+        <w:rPr>
+          <w:rFonts w:ascii="Times New Roman" w:eastAsia="Times New Roman" w:hAnsi="Times New Roman" w:cs="Times New Roman"/>
+          <w:color w:val="000000" w:themeColor="text1"/>
+          <w:sz w:val="20"/>
+          <w:szCs w:val="20"/>
+          <w:lang w:eastAsia="en-GB"/>
+        </w:rPr>
+        <w:t>An a</w:t>
+      </w:r>
+      <w:r>
+        <w:rPr>
+          <w:rFonts w:ascii="Times New Roman" w:eastAsia="Times New Roman" w:hAnsi="Times New Roman" w:cs="Times New Roman"/>
+          <w:color w:val="000000" w:themeColor="text1"/>
+          <w:sz w:val="20"/>
+          <w:szCs w:val="20"/>
+          <w:lang w:eastAsia="en-GB"/>
+        </w:rPr>
+        <w:t xml:space="preserve">nalytical </w:t>
+      </w:r>
+      <w:r>
+        <w:rPr>
+          <w:rFonts w:ascii="Times New Roman" w:eastAsia="Times New Roman" w:hAnsi="Times New Roman" w:cs="Times New Roman"/>
+          <w:color w:val="000000" w:themeColor="text1"/>
+          <w:sz w:val="20"/>
+          <w:szCs w:val="20"/>
+          <w:lang w:eastAsia="en-GB"/>
+        </w:rPr>
+        <w:t xml:space="preserve">and </w:t>
+      </w:r>
+      <w:r>
+        <w:rPr>
+          <w:rFonts w:ascii="Times New Roman" w:eastAsia="Times New Roman" w:hAnsi="Times New Roman" w:cs="Times New Roman"/>
+          <w:color w:val="000000" w:themeColor="text1"/>
+          <w:sz w:val="20"/>
+          <w:szCs w:val="20"/>
+          <w:lang w:eastAsia="en-GB"/>
+        </w:rPr>
+        <w:t xml:space="preserve">detail-oriented </w:t>
+      </w:r>
+      <w:r>
+        <w:rPr>
+          <w:rFonts w:ascii="Times New Roman" w:eastAsia="Times New Roman" w:hAnsi="Times New Roman" w:cs="Times New Roman"/>
+          <w:color w:val="000000" w:themeColor="text1"/>
+          <w:sz w:val="20"/>
+          <w:szCs w:val="20"/>
+          <w:lang w:eastAsia="en-GB"/>
+        </w:rPr>
+        <w:t xml:space="preserve">Information Technology for Business graduate </w:t>
+      </w:r>
+      <w:r>
+        <w:rPr>
+          <w:rFonts w:ascii="Times New Roman" w:eastAsia="Times New Roman" w:hAnsi="Times New Roman" w:cs="Times New Roman"/>
+          <w:color w:val="000000" w:themeColor="text1"/>
+          <w:sz w:val="20"/>
+          <w:szCs w:val="20"/>
+          <w:lang w:eastAsia="en-GB"/>
+        </w:rPr>
+        <w:t>who has</w:t>
+      </w:r>
+      <w:r>
+        <w:rPr>
+          <w:rFonts w:ascii="Times New Roman" w:eastAsia="Times New Roman" w:hAnsi="Times New Roman" w:cs="Times New Roman"/>
+          <w:color w:val="000000" w:themeColor="text1"/>
+          <w:sz w:val="20"/>
+          <w:szCs w:val="20"/>
+          <w:lang w:eastAsia="en-GB"/>
+        </w:rPr>
+        <w:t xml:space="preserve"> strong foundation</w:t>
+      </w:r>
+      <w:r>
+        <w:rPr>
+          <w:rFonts w:ascii="Times New Roman" w:eastAsia="Times New Roman" w:hAnsi="Times New Roman" w:cs="Times New Roman"/>
+          <w:color w:val="000000" w:themeColor="text1"/>
+          <w:sz w:val="20"/>
+          <w:szCs w:val="20"/>
+          <w:lang w:eastAsia="en-GB"/>
+        </w:rPr>
+        <w:t>s</w:t>
+      </w:r>
+      <w:r>
+        <w:rPr>
+          <w:rFonts w:ascii="Times New Roman" w:eastAsia="Times New Roman" w:hAnsi="Times New Roman" w:cs="Times New Roman"/>
+          <w:color w:val="000000" w:themeColor="text1"/>
+          <w:sz w:val="20"/>
+          <w:szCs w:val="20"/>
+          <w:lang w:eastAsia="en-GB"/>
+        </w:rPr>
+        <w:t xml:space="preserve"> </w:t>
+      </w:r>
+      <w:r>
+        <w:rPr>
+          <w:rFonts w:ascii="Times New Roman" w:eastAsia="Times New Roman" w:hAnsi="Times New Roman" w:cs="Times New Roman"/>
+          <w:color w:val="000000" w:themeColor="text1"/>
+          <w:sz w:val="20"/>
+          <w:szCs w:val="20"/>
+          <w:lang w:eastAsia="en-GB"/>
+        </w:rPr>
+        <w:t>i</w:t>
+      </w:r>
+      <w:r>
+        <w:rPr>
+          <w:rFonts w:ascii="Times New Roman" w:eastAsia="Times New Roman" w:hAnsi="Times New Roman" w:cs="Times New Roman"/>
+          <w:color w:val="000000" w:themeColor="text1"/>
+          <w:sz w:val="20"/>
+          <w:szCs w:val="20"/>
+          <w:lang w:eastAsia="en-GB"/>
+        </w:rPr>
+        <w:t>n data analytics, business intelligence, and digital transformation.</w:t>
+      </w:r>
+      <w:r>
+        <w:rPr>
+          <w:rFonts w:ascii="Times New Roman" w:eastAsia="Times New Roman" w:hAnsi="Times New Roman" w:cs="Times New Roman"/>
+          <w:color w:val="000000" w:themeColor="text1"/>
+          <w:sz w:val="20"/>
+          <w:szCs w:val="20"/>
+          <w:lang w:eastAsia="en-GB"/>
+        </w:rPr>
+        <w:t xml:space="preserve"> </w:t>
+      </w:r>
+      <w:r>
+        <w:rPr>
+          <w:rFonts w:ascii="Times New Roman" w:eastAsia="Times New Roman" w:hAnsi="Times New Roman" w:cs="Times New Roman"/>
+          <w:color w:val="000000" w:themeColor="text1"/>
+          <w:sz w:val="20"/>
+          <w:szCs w:val="20"/>
+          <w:lang w:eastAsia="en-GB"/>
+        </w:rPr>
+        <w:t>E</w:t>
+      </w:r>
+      <w:r>
+        <w:rPr>
+          <w:rFonts w:ascii="Times New Roman" w:eastAsia="Times New Roman" w:hAnsi="Times New Roman" w:cs="Times New Roman"/>
+          <w:color w:val="000000" w:themeColor="text1"/>
+          <w:sz w:val="20"/>
+          <w:szCs w:val="20"/>
+          <w:lang w:eastAsia="en-GB"/>
+        </w:rPr>
+        <w:t xml:space="preserve">xperience </w:t>
+      </w:r>
+      <w:r>
+        <w:rPr>
+          <w:rFonts w:ascii="Times New Roman" w:eastAsia="Times New Roman" w:hAnsi="Times New Roman" w:cs="Times New Roman"/>
+          <w:color w:val="000000" w:themeColor="text1"/>
+          <w:sz w:val="20"/>
+          <w:szCs w:val="20"/>
+          <w:lang w:eastAsia="en-GB"/>
+        </w:rPr>
+        <w:t>in u</w:t>
+      </w:r>
+      <w:r>
+        <w:rPr>
+          <w:rFonts w:ascii="Times New Roman" w:eastAsia="Times New Roman" w:hAnsi="Times New Roman" w:cs="Times New Roman"/>
+          <w:color w:val="000000" w:themeColor="text1"/>
+          <w:sz w:val="20"/>
+          <w:szCs w:val="20"/>
+          <w:lang w:eastAsia="en-GB"/>
+        </w:rPr>
+        <w:t>sing Python, SQL,</w:t>
+      </w:r>
+      <w:r>
+        <w:rPr>
+          <w:rFonts w:ascii="Times New Roman" w:eastAsia="Times New Roman" w:hAnsi="Times New Roman" w:cs="Times New Roman"/>
+          <w:color w:val="000000" w:themeColor="text1"/>
+          <w:sz w:val="20"/>
+          <w:szCs w:val="20"/>
+          <w:lang w:eastAsia="en-GB"/>
+        </w:rPr>
+        <w:t xml:space="preserve"> </w:t>
+      </w:r>
+      <w:r>
+        <w:rPr>
+          <w:rFonts w:ascii="Times New Roman" w:eastAsia="Times New Roman" w:hAnsi="Times New Roman" w:cs="Times New Roman"/>
+          <w:color w:val="000000" w:themeColor="text1"/>
+          <w:sz w:val="20"/>
+          <w:szCs w:val="20"/>
+          <w:lang w:eastAsia="en-GB"/>
+        </w:rPr>
+        <w:t>Power BI, and Excel to extract, clean, and</w:t>
+      </w:r>
+      <w:r>
+        <w:rPr>
+          <w:rFonts w:ascii="Times New Roman" w:eastAsia="Times New Roman" w:hAnsi="Times New Roman" w:cs="Times New Roman"/>
+          <w:color w:val="000000" w:themeColor="text1"/>
+          <w:sz w:val="20"/>
+          <w:szCs w:val="20"/>
+          <w:lang w:eastAsia="en-GB"/>
+        </w:rPr>
+        <w:t xml:space="preserve"> manipulate datasets into</w:t>
+      </w:r>
+      <w:r>
+        <w:rPr>
+          <w:rFonts w:ascii="Times New Roman" w:eastAsia="Times New Roman" w:hAnsi="Times New Roman" w:cs="Times New Roman"/>
+          <w:color w:val="000000" w:themeColor="text1"/>
+          <w:sz w:val="20"/>
+          <w:szCs w:val="20"/>
+          <w:lang w:eastAsia="en-GB"/>
+        </w:rPr>
+        <w:t xml:space="preserve"> </w:t>
+      </w:r>
+      <w:r>
+        <w:rPr>
+          <w:rFonts w:ascii="Times New Roman" w:eastAsia="Times New Roman" w:hAnsi="Times New Roman" w:cs="Times New Roman"/>
+          <w:color w:val="000000" w:themeColor="text1"/>
+          <w:sz w:val="20"/>
+          <w:szCs w:val="20"/>
+          <w:lang w:eastAsia="en-GB"/>
+        </w:rPr>
+        <w:t>clear visual reports</w:t>
+      </w:r>
+      <w:r>
+        <w:rPr>
+          <w:rFonts w:ascii="Times New Roman" w:eastAsia="Times New Roman" w:hAnsi="Times New Roman" w:cs="Times New Roman"/>
+          <w:color w:val="000000" w:themeColor="text1"/>
+          <w:sz w:val="20"/>
+          <w:szCs w:val="20"/>
+          <w:lang w:eastAsia="en-GB"/>
+        </w:rPr>
+        <w:t xml:space="preserve"> </w:t>
+      </w:r>
+      <w:r>
+        <w:rPr>
+          <w:rFonts w:ascii="Times New Roman" w:eastAsia="Times New Roman" w:hAnsi="Times New Roman" w:cs="Times New Roman"/>
+          <w:color w:val="000000" w:themeColor="text1"/>
+          <w:sz w:val="20"/>
+          <w:szCs w:val="20"/>
+          <w:lang w:eastAsia="en-GB"/>
+        </w:rPr>
+        <w:t xml:space="preserve">to </w:t>
+      </w:r>
+      <w:r>
+        <w:rPr>
+          <w:rFonts w:ascii="Times New Roman" w:eastAsia="Times New Roman" w:hAnsi="Times New Roman" w:cs="Times New Roman"/>
+          <w:color w:val="000000" w:themeColor="text1"/>
+          <w:sz w:val="20"/>
+          <w:szCs w:val="20"/>
+          <w:lang w:eastAsia="en-GB"/>
+        </w:rPr>
+        <w:t>infor</w:t>
+      </w:r>
+      <w:r>
+        <w:rPr>
+          <w:rFonts w:ascii="Times New Roman" w:eastAsia="Times New Roman" w:hAnsi="Times New Roman" w:cs="Times New Roman"/>
+          <w:color w:val="000000" w:themeColor="text1"/>
+          <w:sz w:val="20"/>
+          <w:szCs w:val="20"/>
+          <w:lang w:eastAsia="en-GB"/>
+        </w:rPr>
+        <w:t>m</w:t>
+      </w:r>
+      <w:r>
+        <w:rPr>
+          <w:rFonts w:ascii="Times New Roman" w:eastAsia="Times New Roman" w:hAnsi="Times New Roman" w:cs="Times New Roman"/>
+          <w:color w:val="000000" w:themeColor="text1"/>
+          <w:sz w:val="20"/>
+          <w:szCs w:val="20"/>
+          <w:lang w:eastAsia="en-GB"/>
+        </w:rPr>
+        <w:t xml:space="preserve"> strategic decision-makin</w:t>
+      </w:r>
+      <w:r>
+        <w:rPr>
+          <w:rFonts w:ascii="Times New Roman" w:eastAsia="Times New Roman" w:hAnsi="Times New Roman" w:cs="Times New Roman"/>
+          <w:color w:val="000000" w:themeColor="text1"/>
+          <w:sz w:val="20"/>
+          <w:szCs w:val="20"/>
+          <w:lang w:eastAsia="en-GB"/>
+        </w:rPr>
+        <w:t xml:space="preserve">g and </w:t>
+      </w:r>
+      <w:r>
+        <w:rPr>
+          <w:rFonts w:ascii="Times New Roman" w:eastAsia="Times New Roman" w:hAnsi="Times New Roman" w:cs="Times New Roman"/>
+          <w:color w:val="000000" w:themeColor="text1"/>
+          <w:sz w:val="20"/>
+          <w:szCs w:val="20"/>
+          <w:lang w:eastAsia="en-GB"/>
+        </w:rPr>
+        <w:t>tell</w:t>
+      </w:r>
+      <w:r>
+        <w:rPr>
+          <w:rFonts w:ascii="Times New Roman" w:eastAsia="Times New Roman" w:hAnsi="Times New Roman" w:cs="Times New Roman"/>
+          <w:color w:val="000000" w:themeColor="text1"/>
+          <w:sz w:val="20"/>
+          <w:szCs w:val="20"/>
+          <w:lang w:eastAsia="en-GB"/>
+        </w:rPr>
+        <w:t xml:space="preserve">ing </w:t>
+      </w:r>
+      <w:r>
+        <w:rPr>
+          <w:rFonts w:ascii="Times New Roman" w:eastAsia="Times New Roman" w:hAnsi="Times New Roman" w:cs="Times New Roman"/>
+          <w:color w:val="000000" w:themeColor="text1"/>
+          <w:sz w:val="20"/>
+          <w:szCs w:val="20"/>
+          <w:lang w:eastAsia="en-GB"/>
+        </w:rPr>
+        <w:t xml:space="preserve">stories </w:t>
+      </w:r>
+      <w:r>
+        <w:rPr>
+          <w:rFonts w:ascii="Times New Roman" w:eastAsia="Times New Roman" w:hAnsi="Times New Roman" w:cs="Times New Roman"/>
+          <w:color w:val="000000" w:themeColor="text1"/>
+          <w:sz w:val="20"/>
+          <w:szCs w:val="20"/>
+          <w:lang w:eastAsia="en-GB"/>
+        </w:rPr>
+        <w:t xml:space="preserve">that </w:t>
+      </w:r>
+      <w:r>
+        <w:rPr>
+          <w:rFonts w:ascii="Times New Roman" w:eastAsia="Times New Roman" w:hAnsi="Times New Roman" w:cs="Times New Roman"/>
+          <w:color w:val="000000" w:themeColor="text1"/>
+          <w:sz w:val="20"/>
+          <w:szCs w:val="20"/>
+          <w:lang w:eastAsia="en-GB"/>
+        </w:rPr>
+        <w:t xml:space="preserve">uncover </w:t>
+      </w:r>
+      <w:r>
+        <w:rPr>
+          <w:rFonts w:ascii="Times New Roman" w:eastAsia="Times New Roman" w:hAnsi="Times New Roman" w:cs="Times New Roman"/>
+          <w:color w:val="000000" w:themeColor="text1"/>
+          <w:sz w:val="20"/>
+          <w:szCs w:val="20"/>
+          <w:lang w:eastAsia="en-GB"/>
+        </w:rPr>
+        <w:t xml:space="preserve">growth </w:t>
+      </w:r>
+      <w:r>
+        <w:rPr>
+          <w:rFonts w:ascii="Times New Roman" w:eastAsia="Times New Roman" w:hAnsi="Times New Roman" w:cs="Times New Roman"/>
+          <w:color w:val="000000" w:themeColor="text1"/>
+          <w:sz w:val="20"/>
+          <w:szCs w:val="20"/>
+          <w:lang w:eastAsia="en-GB"/>
+        </w:rPr>
+        <w:t>opportunities</w:t>
+      </w:r>
+      <w:r>
+        <w:rPr>
+          <w:rFonts w:ascii="Times New Roman" w:eastAsia="Times New Roman" w:hAnsi="Times New Roman" w:cs="Times New Roman"/>
+          <w:color w:val="000000" w:themeColor="text1"/>
+          <w:sz w:val="20"/>
+          <w:szCs w:val="20"/>
+          <w:lang w:eastAsia="en-GB"/>
+        </w:rPr>
+        <w:t xml:space="preserve">. </w:t>
+      </w:r>
+      <w:r>
+        <w:rPr>
+          <w:rFonts w:ascii="Times New Roman" w:eastAsia="Times New Roman" w:hAnsi="Times New Roman" w:cs="Times New Roman"/>
+          <w:color w:val="000000" w:themeColor="text1"/>
+          <w:sz w:val="20"/>
+          <w:szCs w:val="20"/>
+          <w:lang w:eastAsia="en-GB"/>
+        </w:rPr>
+        <w:t>A</w:t>
+      </w:r>
+      <w:r>
+        <w:rPr>
+          <w:rFonts w:ascii="Times New Roman" w:eastAsia="Times New Roman" w:hAnsi="Times New Roman" w:cs="Times New Roman"/>
+          <w:color w:val="000000" w:themeColor="text1"/>
+          <w:sz w:val="20"/>
+          <w:szCs w:val="20"/>
+          <w:lang w:eastAsia="en-GB"/>
+        </w:rPr>
+        <w:t xml:space="preserve">dept at </w:t>
+      </w:r>
+      <w:r>
+        <w:rPr>
+          <w:rFonts w:ascii="Times New Roman" w:eastAsia="Times New Roman" w:hAnsi="Times New Roman" w:cs="Times New Roman"/>
+          <w:color w:val="000000" w:themeColor="text1"/>
+          <w:sz w:val="20"/>
+          <w:szCs w:val="20"/>
+          <w:lang w:eastAsia="en-GB"/>
+        </w:rPr>
+        <w:t xml:space="preserve">utilising Power BI to create </w:t>
+      </w:r>
+      <w:r>
+        <w:rPr>
+          <w:rFonts w:ascii="Times New Roman" w:eastAsia="Times New Roman" w:hAnsi="Times New Roman" w:cs="Times New Roman"/>
+          <w:color w:val="000000" w:themeColor="text1"/>
+          <w:sz w:val="20"/>
+          <w:szCs w:val="20"/>
+          <w:lang w:eastAsia="en-GB"/>
+        </w:rPr>
+        <w:t>interactive dashboards</w:t>
+      </w:r>
+      <w:r>
+        <w:rPr>
+          <w:rFonts w:ascii="Times New Roman" w:eastAsia="Times New Roman" w:hAnsi="Times New Roman" w:cs="Times New Roman"/>
+          <w:color w:val="000000" w:themeColor="text1"/>
+          <w:sz w:val="20"/>
+          <w:szCs w:val="20"/>
+          <w:lang w:eastAsia="en-GB"/>
+        </w:rPr>
+        <w:t xml:space="preserve"> </w:t>
+      </w:r>
+      <w:r>
+        <w:rPr>
+          <w:rFonts w:ascii="Times New Roman" w:eastAsia="Times New Roman" w:hAnsi="Times New Roman" w:cs="Times New Roman"/>
+          <w:color w:val="000000" w:themeColor="text1"/>
+          <w:sz w:val="20"/>
+          <w:szCs w:val="20"/>
+          <w:lang w:eastAsia="en-GB"/>
+        </w:rPr>
+        <w:t xml:space="preserve">and presenting </w:t>
+      </w:r>
+      <w:r>
+        <w:rPr>
+          <w:rFonts w:ascii="Times New Roman" w:eastAsia="Times New Roman" w:hAnsi="Times New Roman" w:cs="Times New Roman"/>
+          <w:color w:val="000000" w:themeColor="text1"/>
+          <w:sz w:val="20"/>
+          <w:szCs w:val="20"/>
+          <w:lang w:eastAsia="en-GB"/>
+        </w:rPr>
+        <w:t>strategic recommendations</w:t>
+      </w:r>
+      <w:r>
+        <w:rPr>
+          <w:rFonts w:ascii="Times New Roman" w:eastAsia="Times New Roman" w:hAnsi="Times New Roman" w:cs="Times New Roman"/>
+          <w:color w:val="000000" w:themeColor="text1"/>
+          <w:sz w:val="20"/>
+          <w:szCs w:val="20"/>
+          <w:lang w:eastAsia="en-GB"/>
+        </w:rPr>
+        <w:t xml:space="preserve"> to diverse </w:t>
+      </w:r>
+      <w:r>
+        <w:rPr>
+          <w:rFonts w:ascii="Times New Roman" w:eastAsia="Times New Roman" w:hAnsi="Times New Roman" w:cs="Times New Roman"/>
+          <w:color w:val="000000" w:themeColor="text1"/>
+          <w:sz w:val="20"/>
+          <w:szCs w:val="20"/>
+          <w:lang w:eastAsia="en-GB"/>
+        </w:rPr>
+        <w:t>stakeholders. Brings</w:t>
+      </w:r>
+      <w:r>
+        <w:rPr>
+          <w:rFonts w:ascii="Times New Roman" w:eastAsia="Times New Roman" w:hAnsi="Times New Roman" w:cs="Times New Roman"/>
+          <w:color w:val="000000" w:themeColor="text1"/>
+          <w:sz w:val="20"/>
+          <w:szCs w:val="20"/>
+          <w:lang w:eastAsia="en-GB"/>
+        </w:rPr>
+        <w:t xml:space="preserve"> transferable skills a</w:t>
+      </w:r>
+      <w:r>
+        <w:rPr>
+          <w:rFonts w:ascii="Times New Roman" w:eastAsia="Times New Roman" w:hAnsi="Times New Roman" w:cs="Times New Roman"/>
+          <w:color w:val="000000" w:themeColor="text1"/>
+          <w:sz w:val="20"/>
+          <w:szCs w:val="20"/>
+          <w:lang w:eastAsia="en-GB"/>
+        </w:rPr>
+        <w:t>s</w:t>
+      </w:r>
+      <w:r>
+        <w:rPr>
+          <w:rFonts w:ascii="Times New Roman" w:eastAsia="Times New Roman" w:hAnsi="Times New Roman" w:cs="Times New Roman"/>
+          <w:color w:val="000000" w:themeColor="text1"/>
+          <w:sz w:val="20"/>
+          <w:szCs w:val="20"/>
+          <w:lang w:eastAsia="en-GB"/>
+        </w:rPr>
+        <w:t xml:space="preserve"> a property landlord</w:t>
+      </w:r>
+      <w:r>
+        <w:rPr>
+          <w:rFonts w:ascii="Times New Roman" w:eastAsia="Times New Roman" w:hAnsi="Times New Roman" w:cs="Times New Roman"/>
+          <w:color w:val="000000" w:themeColor="text1"/>
+          <w:sz w:val="20"/>
+          <w:szCs w:val="20"/>
+          <w:lang w:eastAsia="en-GB"/>
+        </w:rPr>
+        <w:t xml:space="preserve">, </w:t>
+      </w:r>
+      <w:r>
+        <w:rPr>
+          <w:rFonts w:ascii="Times New Roman" w:eastAsia="Times New Roman" w:hAnsi="Times New Roman" w:cs="Times New Roman"/>
+          <w:color w:val="000000" w:themeColor="text1"/>
+          <w:sz w:val="20"/>
+          <w:szCs w:val="20"/>
+          <w:lang w:eastAsia="en-GB"/>
+        </w:rPr>
+        <w:t>reinforc</w:t>
+      </w:r>
+      <w:r>
+        <w:rPr>
+          <w:rFonts w:ascii="Times New Roman" w:eastAsia="Times New Roman" w:hAnsi="Times New Roman" w:cs="Times New Roman"/>
+          <w:color w:val="000000" w:themeColor="text1"/>
+          <w:sz w:val="20"/>
+          <w:szCs w:val="20"/>
+          <w:lang w:eastAsia="en-GB"/>
+        </w:rPr>
+        <w:t xml:space="preserve">ing </w:t>
+      </w:r>
+      <w:r>
+        <w:rPr>
+          <w:rFonts w:ascii="Times New Roman" w:eastAsia="Times New Roman" w:hAnsi="Times New Roman" w:cs="Times New Roman"/>
+          <w:color w:val="000000" w:themeColor="text1"/>
+          <w:sz w:val="20"/>
+          <w:szCs w:val="20"/>
+          <w:lang w:eastAsia="en-GB"/>
+        </w:rPr>
+        <w:t xml:space="preserve">financial </w:t>
+      </w:r>
+      <w:r>
+        <w:rPr>
+          <w:rFonts w:ascii="Times New Roman" w:eastAsia="Times New Roman" w:hAnsi="Times New Roman" w:cs="Times New Roman"/>
+          <w:color w:val="000000" w:themeColor="text1"/>
+          <w:sz w:val="20"/>
+          <w:szCs w:val="20"/>
+          <w:lang w:eastAsia="en-GB"/>
+        </w:rPr>
+        <w:t xml:space="preserve">literacy </w:t>
+      </w:r>
+      <w:r>
+        <w:rPr>
+          <w:rFonts w:ascii="Times New Roman" w:eastAsia="Times New Roman" w:hAnsi="Times New Roman" w:cs="Times New Roman"/>
+          <w:color w:val="000000" w:themeColor="text1"/>
+          <w:sz w:val="20"/>
+          <w:szCs w:val="20"/>
+          <w:lang w:eastAsia="en-GB"/>
+        </w:rPr>
+        <w:t xml:space="preserve">and management </w:t>
+      </w:r>
+      <w:r>
+        <w:rPr>
+          <w:rFonts w:ascii="Times New Roman" w:eastAsia="Times New Roman" w:hAnsi="Times New Roman" w:cs="Times New Roman"/>
+          <w:color w:val="000000" w:themeColor="text1"/>
+          <w:sz w:val="20"/>
+          <w:szCs w:val="20"/>
+          <w:lang w:eastAsia="en-GB"/>
+        </w:rPr>
+        <w:t>skills,</w:t>
+      </w:r>
+      <w:r>
+        <w:rPr>
+          <w:rFonts w:ascii="Times New Roman" w:eastAsia="Times New Roman" w:hAnsi="Times New Roman" w:cs="Times New Roman"/>
+          <w:color w:val="000000" w:themeColor="text1"/>
+          <w:sz w:val="20"/>
+          <w:szCs w:val="20"/>
+          <w:lang w:eastAsia="en-GB"/>
+        </w:rPr>
+        <w:t xml:space="preserve"> </w:t>
+      </w:r>
+      <w:r>
+        <w:rPr>
+          <w:rFonts w:ascii="Times New Roman" w:eastAsia="Times New Roman" w:hAnsi="Times New Roman" w:cs="Times New Roman"/>
+          <w:color w:val="000000" w:themeColor="text1"/>
+          <w:sz w:val="20"/>
+          <w:szCs w:val="20"/>
+          <w:lang w:eastAsia="en-GB"/>
+        </w:rPr>
+        <w:t xml:space="preserve">applying data-driven strategies </w:t>
+      </w:r>
+      <w:r>
+        <w:rPr>
+          <w:rFonts w:ascii="Times New Roman" w:eastAsia="Times New Roman" w:hAnsi="Times New Roman" w:cs="Times New Roman"/>
+          <w:color w:val="000000" w:themeColor="text1"/>
+          <w:sz w:val="20"/>
+          <w:szCs w:val="20"/>
+          <w:lang w:eastAsia="en-GB"/>
+        </w:rPr>
+        <w:t xml:space="preserve">for </w:t>
+      </w:r>
+      <w:r>
+        <w:rPr>
+          <w:rFonts w:ascii="Times New Roman" w:eastAsia="Times New Roman" w:hAnsi="Times New Roman" w:cs="Times New Roman"/>
+          <w:color w:val="000000" w:themeColor="text1"/>
+          <w:sz w:val="20"/>
+          <w:szCs w:val="20"/>
+          <w:lang w:eastAsia="en-GB"/>
+        </w:rPr>
+        <w:t>rental income tracking, and property operations</w:t>
+      </w:r>
+      <w:r>
+        <w:rPr>
+          <w:rFonts w:ascii="Times New Roman" w:eastAsia="Times New Roman" w:hAnsi="Times New Roman" w:cs="Times New Roman"/>
+          <w:color w:val="000000" w:themeColor="text1"/>
+          <w:sz w:val="20"/>
+          <w:szCs w:val="20"/>
+          <w:lang w:eastAsia="en-GB"/>
+        </w:rPr>
+        <w:t xml:space="preserve"> costs</w:t>
+      </w:r>
+      <w:r>
+        <w:rPr>
+          <w:rFonts w:ascii="Times New Roman" w:eastAsia="Times New Roman" w:hAnsi="Times New Roman" w:cs="Times New Roman"/>
+          <w:color w:val="000000" w:themeColor="text1"/>
+          <w:sz w:val="20"/>
+          <w:szCs w:val="20"/>
+          <w:lang w:eastAsia="en-GB"/>
+        </w:rPr>
+        <w:t xml:space="preserve">. </w:t>
+      </w:r>
+      <w:r>
+        <w:rPr>
+          <w:rFonts w:ascii="Times New Roman" w:eastAsia="Times New Roman" w:hAnsi="Times New Roman" w:cs="Times New Roman"/>
+          <w:color w:val="000000" w:themeColor="text1"/>
+          <w:sz w:val="20"/>
+          <w:szCs w:val="20"/>
+          <w:lang w:eastAsia="en-GB"/>
+        </w:rPr>
+        <w:t>P</w:t>
+      </w:r>
+      <w:r>
+        <w:rPr>
+          <w:rFonts w:ascii="Times New Roman" w:eastAsia="Times New Roman" w:hAnsi="Times New Roman" w:cs="Times New Roman"/>
+          <w:color w:val="000000" w:themeColor="text1"/>
+          <w:sz w:val="20"/>
+          <w:szCs w:val="20"/>
+          <w:lang w:eastAsia="en-GB"/>
+        </w:rPr>
+        <w:t>assion</w:t>
+      </w:r>
+      <w:r>
+        <w:rPr>
+          <w:rFonts w:ascii="Times New Roman" w:eastAsia="Times New Roman" w:hAnsi="Times New Roman" w:cs="Times New Roman"/>
+          <w:color w:val="000000" w:themeColor="text1"/>
+          <w:sz w:val="20"/>
+          <w:szCs w:val="20"/>
+          <w:lang w:eastAsia="en-GB"/>
+        </w:rPr>
+        <w:t xml:space="preserve"> </w:t>
+      </w:r>
+      <w:r>
+        <w:rPr>
+          <w:rFonts w:ascii="Times New Roman" w:eastAsia="Times New Roman" w:hAnsi="Times New Roman" w:cs="Times New Roman"/>
+          <w:color w:val="000000" w:themeColor="text1"/>
+          <w:sz w:val="20"/>
+          <w:szCs w:val="20"/>
+          <w:lang w:eastAsia="en-GB"/>
+        </w:rPr>
+        <w:t xml:space="preserve">for </w:t>
+      </w:r>
+      <w:r>
+        <w:rPr>
+          <w:rFonts w:ascii="Times New Roman" w:eastAsia="Times New Roman" w:hAnsi="Times New Roman" w:cs="Times New Roman"/>
+          <w:color w:val="000000" w:themeColor="text1"/>
+          <w:sz w:val="20"/>
+          <w:szCs w:val="20"/>
+          <w:lang w:eastAsia="en-GB"/>
+        </w:rPr>
+        <w:t xml:space="preserve">leveraging </w:t>
+      </w:r>
+      <w:r>
+        <w:rPr>
+          <w:rFonts w:ascii="Times New Roman" w:eastAsia="Times New Roman" w:hAnsi="Times New Roman" w:cs="Times New Roman"/>
+          <w:color w:val="000000" w:themeColor="text1"/>
+          <w:sz w:val="20"/>
+          <w:szCs w:val="20"/>
+          <w:lang w:eastAsia="en-GB"/>
+        </w:rPr>
+        <w:t>raw</w:t>
+      </w:r>
+      <w:r>
+        <w:rPr>
+          <w:rFonts w:ascii="Times New Roman" w:eastAsia="Times New Roman" w:hAnsi="Times New Roman" w:cs="Times New Roman"/>
+          <w:color w:val="000000" w:themeColor="text1"/>
+          <w:sz w:val="20"/>
+          <w:szCs w:val="20"/>
+          <w:lang w:eastAsia="en-GB"/>
+        </w:rPr>
+        <w:t xml:space="preserve"> </w:t>
+      </w:r>
+      <w:r>
+        <w:rPr>
+          <w:rFonts w:ascii="Times New Roman" w:eastAsia="Times New Roman" w:hAnsi="Times New Roman" w:cs="Times New Roman"/>
+          <w:color w:val="000000" w:themeColor="text1"/>
+          <w:sz w:val="20"/>
+          <w:szCs w:val="20"/>
+          <w:lang w:eastAsia="en-GB"/>
+        </w:rPr>
+        <w:t>d</w:t>
+      </w:r>
+      <w:r>
+        <w:rPr>
+          <w:rFonts w:ascii="Times New Roman" w:eastAsia="Times New Roman" w:hAnsi="Times New Roman" w:cs="Times New Roman"/>
+          <w:color w:val="000000" w:themeColor="text1"/>
+          <w:sz w:val="20"/>
+          <w:szCs w:val="20"/>
+          <w:lang w:eastAsia="en-GB"/>
+        </w:rPr>
+        <w:t>ata</w:t>
+      </w:r>
+      <w:r>
+        <w:rPr>
+          <w:rFonts w:ascii="Times New Roman" w:eastAsia="Times New Roman" w:hAnsi="Times New Roman" w:cs="Times New Roman"/>
+          <w:color w:val="000000" w:themeColor="text1"/>
+          <w:sz w:val="20"/>
+          <w:szCs w:val="20"/>
+          <w:lang w:eastAsia="en-GB"/>
+        </w:rPr>
+        <w:t xml:space="preserve"> for impactful f</w:t>
+      </w:r>
+      <w:r>
+        <w:rPr>
+          <w:rFonts w:ascii="Times New Roman" w:eastAsia="Times New Roman" w:hAnsi="Times New Roman" w:cs="Times New Roman"/>
+          <w:color w:val="000000" w:themeColor="text1"/>
+          <w:sz w:val="20"/>
+          <w:szCs w:val="20"/>
+          <w:lang w:eastAsia="en-GB"/>
+        </w:rPr>
+        <w:t xml:space="preserve">indings </w:t>
+      </w:r>
+      <w:r>
+        <w:rPr>
+          <w:rFonts w:ascii="Times New Roman" w:eastAsia="Times New Roman" w:hAnsi="Times New Roman" w:cs="Times New Roman"/>
+          <w:color w:val="000000" w:themeColor="text1"/>
+          <w:sz w:val="20"/>
+          <w:szCs w:val="20"/>
+          <w:lang w:eastAsia="en-GB"/>
+        </w:rPr>
+        <w:t>that improve</w:t>
+      </w:r>
+      <w:r>
+        <w:rPr>
+          <w:rFonts w:ascii="Times New Roman" w:eastAsia="Times New Roman" w:hAnsi="Times New Roman" w:cs="Times New Roman"/>
+          <w:color w:val="000000" w:themeColor="text1"/>
+          <w:sz w:val="20"/>
+          <w:szCs w:val="20"/>
+          <w:lang w:eastAsia="en-GB"/>
+        </w:rPr>
+        <w:t xml:space="preserve"> operational</w:t>
+      </w:r>
+      <w:r>
+        <w:rPr>
+          <w:rFonts w:ascii="Times New Roman" w:eastAsia="Times New Roman" w:hAnsi="Times New Roman" w:cs="Times New Roman"/>
+          <w:color w:val="000000" w:themeColor="text1"/>
+          <w:sz w:val="20"/>
+          <w:szCs w:val="20"/>
+          <w:lang w:eastAsia="en-GB"/>
+        </w:rPr>
+        <w:t xml:space="preserve"> efficiency </w:t>
+      </w:r>
+      <w:r>
+        <w:rPr>
+          <w:rFonts w:ascii="Times New Roman" w:eastAsia="Times New Roman" w:hAnsi="Times New Roman" w:cs="Times New Roman"/>
+          <w:color w:val="000000" w:themeColor="text1"/>
+          <w:sz w:val="20"/>
+          <w:szCs w:val="20"/>
+          <w:lang w:eastAsia="en-GB"/>
+        </w:rPr>
+        <w:t>amongst evolving business landscapes</w:t>
+      </w:r>
+      <w:r>
+        <w:rPr>
+          <w:rFonts w:ascii="Times New Roman" w:eastAsia="Times New Roman" w:hAnsi="Times New Roman" w:cs="Times New Roman"/>
+          <w:color w:val="000000" w:themeColor="text1"/>
+          <w:sz w:val="20"/>
+          <w:szCs w:val="20"/>
+          <w:lang w:eastAsia="en-GB"/>
+        </w:rPr>
+        <w:t>.</w:t>
+      </w:r>
+      <w:r>
+        <w:rPr>
+          <w:rFonts w:ascii="Times New Roman" w:eastAsia="Times New Roman" w:hAnsi="Times New Roman" w:cs="Times New Roman"/>
+          <w:color w:val="000000" w:themeColor="text1"/>
+          <w:kern w:val="0"/>
+          <w:sz w:val="20"/>
+          <w:szCs w:val="20"/>
+          <w:lang w:eastAsia="en-GB"/>
+          <w14:ligatures w14:val="none"/>
+        </w:rPr>
+        <w:t xml:space="preserve"> </w:t>
+      </w:r>
+      <w:r>
+        <w:rPr>
+          <w:rFonts w:ascii="Times New Roman" w:eastAsia="Times New Roman" w:hAnsi="Times New Roman" w:cs="Times New Roman"/>
+          <w:color w:val="000000" w:themeColor="text1"/>
+          <w:kern w:val="0"/>
+          <w:sz w:val="20"/>
+          <w:szCs w:val="20"/>
+          <w:lang w:eastAsia="en-GB"/>
+          <w14:ligatures w14:val="none"/>
+        </w:rPr>
+        <w:t>Successfully delivered real-world projects by creating hypotheses, simulating outcomes, and integrating forecasting with operational KPIs.</w:t>
+      </w:r>
+      <w:r>
+        <w:rPr>
+          <w:rFonts w:ascii="Times New Roman" w:eastAsia="Times New Roman" w:hAnsi="Times New Roman" w:cs="Times New Roman"/>
+          <w:color w:val="000000" w:themeColor="text1"/>
+          <w:sz w:val="20"/>
+          <w:szCs w:val="20"/>
+          <w:lang w:eastAsia="en-GB"/>
+        </w:rPr>
+        <w:t xml:space="preserve"> Eager to contribute my technical expertise</w:t>
+      </w:r>
+      <w:r>
+        <w:rPr>
+          <w:rFonts w:ascii="Times New Roman" w:eastAsia="Times New Roman" w:hAnsi="Times New Roman" w:cs="Times New Roman"/>
+          <w:color w:val="000000" w:themeColor="text1"/>
+          <w:sz w:val="20"/>
+          <w:szCs w:val="20"/>
+          <w:lang w:eastAsia="en-GB"/>
+        </w:rPr>
+        <w:t xml:space="preserve"> and </w:t>
+      </w:r>
+      <w:r>
+        <w:rPr>
+          <w:rFonts w:ascii="Times New Roman" w:eastAsia="Times New Roman" w:hAnsi="Times New Roman" w:cs="Times New Roman"/>
+          <w:color w:val="000000" w:themeColor="text1"/>
+          <w:sz w:val="20"/>
+          <w:szCs w:val="20"/>
+          <w:lang w:eastAsia="en-GB"/>
+        </w:rPr>
+        <w:t>analytical mindset</w:t>
+      </w:r>
+      <w:r>
+        <w:rPr>
+          <w:rFonts w:ascii="Times New Roman" w:eastAsia="Times New Roman" w:hAnsi="Times New Roman" w:cs="Times New Roman"/>
+          <w:color w:val="000000" w:themeColor="text1"/>
+          <w:sz w:val="20"/>
+          <w:szCs w:val="20"/>
+          <w:lang w:eastAsia="en-GB"/>
+        </w:rPr>
+        <w:t xml:space="preserve"> within </w:t>
+      </w:r>
+      <w:r>
+        <w:rPr>
+          <w:rFonts w:ascii="Times New Roman" w:eastAsia="Times New Roman" w:hAnsi="Times New Roman" w:cs="Times New Roman"/>
+          <w:color w:val="000000" w:themeColor="text1"/>
+          <w:sz w:val="20"/>
+          <w:szCs w:val="20"/>
+          <w:lang w:eastAsia="en-GB"/>
+        </w:rPr>
+        <w:t>collaborative</w:t>
+      </w:r>
+      <w:r>
+        <w:rPr>
+          <w:rFonts w:ascii="Times New Roman" w:eastAsia="Times New Roman" w:hAnsi="Times New Roman" w:cs="Times New Roman"/>
+          <w:color w:val="000000" w:themeColor="text1"/>
+          <w:sz w:val="20"/>
+          <w:szCs w:val="20"/>
+          <w:lang w:eastAsia="en-GB"/>
+        </w:rPr>
+        <w:t xml:space="preserve">, </w:t>
+      </w:r>
+      <w:r>
+        <w:rPr>
+          <w:rFonts w:ascii="Times New Roman" w:eastAsia="Times New Roman" w:hAnsi="Times New Roman" w:cs="Times New Roman"/>
+          <w:color w:val="000000" w:themeColor="text1"/>
+          <w:sz w:val="20"/>
+          <w:szCs w:val="20"/>
+          <w:lang w:eastAsia="en-GB"/>
+        </w:rPr>
+        <w:t>fast</w:t>
+      </w:r>
+      <w:r>
+        <w:rPr>
+          <w:rFonts w:ascii="Times New Roman" w:eastAsia="Times New Roman" w:hAnsi="Times New Roman" w:cs="Times New Roman"/>
+          <w:color w:val="000000" w:themeColor="text1"/>
+          <w:sz w:val="20"/>
+          <w:szCs w:val="20"/>
+          <w:lang w:eastAsia="en-GB"/>
+        </w:rPr>
+        <w:t>-</w:t>
+      </w:r>
+      <w:r>
+        <w:rPr>
+          <w:rFonts w:ascii="Times New Roman" w:eastAsia="Times New Roman" w:hAnsi="Times New Roman" w:cs="Times New Roman"/>
+          <w:color w:val="000000" w:themeColor="text1"/>
+          <w:sz w:val="20"/>
+          <w:szCs w:val="20"/>
+          <w:lang w:eastAsia="en-GB"/>
+        </w:rPr>
+        <w:t>pa</w:t>
+      </w:r>
+      <w:r>
+        <w:rPr>
+          <w:rFonts w:ascii="Times New Roman" w:eastAsia="Times New Roman" w:hAnsi="Times New Roman" w:cs="Times New Roman"/>
+          <w:color w:val="000000" w:themeColor="text1"/>
+          <w:sz w:val="20"/>
+          <w:szCs w:val="20"/>
+          <w:lang w:eastAsia="en-GB"/>
+        </w:rPr>
+        <w:t>ced</w:t>
+      </w:r>
+      <w:r>
+        <w:rPr>
+          <w:rFonts w:ascii="Times New Roman" w:eastAsia="Times New Roman" w:hAnsi="Times New Roman" w:cs="Times New Roman"/>
+          <w:color w:val="000000" w:themeColor="text1"/>
+          <w:sz w:val="20"/>
+          <w:szCs w:val="20"/>
+          <w:lang w:eastAsia="en-GB"/>
+        </w:rPr>
+        <w:t xml:space="preserve"> settings</w:t>
+      </w:r>
+      <w:r>
+        <w:rPr>
+          <w:rFonts w:ascii="Times New Roman" w:eastAsia="Times New Roman" w:hAnsi="Times New Roman" w:cs="Times New Roman"/>
+          <w:color w:val="000000" w:themeColor="text1"/>
+          <w:sz w:val="20"/>
+          <w:szCs w:val="20"/>
+          <w:lang w:eastAsia="en-GB"/>
+        </w:rPr>
+        <w:t>. A</w:t>
+      </w:r>
+      <w:r>
+        <w:rPr>
+          <w:rFonts w:ascii="Times New Roman" w:eastAsia="Times New Roman" w:hAnsi="Times New Roman" w:cs="Times New Roman"/>
+          <w:color w:val="000000" w:themeColor="text1"/>
+          <w:sz w:val="20"/>
+          <w:szCs w:val="20"/>
+          <w:lang w:eastAsia="en-GB"/>
+        </w:rPr>
+        <w:t>ppr</w:t>
+      </w:r>
+      <w:r>
+        <w:rPr>
+          <w:rFonts w:ascii="Times New Roman" w:eastAsia="Times New Roman" w:hAnsi="Times New Roman" w:cs="Times New Roman"/>
+          <w:color w:val="000000" w:themeColor="text1"/>
+          <w:sz w:val="20"/>
+          <w:szCs w:val="20"/>
+          <w:lang w:eastAsia="en-GB"/>
+        </w:rPr>
+        <w:t>oa</w:t>
+      </w:r>
+      <w:r>
+        <w:rPr>
+          <w:rFonts w:ascii="Times New Roman" w:eastAsia="Times New Roman" w:hAnsi="Times New Roman" w:cs="Times New Roman"/>
+          <w:color w:val="000000" w:themeColor="text1"/>
+          <w:sz w:val="20"/>
+          <w:szCs w:val="20"/>
+          <w:lang w:eastAsia="en-GB"/>
+        </w:rPr>
+        <w:t xml:space="preserve">ching challenges </w:t>
+      </w:r>
+      <w:r>
+        <w:rPr>
+          <w:rFonts w:ascii="Times New Roman" w:eastAsia="Times New Roman" w:hAnsi="Times New Roman" w:cs="Times New Roman"/>
+          <w:color w:val="000000" w:themeColor="text1"/>
+          <w:sz w:val="20"/>
+          <w:szCs w:val="20"/>
+          <w:lang w:eastAsia="en-GB"/>
+        </w:rPr>
+        <w:t xml:space="preserve">both </w:t>
+      </w:r>
+      <w:r>
+        <w:rPr>
+          <w:rFonts w:ascii="Times New Roman" w:eastAsia="Times New Roman" w:hAnsi="Times New Roman" w:cs="Times New Roman"/>
+          <w:color w:val="000000" w:themeColor="text1"/>
+          <w:sz w:val="20"/>
+          <w:szCs w:val="20"/>
+          <w:lang w:eastAsia="en-GB"/>
+        </w:rPr>
+        <w:t xml:space="preserve">logically </w:t>
+      </w:r>
+      <w:r>
+        <w:rPr>
+          <w:rFonts w:ascii="Times New Roman" w:eastAsia="Times New Roman" w:hAnsi="Times New Roman" w:cs="Times New Roman"/>
+          <w:color w:val="000000" w:themeColor="text1"/>
+          <w:sz w:val="20"/>
+          <w:szCs w:val="20"/>
+          <w:lang w:eastAsia="en-GB"/>
+        </w:rPr>
+        <w:t xml:space="preserve">and </w:t>
+      </w:r>
+      <w:r>
+        <w:rPr>
+          <w:rFonts w:ascii="Times New Roman" w:eastAsia="Times New Roman" w:hAnsi="Times New Roman" w:cs="Times New Roman"/>
+          <w:color w:val="000000" w:themeColor="text1"/>
+          <w:sz w:val="20"/>
+          <w:szCs w:val="20"/>
+          <w:lang w:eastAsia="en-GB"/>
+        </w:rPr>
+        <w:t>with adaptability</w:t>
+      </w:r>
+      <w:r>
+        <w:rPr>
+          <w:rFonts w:ascii="Times New Roman" w:eastAsia="Times New Roman" w:hAnsi="Times New Roman" w:cs="Times New Roman"/>
+          <w:color w:val="000000" w:themeColor="text1"/>
+          <w:sz w:val="20"/>
+          <w:szCs w:val="20"/>
+          <w:lang w:eastAsia="en-GB"/>
+        </w:rPr>
+        <w:t>,</w:t>
+      </w:r>
+      <w:r>
+        <w:rPr>
+          <w:rFonts w:ascii="Times New Roman" w:eastAsia="Times New Roman" w:hAnsi="Times New Roman" w:cs="Times New Roman"/>
+          <w:color w:val="000000" w:themeColor="text1"/>
+          <w:sz w:val="20"/>
+          <w:szCs w:val="20"/>
+          <w:lang w:eastAsia="en-GB"/>
+        </w:rPr>
+        <w:t xml:space="preserve"> </w:t>
+      </w:r>
+      <w:r>
+        <w:rPr>
+          <w:rFonts w:ascii="Times New Roman" w:eastAsia="Times New Roman" w:hAnsi="Times New Roman" w:cs="Times New Roman"/>
+          <w:color w:val="000000" w:themeColor="text1"/>
+          <w:sz w:val="20"/>
+          <w:szCs w:val="20"/>
+          <w:lang w:eastAsia="en-GB"/>
+        </w:rPr>
+        <w:t>maintaining</w:t>
+      </w:r>
+      <w:r>
+        <w:rPr>
+          <w:rFonts w:ascii="Times New Roman" w:eastAsia="Times New Roman" w:hAnsi="Times New Roman" w:cs="Times New Roman"/>
+          <w:color w:val="000000" w:themeColor="text1"/>
+          <w:sz w:val="20"/>
+          <w:szCs w:val="20"/>
+          <w:lang w:eastAsia="en-GB"/>
+        </w:rPr>
+        <w:t xml:space="preserve"> governance protocol ensuring </w:t>
+      </w:r>
+      <w:r>
+        <w:rPr>
+          <w:rFonts w:ascii="Times New Roman" w:eastAsia="Times New Roman" w:hAnsi="Times New Roman" w:cs="Times New Roman"/>
+          <w:color w:val="000000" w:themeColor="text1"/>
+          <w:sz w:val="20"/>
+          <w:szCs w:val="20"/>
+          <w:lang w:eastAsia="en-GB"/>
+        </w:rPr>
+        <w:t>compliance</w:t>
+      </w:r>
+      <w:r>
+        <w:rPr>
+          <w:rFonts w:ascii="Times New Roman" w:eastAsia="Times New Roman" w:hAnsi="Times New Roman" w:cs="Times New Roman"/>
+          <w:color w:val="000000" w:themeColor="text1"/>
+          <w:sz w:val="20"/>
+          <w:szCs w:val="20"/>
+          <w:lang w:eastAsia="en-GB"/>
+        </w:rPr>
+        <w:t>.</w:t>
+      </w:r>
+      <w:r>
+        <w:rPr>
+          <w:rFonts w:ascii="Times New Roman" w:eastAsia="Times New Roman" w:hAnsi="Times New Roman" w:cs="Times New Roman"/>
+          <w:color w:val="000000" w:themeColor="text1"/>
+          <w:kern w:val="0"/>
+          <w:sz w:val="20"/>
+          <w:szCs w:val="20"/>
+          <w:lang w:eastAsia="en-GB"/>
+          <w14:ligatures w14:val="none"/>
+        </w:rPr>
+        <w:t xml:space="preserve"> </w:t>
+      </w:r>
+    </w:p>
+    <w:p>
+      <w:pPr>
+        <w:spacing w:after="0" w:line="240" w:lineRule="auto"/>
         <w:rPr>
           <w:rFonts w:ascii="Times New Roman" w:eastAsia="Times New Roman" w:hAnsi="Times New Roman" w:cs="Times New Roman"/>
           <w:b/>
           <w:bCs/>
           <w:color w:val="000000" w:themeColor="text1"/>
-          <w:lang w:eastAsia="en-GB"/>
-        </w:rPr>
-        <w:t>Personal Statement</w:t>
-      </w:r>
+          <w:sz w:val="22"/>
+          <w:szCs w:val="22"/>
+          <w:lang w:eastAsia="en-GB"/>
+        </w:rPr>
+      </w:pPr>
     </w:p>
     <w:p>
       <w:pPr>
-        <w:rPr>
-          <w:rFonts w:ascii="Times New Roman" w:eastAsia="Times New Roman" w:hAnsi="Times New Roman" w:cs="Times New Roman"/>
-          <w:color w:val="000000" w:themeColor="text1"/>
-          <w:sz w:val="20"/>
-          <w:szCs w:val="20"/>
-          <w:lang w:eastAsia="en-GB"/>
-        </w:rPr>
-      </w:pPr>
-      <w:r>
-        <w:rPr>
-          <w:rFonts w:ascii="Times New Roman" w:eastAsia="Times New Roman" w:hAnsi="Times New Roman" w:cs="Times New Roman"/>
-          <w:color w:val="000000" w:themeColor="text1"/>
-          <w:sz w:val="20"/>
-          <w:szCs w:val="20"/>
-          <w:lang w:eastAsia="en-GB"/>
-        </w:rPr>
-        <w:t>An a</w:t>
-      </w:r>
-      <w:r>
-        <w:rPr>
-          <w:rFonts w:ascii="Times New Roman" w:eastAsia="Times New Roman" w:hAnsi="Times New Roman" w:cs="Times New Roman"/>
-          <w:color w:val="000000" w:themeColor="text1"/>
-          <w:sz w:val="20"/>
-          <w:szCs w:val="20"/>
-          <w:lang w:eastAsia="en-GB"/>
-        </w:rPr>
-        <w:t xml:space="preserve">nalytical and detail-oriented Information Technology for Business graduate </w:t>
-      </w:r>
-      <w:r>
-        <w:rPr>
-          <w:rFonts w:ascii="Times New Roman" w:eastAsia="Times New Roman" w:hAnsi="Times New Roman" w:cs="Times New Roman"/>
-          <w:color w:val="000000" w:themeColor="text1"/>
-          <w:sz w:val="20"/>
-          <w:szCs w:val="20"/>
-          <w:lang w:eastAsia="en-GB"/>
-        </w:rPr>
-        <w:t>who has</w:t>
-      </w:r>
-      <w:r>
-        <w:rPr>
-          <w:rFonts w:ascii="Times New Roman" w:eastAsia="Times New Roman" w:hAnsi="Times New Roman" w:cs="Times New Roman"/>
-          <w:color w:val="000000" w:themeColor="text1"/>
-          <w:sz w:val="20"/>
-          <w:szCs w:val="20"/>
-          <w:lang w:eastAsia="en-GB"/>
-        </w:rPr>
-        <w:t xml:space="preserve"> strong foundation</w:t>
-      </w:r>
-      <w:r>
-        <w:rPr>
-          <w:rFonts w:ascii="Times New Roman" w:eastAsia="Times New Roman" w:hAnsi="Times New Roman" w:cs="Times New Roman"/>
-          <w:color w:val="000000" w:themeColor="text1"/>
-          <w:sz w:val="20"/>
-          <w:szCs w:val="20"/>
-          <w:lang w:eastAsia="en-GB"/>
-        </w:rPr>
-        <w:t>s</w:t>
-      </w:r>
-      <w:r>
-        <w:rPr>
-          <w:rFonts w:ascii="Times New Roman" w:eastAsia="Times New Roman" w:hAnsi="Times New Roman" w:cs="Times New Roman"/>
-          <w:color w:val="000000" w:themeColor="text1"/>
-          <w:sz w:val="20"/>
-          <w:szCs w:val="20"/>
-          <w:lang w:eastAsia="en-GB"/>
-        </w:rPr>
-        <w:t xml:space="preserve"> </w:t>
-      </w:r>
-      <w:r>
-        <w:rPr>
-          <w:rFonts w:ascii="Times New Roman" w:eastAsia="Times New Roman" w:hAnsi="Times New Roman" w:cs="Times New Roman"/>
-          <w:color w:val="000000" w:themeColor="text1"/>
-          <w:sz w:val="20"/>
-          <w:szCs w:val="20"/>
-          <w:lang w:eastAsia="en-GB"/>
-        </w:rPr>
-        <w:t>i</w:t>
-      </w:r>
-      <w:r>
-        <w:rPr>
-          <w:rFonts w:ascii="Times New Roman" w:eastAsia="Times New Roman" w:hAnsi="Times New Roman" w:cs="Times New Roman"/>
-          <w:color w:val="000000" w:themeColor="text1"/>
-          <w:sz w:val="20"/>
-          <w:szCs w:val="20"/>
-          <w:lang w:eastAsia="en-GB"/>
-        </w:rPr>
-        <w:t>n data analytics, business intelligence, and digital transformation.</w:t>
-      </w:r>
-      <w:r>
-        <w:rPr>
-          <w:rFonts w:ascii="Times New Roman" w:eastAsia="Times New Roman" w:hAnsi="Times New Roman" w:cs="Times New Roman"/>
-          <w:color w:val="000000" w:themeColor="text1"/>
-          <w:sz w:val="20"/>
-          <w:szCs w:val="20"/>
-          <w:lang w:eastAsia="en-GB"/>
-        </w:rPr>
-        <w:t xml:space="preserve"> </w:t>
-      </w:r>
-      <w:r>
-        <w:rPr>
-          <w:rFonts w:ascii="Times New Roman" w:eastAsia="Times New Roman" w:hAnsi="Times New Roman" w:cs="Times New Roman"/>
-          <w:color w:val="000000" w:themeColor="text1"/>
-          <w:sz w:val="20"/>
-          <w:szCs w:val="20"/>
-          <w:lang w:eastAsia="en-GB"/>
-        </w:rPr>
-        <w:t>E</w:t>
-      </w:r>
-      <w:r>
-        <w:rPr>
-          <w:rFonts w:ascii="Times New Roman" w:eastAsia="Times New Roman" w:hAnsi="Times New Roman" w:cs="Times New Roman"/>
-          <w:color w:val="000000" w:themeColor="text1"/>
-          <w:sz w:val="20"/>
-          <w:szCs w:val="20"/>
-          <w:lang w:eastAsia="en-GB"/>
-        </w:rPr>
-        <w:t>xperienced in using Python, SQL,</w:t>
-      </w:r>
-      <w:r>
-        <w:rPr>
-          <w:rFonts w:ascii="Times New Roman" w:eastAsia="Times New Roman" w:hAnsi="Times New Roman" w:cs="Times New Roman"/>
-          <w:color w:val="000000" w:themeColor="text1"/>
-          <w:sz w:val="20"/>
-          <w:szCs w:val="20"/>
-          <w:lang w:eastAsia="en-GB"/>
-        </w:rPr>
-        <w:t xml:space="preserve"> </w:t>
-      </w:r>
-      <w:r>
-        <w:rPr>
-          <w:rFonts w:ascii="Times New Roman" w:eastAsia="Times New Roman" w:hAnsi="Times New Roman" w:cs="Times New Roman"/>
-          <w:color w:val="000000" w:themeColor="text1"/>
-          <w:sz w:val="20"/>
-          <w:szCs w:val="20"/>
-          <w:lang w:eastAsia="en-GB"/>
-        </w:rPr>
-        <w:t>Power BI, and Excel to extract, clean, and</w:t>
-      </w:r>
-      <w:r>
-        <w:rPr>
-          <w:rFonts w:ascii="Times New Roman" w:eastAsia="Times New Roman" w:hAnsi="Times New Roman" w:cs="Times New Roman"/>
-          <w:color w:val="000000" w:themeColor="text1"/>
-          <w:sz w:val="20"/>
-          <w:szCs w:val="20"/>
-          <w:lang w:eastAsia="en-GB"/>
-        </w:rPr>
-        <w:t xml:space="preserve"> manipulate datasets into</w:t>
-      </w:r>
-      <w:r>
-        <w:rPr>
-          <w:rFonts w:ascii="Times New Roman" w:eastAsia="Times New Roman" w:hAnsi="Times New Roman" w:cs="Times New Roman"/>
-          <w:color w:val="000000" w:themeColor="text1"/>
-          <w:sz w:val="20"/>
-          <w:szCs w:val="20"/>
-          <w:lang w:eastAsia="en-GB"/>
-        </w:rPr>
-        <w:t xml:space="preserve"> dynamic visual</w:t>
-      </w:r>
-      <w:r>
-        <w:rPr>
-          <w:rFonts w:ascii="Times New Roman" w:eastAsia="Times New Roman" w:hAnsi="Times New Roman" w:cs="Times New Roman"/>
-          <w:color w:val="000000" w:themeColor="text1"/>
-          <w:sz w:val="20"/>
-          <w:szCs w:val="20"/>
-          <w:lang w:eastAsia="en-GB"/>
-        </w:rPr>
-        <w:t xml:space="preserve"> data</w:t>
-      </w:r>
-      <w:r>
-        <w:rPr>
-          <w:rFonts w:ascii="Times New Roman" w:eastAsia="Times New Roman" w:hAnsi="Times New Roman" w:cs="Times New Roman"/>
-          <w:color w:val="000000" w:themeColor="text1"/>
-          <w:sz w:val="20"/>
-          <w:szCs w:val="20"/>
-          <w:lang w:eastAsia="en-GB"/>
-        </w:rPr>
-        <w:t xml:space="preserve"> </w:t>
-      </w:r>
-      <w:r>
-        <w:rPr>
-          <w:rFonts w:ascii="Times New Roman" w:eastAsia="Times New Roman" w:hAnsi="Times New Roman" w:cs="Times New Roman"/>
-          <w:color w:val="000000" w:themeColor="text1"/>
-          <w:sz w:val="20"/>
-          <w:szCs w:val="20"/>
-          <w:lang w:eastAsia="en-GB"/>
-        </w:rPr>
-        <w:t xml:space="preserve">that informs strategic decision-making. </w:t>
-      </w:r>
-      <w:r>
-        <w:rPr>
-          <w:rFonts w:ascii="Times New Roman" w:eastAsia="Times New Roman" w:hAnsi="Times New Roman" w:cs="Times New Roman"/>
-          <w:color w:val="000000" w:themeColor="text1"/>
-          <w:sz w:val="20"/>
-          <w:szCs w:val="20"/>
-          <w:lang w:eastAsia="en-GB"/>
-        </w:rPr>
-        <w:t>A</w:t>
-      </w:r>
-      <w:r>
-        <w:rPr>
-          <w:rFonts w:ascii="Times New Roman" w:eastAsia="Times New Roman" w:hAnsi="Times New Roman" w:cs="Times New Roman"/>
-          <w:color w:val="000000" w:themeColor="text1"/>
-          <w:sz w:val="20"/>
-          <w:szCs w:val="20"/>
-          <w:lang w:eastAsia="en-GB"/>
-        </w:rPr>
-        <w:t xml:space="preserve">dept at developing interactive dashboards, automating reporting workflows, and presenting insights to diverse </w:t>
-      </w:r>
-      <w:r>
-        <w:rPr>
-          <w:rFonts w:ascii="Times New Roman" w:eastAsia="Times New Roman" w:hAnsi="Times New Roman" w:cs="Times New Roman"/>
-          <w:color w:val="000000" w:themeColor="text1"/>
-          <w:sz w:val="20"/>
-          <w:szCs w:val="20"/>
-          <w:lang w:eastAsia="en-GB"/>
-        </w:rPr>
-        <w:t>stakeholders. Brings</w:t>
-      </w:r>
-      <w:r>
-        <w:rPr>
-          <w:rFonts w:ascii="Times New Roman" w:eastAsia="Times New Roman" w:hAnsi="Times New Roman" w:cs="Times New Roman"/>
-          <w:color w:val="000000" w:themeColor="text1"/>
-          <w:sz w:val="20"/>
-          <w:szCs w:val="20"/>
-          <w:lang w:eastAsia="en-GB"/>
-        </w:rPr>
-        <w:t xml:space="preserve"> transferable skills attributed to a</w:t>
-      </w:r>
-      <w:r>
-        <w:rPr>
-          <w:rFonts w:ascii="Times New Roman" w:eastAsia="Times New Roman" w:hAnsi="Times New Roman" w:cs="Times New Roman"/>
-          <w:color w:val="000000" w:themeColor="text1"/>
-          <w:sz w:val="20"/>
-          <w:szCs w:val="20"/>
-          <w:lang w:eastAsia="en-GB"/>
-        </w:rPr>
-        <w:t xml:space="preserve"> background as a property landlord</w:t>
-      </w:r>
-      <w:r>
-        <w:rPr>
-          <w:rFonts w:ascii="Times New Roman" w:eastAsia="Times New Roman" w:hAnsi="Times New Roman" w:cs="Times New Roman"/>
-          <w:color w:val="000000" w:themeColor="text1"/>
-          <w:sz w:val="20"/>
-          <w:szCs w:val="20"/>
-          <w:lang w:eastAsia="en-GB"/>
-        </w:rPr>
-        <w:t xml:space="preserve">, </w:t>
-      </w:r>
-      <w:r>
-        <w:rPr>
-          <w:rFonts w:ascii="Times New Roman" w:eastAsia="Times New Roman" w:hAnsi="Times New Roman" w:cs="Times New Roman"/>
-          <w:color w:val="000000" w:themeColor="text1"/>
-          <w:sz w:val="20"/>
-          <w:szCs w:val="20"/>
-          <w:lang w:eastAsia="en-GB"/>
-        </w:rPr>
-        <w:t>reinforc</w:t>
-      </w:r>
-      <w:r>
-        <w:rPr>
-          <w:rFonts w:ascii="Times New Roman" w:eastAsia="Times New Roman" w:hAnsi="Times New Roman" w:cs="Times New Roman"/>
-          <w:color w:val="000000" w:themeColor="text1"/>
-          <w:sz w:val="20"/>
-          <w:szCs w:val="20"/>
-          <w:lang w:eastAsia="en-GB"/>
-        </w:rPr>
-        <w:t xml:space="preserve">ing  </w:t>
-      </w:r>
-      <w:r>
-        <w:rPr>
-          <w:rFonts w:ascii="Times New Roman" w:eastAsia="Times New Roman" w:hAnsi="Times New Roman" w:cs="Times New Roman"/>
-          <w:color w:val="000000" w:themeColor="text1"/>
-          <w:sz w:val="20"/>
-          <w:szCs w:val="20"/>
-          <w:lang w:eastAsia="en-GB"/>
-        </w:rPr>
-        <w:t>financial and operational management skills</w:t>
-      </w:r>
-      <w:r>
-        <w:rPr>
-          <w:rFonts w:ascii="Times New Roman" w:eastAsia="Times New Roman" w:hAnsi="Times New Roman" w:cs="Times New Roman"/>
-          <w:color w:val="000000" w:themeColor="text1"/>
-          <w:sz w:val="20"/>
-          <w:szCs w:val="20"/>
-          <w:lang w:eastAsia="en-GB"/>
-        </w:rPr>
-        <w:t xml:space="preserve">, </w:t>
-      </w:r>
-      <w:r>
-        <w:rPr>
-          <w:rFonts w:ascii="Times New Roman" w:eastAsia="Times New Roman" w:hAnsi="Times New Roman" w:cs="Times New Roman"/>
-          <w:color w:val="000000" w:themeColor="text1"/>
-          <w:sz w:val="20"/>
-          <w:szCs w:val="20"/>
-          <w:lang w:eastAsia="en-GB"/>
-        </w:rPr>
-        <w:t xml:space="preserve">applying data-driven strategies to budgeting, cost optimisation, and performance monitoring. </w:t>
-      </w:r>
-      <w:r>
-        <w:rPr>
-          <w:rFonts w:ascii="Times New Roman" w:eastAsia="Times New Roman" w:hAnsi="Times New Roman" w:cs="Times New Roman"/>
-          <w:color w:val="000000" w:themeColor="text1"/>
-          <w:sz w:val="20"/>
-          <w:szCs w:val="20"/>
-          <w:lang w:eastAsia="en-GB"/>
-        </w:rPr>
-        <w:t xml:space="preserve">Driven by </w:t>
-      </w:r>
-      <w:r>
-        <w:rPr>
-          <w:rFonts w:ascii="Times New Roman" w:eastAsia="Times New Roman" w:hAnsi="Times New Roman" w:cs="Times New Roman"/>
-          <w:color w:val="000000" w:themeColor="text1"/>
-          <w:sz w:val="20"/>
-          <w:szCs w:val="20"/>
-          <w:lang w:eastAsia="en-GB"/>
-        </w:rPr>
-        <w:t xml:space="preserve">a </w:t>
-      </w:r>
-      <w:r>
-        <w:rPr>
-          <w:rFonts w:ascii="Times New Roman" w:eastAsia="Times New Roman" w:hAnsi="Times New Roman" w:cs="Times New Roman"/>
-          <w:color w:val="000000" w:themeColor="text1"/>
-          <w:sz w:val="20"/>
-          <w:szCs w:val="20"/>
-          <w:lang w:eastAsia="en-GB"/>
-        </w:rPr>
-        <w:t>passion</w:t>
-      </w:r>
-      <w:r>
-        <w:rPr>
-          <w:rFonts w:ascii="Times New Roman" w:eastAsia="Times New Roman" w:hAnsi="Times New Roman" w:cs="Times New Roman"/>
-          <w:color w:val="000000" w:themeColor="text1"/>
-          <w:sz w:val="20"/>
-          <w:szCs w:val="20"/>
-          <w:lang w:eastAsia="en-GB"/>
-        </w:rPr>
-        <w:t xml:space="preserve"> </w:t>
-      </w:r>
-      <w:r>
-        <w:rPr>
-          <w:rFonts w:ascii="Times New Roman" w:eastAsia="Times New Roman" w:hAnsi="Times New Roman" w:cs="Times New Roman"/>
-          <w:color w:val="000000" w:themeColor="text1"/>
-          <w:sz w:val="20"/>
-          <w:szCs w:val="20"/>
-          <w:lang w:eastAsia="en-GB"/>
-        </w:rPr>
-        <w:t xml:space="preserve">for </w:t>
-      </w:r>
-      <w:r>
-        <w:rPr>
-          <w:rFonts w:ascii="Times New Roman" w:eastAsia="Times New Roman" w:hAnsi="Times New Roman" w:cs="Times New Roman"/>
-          <w:color w:val="000000" w:themeColor="text1"/>
-          <w:sz w:val="20"/>
-          <w:szCs w:val="20"/>
-          <w:lang w:eastAsia="en-GB"/>
-        </w:rPr>
-        <w:t>t</w:t>
-      </w:r>
-      <w:r>
-        <w:rPr>
-          <w:rFonts w:ascii="Times New Roman" w:eastAsia="Times New Roman" w:hAnsi="Times New Roman" w:cs="Times New Roman"/>
-          <w:color w:val="000000" w:themeColor="text1"/>
-          <w:sz w:val="20"/>
-          <w:szCs w:val="20"/>
-          <w:lang w:eastAsia="en-GB"/>
-        </w:rPr>
-        <w:t>ransforming raw</w:t>
-      </w:r>
-      <w:r>
-        <w:rPr>
-          <w:rFonts w:ascii="Times New Roman" w:eastAsia="Times New Roman" w:hAnsi="Times New Roman" w:cs="Times New Roman"/>
-          <w:color w:val="000000" w:themeColor="text1"/>
-          <w:sz w:val="20"/>
-          <w:szCs w:val="20"/>
-          <w:lang w:eastAsia="en-GB"/>
-        </w:rPr>
-        <w:t xml:space="preserve"> </w:t>
-      </w:r>
-      <w:r>
-        <w:rPr>
-          <w:rFonts w:ascii="Times New Roman" w:eastAsia="Times New Roman" w:hAnsi="Times New Roman" w:cs="Times New Roman"/>
-          <w:color w:val="000000" w:themeColor="text1"/>
-          <w:sz w:val="20"/>
-          <w:szCs w:val="20"/>
-          <w:lang w:eastAsia="en-GB"/>
-        </w:rPr>
-        <w:t>d</w:t>
-      </w:r>
-      <w:r>
-        <w:rPr>
-          <w:rFonts w:ascii="Times New Roman" w:eastAsia="Times New Roman" w:hAnsi="Times New Roman" w:cs="Times New Roman"/>
-          <w:color w:val="000000" w:themeColor="text1"/>
-          <w:sz w:val="20"/>
-          <w:szCs w:val="20"/>
-          <w:lang w:eastAsia="en-GB"/>
-        </w:rPr>
-        <w:t xml:space="preserve">atasets into actionable insights that improve efficiency and business outcomes in </w:t>
-      </w:r>
-      <w:r>
-        <w:rPr>
-          <w:rFonts w:ascii="Times New Roman" w:eastAsia="Times New Roman" w:hAnsi="Times New Roman" w:cs="Times New Roman"/>
-          <w:color w:val="000000" w:themeColor="text1"/>
-          <w:sz w:val="20"/>
-          <w:szCs w:val="20"/>
-          <w:lang w:eastAsia="en-GB"/>
-        </w:rPr>
-        <w:t>dynamic</w:t>
-      </w:r>
-      <w:r>
-        <w:rPr>
-          <w:rFonts w:ascii="Times New Roman" w:eastAsia="Times New Roman" w:hAnsi="Times New Roman" w:cs="Times New Roman"/>
-          <w:color w:val="000000" w:themeColor="text1"/>
-          <w:sz w:val="20"/>
-          <w:szCs w:val="20"/>
-          <w:lang w:eastAsia="en-GB"/>
-        </w:rPr>
-        <w:t xml:space="preserve"> </w:t>
-      </w:r>
-      <w:r>
-        <w:rPr>
-          <w:rFonts w:ascii="Times New Roman" w:eastAsia="Times New Roman" w:hAnsi="Times New Roman" w:cs="Times New Roman"/>
-          <w:color w:val="000000" w:themeColor="text1"/>
-          <w:sz w:val="20"/>
-          <w:szCs w:val="20"/>
-          <w:lang w:eastAsia="en-GB"/>
-        </w:rPr>
-        <w:t>environment</w:t>
-      </w:r>
-      <w:r>
-        <w:rPr>
-          <w:rFonts w:ascii="Times New Roman" w:eastAsia="Times New Roman" w:hAnsi="Times New Roman" w:cs="Times New Roman"/>
-          <w:color w:val="000000" w:themeColor="text1"/>
-          <w:sz w:val="20"/>
-          <w:szCs w:val="20"/>
-          <w:lang w:eastAsia="en-GB"/>
-        </w:rPr>
-        <w:t>s</w:t>
-      </w:r>
-      <w:r>
-        <w:rPr>
-          <w:rFonts w:ascii="Times New Roman" w:eastAsia="Times New Roman" w:hAnsi="Times New Roman" w:cs="Times New Roman"/>
-          <w:color w:val="000000" w:themeColor="text1"/>
-          <w:sz w:val="20"/>
-          <w:szCs w:val="20"/>
-          <w:lang w:eastAsia="en-GB"/>
-        </w:rPr>
-        <w:t>.</w:t>
-      </w:r>
-      <w:r>
-        <w:rPr>
-          <w:rFonts w:ascii="Times New Roman" w:eastAsia="Times New Roman" w:hAnsi="Times New Roman" w:cs="Times New Roman"/>
-          <w:color w:val="000000" w:themeColor="text1"/>
-          <w:kern w:val="0"/>
-          <w:sz w:val="20"/>
-          <w:szCs w:val="20"/>
-          <w:lang w:eastAsia="en-GB"/>
-          <w14:ligatures w14:val="none"/>
-        </w:rPr>
-        <w:t xml:space="preserve"> </w:t>
-      </w:r>
-      <w:r>
-        <w:rPr>
-          <w:rFonts w:ascii="Times New Roman" w:eastAsia="Times New Roman" w:hAnsi="Times New Roman" w:cs="Times New Roman"/>
-          <w:color w:val="000000" w:themeColor="text1"/>
-          <w:sz w:val="20"/>
-          <w:szCs w:val="20"/>
-          <w:lang w:eastAsia="en-GB"/>
-        </w:rPr>
-        <w:t>S</w:t>
-      </w:r>
-      <w:r>
-        <w:rPr>
-          <w:rFonts w:ascii="Times New Roman" w:eastAsia="Times New Roman" w:hAnsi="Times New Roman" w:cs="Times New Roman"/>
-          <w:color w:val="000000" w:themeColor="text1"/>
-          <w:sz w:val="20"/>
-          <w:szCs w:val="20"/>
-          <w:lang w:eastAsia="en-GB"/>
-        </w:rPr>
-        <w:t>uccessfully applied analytics to real-world projects</w:t>
-      </w:r>
-      <w:r>
-        <w:rPr>
-          <w:rFonts w:ascii="Times New Roman" w:eastAsia="Times New Roman" w:hAnsi="Times New Roman" w:cs="Times New Roman"/>
-          <w:color w:val="000000" w:themeColor="text1"/>
-          <w:sz w:val="20"/>
-          <w:szCs w:val="20"/>
-          <w:lang w:eastAsia="en-GB"/>
-        </w:rPr>
-        <w:t xml:space="preserve">, </w:t>
-      </w:r>
-      <w:r>
-        <w:rPr>
-          <w:rFonts w:ascii="Times New Roman" w:eastAsia="Times New Roman" w:hAnsi="Times New Roman" w:cs="Times New Roman"/>
-          <w:color w:val="000000" w:themeColor="text1"/>
-          <w:sz w:val="20"/>
-          <w:szCs w:val="20"/>
-          <w:lang w:eastAsia="en-GB"/>
-        </w:rPr>
-        <w:t>creating hypothese</w:t>
-      </w:r>
-      <w:r>
-        <w:rPr>
-          <w:rFonts w:ascii="Times New Roman" w:eastAsia="Times New Roman" w:hAnsi="Times New Roman" w:cs="Times New Roman"/>
-          <w:color w:val="000000" w:themeColor="text1"/>
-          <w:sz w:val="20"/>
-          <w:szCs w:val="20"/>
-          <w:lang w:eastAsia="en-GB"/>
-        </w:rPr>
-        <w:t xml:space="preserve">s, simulating outcomes </w:t>
-      </w:r>
-      <w:r>
-        <w:rPr>
-          <w:rFonts w:ascii="Times New Roman" w:eastAsia="Times New Roman" w:hAnsi="Times New Roman" w:cs="Times New Roman"/>
-          <w:color w:val="000000" w:themeColor="text1"/>
-          <w:sz w:val="20"/>
-          <w:szCs w:val="20"/>
-          <w:lang w:eastAsia="en-GB"/>
-        </w:rPr>
-        <w:t>to improve efficiency while integrating accurate</w:t>
-      </w:r>
-      <w:r>
-        <w:rPr>
-          <w:rFonts w:ascii="Times New Roman" w:eastAsia="Times New Roman" w:hAnsi="Times New Roman" w:cs="Times New Roman"/>
-          <w:color w:val="000000" w:themeColor="text1"/>
-          <w:sz w:val="20"/>
-          <w:szCs w:val="20"/>
-          <w:lang w:eastAsia="en-GB"/>
-        </w:rPr>
-        <w:t xml:space="preserve"> forecasting and operational </w:t>
-      </w:r>
-      <w:r>
-        <w:rPr>
-          <w:rFonts w:ascii="Times New Roman" w:eastAsia="Times New Roman" w:hAnsi="Times New Roman" w:cs="Times New Roman"/>
-          <w:color w:val="000000" w:themeColor="text1"/>
-          <w:sz w:val="20"/>
-          <w:szCs w:val="20"/>
-          <w:lang w:eastAsia="en-GB"/>
-        </w:rPr>
-        <w:t>KPIs</w:t>
-      </w:r>
-      <w:r>
-        <w:rPr>
-          <w:rFonts w:ascii="Times New Roman" w:eastAsia="Times New Roman" w:hAnsi="Times New Roman" w:cs="Times New Roman"/>
-          <w:color w:val="000000" w:themeColor="text1"/>
-          <w:sz w:val="20"/>
-          <w:szCs w:val="20"/>
-          <w:lang w:eastAsia="en-GB"/>
-        </w:rPr>
-        <w:t>. Eager to contribute my technical expertise</w:t>
-      </w:r>
-      <w:r>
-        <w:rPr>
-          <w:rFonts w:ascii="Times New Roman" w:eastAsia="Times New Roman" w:hAnsi="Times New Roman" w:cs="Times New Roman"/>
-          <w:color w:val="000000" w:themeColor="text1"/>
-          <w:sz w:val="20"/>
-          <w:szCs w:val="20"/>
-          <w:lang w:eastAsia="en-GB"/>
-        </w:rPr>
-        <w:t xml:space="preserve"> and </w:t>
-      </w:r>
-      <w:r>
-        <w:rPr>
-          <w:rFonts w:ascii="Times New Roman" w:eastAsia="Times New Roman" w:hAnsi="Times New Roman" w:cs="Times New Roman"/>
-          <w:color w:val="000000" w:themeColor="text1"/>
-          <w:sz w:val="20"/>
-          <w:szCs w:val="20"/>
-          <w:lang w:eastAsia="en-GB"/>
-        </w:rPr>
-        <w:t>analytical mindset</w:t>
-      </w:r>
-      <w:r>
-        <w:rPr>
-          <w:rFonts w:ascii="Times New Roman" w:eastAsia="Times New Roman" w:hAnsi="Times New Roman" w:cs="Times New Roman"/>
-          <w:color w:val="000000" w:themeColor="text1"/>
-          <w:sz w:val="20"/>
-          <w:szCs w:val="20"/>
-          <w:lang w:eastAsia="en-GB"/>
-        </w:rPr>
-        <w:t xml:space="preserve"> within </w:t>
-      </w:r>
-      <w:r>
-        <w:rPr>
-          <w:rFonts w:ascii="Times New Roman" w:eastAsia="Times New Roman" w:hAnsi="Times New Roman" w:cs="Times New Roman"/>
-          <w:color w:val="000000" w:themeColor="text1"/>
-          <w:sz w:val="20"/>
-          <w:szCs w:val="20"/>
-          <w:lang w:eastAsia="en-GB"/>
-        </w:rPr>
-        <w:t>collaborative</w:t>
-      </w:r>
-      <w:r>
-        <w:rPr>
-          <w:rFonts w:ascii="Times New Roman" w:eastAsia="Times New Roman" w:hAnsi="Times New Roman" w:cs="Times New Roman"/>
-          <w:color w:val="000000" w:themeColor="text1"/>
-          <w:sz w:val="20"/>
-          <w:szCs w:val="20"/>
-          <w:lang w:eastAsia="en-GB"/>
-        </w:rPr>
-        <w:t xml:space="preserve">, </w:t>
-      </w:r>
-      <w:r>
-        <w:rPr>
-          <w:rFonts w:ascii="Times New Roman" w:eastAsia="Times New Roman" w:hAnsi="Times New Roman" w:cs="Times New Roman"/>
-          <w:color w:val="000000" w:themeColor="text1"/>
-          <w:sz w:val="20"/>
-          <w:szCs w:val="20"/>
-          <w:lang w:eastAsia="en-GB"/>
-        </w:rPr>
-        <w:t>fast</w:t>
-      </w:r>
-      <w:r>
-        <w:rPr>
-          <w:rFonts w:ascii="Times New Roman" w:eastAsia="Times New Roman" w:hAnsi="Times New Roman" w:cs="Times New Roman"/>
-          <w:color w:val="000000" w:themeColor="text1"/>
-          <w:sz w:val="20"/>
-          <w:szCs w:val="20"/>
-          <w:lang w:eastAsia="en-GB"/>
-        </w:rPr>
-        <w:t>-</w:t>
-      </w:r>
-      <w:r>
-        <w:rPr>
-          <w:rFonts w:ascii="Times New Roman" w:eastAsia="Times New Roman" w:hAnsi="Times New Roman" w:cs="Times New Roman"/>
-          <w:color w:val="000000" w:themeColor="text1"/>
-          <w:sz w:val="20"/>
-          <w:szCs w:val="20"/>
-          <w:lang w:eastAsia="en-GB"/>
-        </w:rPr>
-        <w:t>pa</w:t>
-      </w:r>
-      <w:r>
-        <w:rPr>
-          <w:rFonts w:ascii="Times New Roman" w:eastAsia="Times New Roman" w:hAnsi="Times New Roman" w:cs="Times New Roman"/>
-          <w:color w:val="000000" w:themeColor="text1"/>
-          <w:sz w:val="20"/>
-          <w:szCs w:val="20"/>
-          <w:lang w:eastAsia="en-GB"/>
-        </w:rPr>
-        <w:t>ced</w:t>
-      </w:r>
-      <w:r>
-        <w:rPr>
-          <w:rFonts w:ascii="Times New Roman" w:eastAsia="Times New Roman" w:hAnsi="Times New Roman" w:cs="Times New Roman"/>
-          <w:color w:val="000000" w:themeColor="text1"/>
-          <w:sz w:val="20"/>
-          <w:szCs w:val="20"/>
-          <w:lang w:eastAsia="en-GB"/>
-        </w:rPr>
-        <w:t xml:space="preserve"> settings</w:t>
-      </w:r>
-      <w:r>
-        <w:rPr>
-          <w:rFonts w:ascii="Times New Roman" w:eastAsia="Times New Roman" w:hAnsi="Times New Roman" w:cs="Times New Roman"/>
-          <w:color w:val="000000" w:themeColor="text1"/>
-          <w:sz w:val="20"/>
-          <w:szCs w:val="20"/>
-          <w:lang w:eastAsia="en-GB"/>
-        </w:rPr>
-        <w:t>. A</w:t>
-      </w:r>
-      <w:r>
-        <w:rPr>
-          <w:rFonts w:ascii="Times New Roman" w:eastAsia="Times New Roman" w:hAnsi="Times New Roman" w:cs="Times New Roman"/>
-          <w:color w:val="000000" w:themeColor="text1"/>
-          <w:sz w:val="20"/>
-          <w:szCs w:val="20"/>
-          <w:lang w:eastAsia="en-GB"/>
-        </w:rPr>
-        <w:t>ppr</w:t>
-      </w:r>
-      <w:r>
-        <w:rPr>
-          <w:rFonts w:ascii="Times New Roman" w:eastAsia="Times New Roman" w:hAnsi="Times New Roman" w:cs="Times New Roman"/>
-          <w:color w:val="000000" w:themeColor="text1"/>
-          <w:sz w:val="20"/>
-          <w:szCs w:val="20"/>
-          <w:lang w:eastAsia="en-GB"/>
-        </w:rPr>
-        <w:t>oa</w:t>
-      </w:r>
-      <w:r>
-        <w:rPr>
-          <w:rFonts w:ascii="Times New Roman" w:eastAsia="Times New Roman" w:hAnsi="Times New Roman" w:cs="Times New Roman"/>
-          <w:color w:val="000000" w:themeColor="text1"/>
-          <w:sz w:val="20"/>
-          <w:szCs w:val="20"/>
-          <w:lang w:eastAsia="en-GB"/>
-        </w:rPr>
-        <w:t xml:space="preserve">ching challenges both logically </w:t>
-      </w:r>
-      <w:r>
-        <w:rPr>
-          <w:rFonts w:ascii="Times New Roman" w:eastAsia="Times New Roman" w:hAnsi="Times New Roman" w:cs="Times New Roman"/>
-          <w:color w:val="000000" w:themeColor="text1"/>
-          <w:sz w:val="20"/>
-          <w:szCs w:val="20"/>
-          <w:lang w:eastAsia="en-GB"/>
-        </w:rPr>
-        <w:t xml:space="preserve">and </w:t>
-      </w:r>
-      <w:r>
-        <w:rPr>
-          <w:rFonts w:ascii="Times New Roman" w:eastAsia="Times New Roman" w:hAnsi="Times New Roman" w:cs="Times New Roman"/>
-          <w:color w:val="000000" w:themeColor="text1"/>
-          <w:sz w:val="20"/>
-          <w:szCs w:val="20"/>
-          <w:lang w:eastAsia="en-GB"/>
-        </w:rPr>
-        <w:t>with</w:t>
-      </w:r>
-      <w:r>
-        <w:rPr>
-          <w:rFonts w:ascii="Times New Roman" w:eastAsia="Times New Roman" w:hAnsi="Times New Roman" w:cs="Times New Roman"/>
-          <w:color w:val="000000" w:themeColor="text1"/>
-          <w:sz w:val="20"/>
-          <w:szCs w:val="20"/>
-          <w:lang w:eastAsia="en-GB"/>
-        </w:rPr>
-        <w:t xml:space="preserve"> </w:t>
-      </w:r>
-      <w:r>
-        <w:rPr>
-          <w:rFonts w:ascii="Times New Roman" w:eastAsia="Times New Roman" w:hAnsi="Times New Roman" w:cs="Times New Roman"/>
-          <w:color w:val="000000" w:themeColor="text1"/>
-          <w:sz w:val="20"/>
-          <w:szCs w:val="20"/>
-          <w:lang w:eastAsia="en-GB"/>
-        </w:rPr>
-        <w:t>a data</w:t>
-      </w:r>
-      <w:r>
-        <w:rPr>
-          <w:rFonts w:ascii="Times New Roman" w:eastAsia="Times New Roman" w:hAnsi="Times New Roman" w:cs="Times New Roman"/>
-          <w:color w:val="000000" w:themeColor="text1"/>
-          <w:sz w:val="20"/>
-          <w:szCs w:val="20"/>
-          <w:lang w:eastAsia="en-GB"/>
-        </w:rPr>
-        <w:t>-</w:t>
-      </w:r>
-      <w:r>
-        <w:rPr>
-          <w:rFonts w:ascii="Times New Roman" w:eastAsia="Times New Roman" w:hAnsi="Times New Roman" w:cs="Times New Roman"/>
-          <w:color w:val="000000" w:themeColor="text1"/>
-          <w:sz w:val="20"/>
-          <w:szCs w:val="20"/>
-          <w:lang w:eastAsia="en-GB"/>
-        </w:rPr>
-        <w:t xml:space="preserve">oriented lens, while also </w:t>
-      </w:r>
-      <w:r>
-        <w:rPr>
-          <w:rFonts w:ascii="Times New Roman" w:eastAsia="Times New Roman" w:hAnsi="Times New Roman" w:cs="Times New Roman"/>
-          <w:color w:val="000000" w:themeColor="text1"/>
-          <w:sz w:val="20"/>
-          <w:szCs w:val="20"/>
-          <w:lang w:eastAsia="en-GB"/>
-        </w:rPr>
-        <w:t>maintaining</w:t>
-      </w:r>
-      <w:r>
-        <w:rPr>
-          <w:rFonts w:ascii="Times New Roman" w:eastAsia="Times New Roman" w:hAnsi="Times New Roman" w:cs="Times New Roman"/>
-          <w:color w:val="000000" w:themeColor="text1"/>
-          <w:sz w:val="20"/>
-          <w:szCs w:val="20"/>
-          <w:lang w:eastAsia="en-GB"/>
-        </w:rPr>
-        <w:t xml:space="preserve"> governance protocol ensuring that curated</w:t>
-      </w:r>
-      <w:r>
-        <w:rPr>
-          <w:rFonts w:ascii="Times New Roman" w:eastAsia="Times New Roman" w:hAnsi="Times New Roman" w:cs="Times New Roman"/>
-          <w:color w:val="000000" w:themeColor="text1"/>
-          <w:sz w:val="20"/>
-          <w:szCs w:val="20"/>
-          <w:lang w:eastAsia="en-GB"/>
-        </w:rPr>
-        <w:t xml:space="preserve"> insights drive meaningful results.</w:t>
-      </w:r>
-      <w:r>
-        <w:rPr>
-          <w:rFonts w:ascii="Times New Roman" w:hAnsi="Times New Roman" w:cs="Times New Roman"/>
-          <w:color w:val="000000" w:themeColor="text1"/>
-          <w:sz w:val="20"/>
-          <w:szCs w:val="20"/>
-        </w:rPr>
-        <w:t xml:space="preserve"> </w:t>
+        <w:spacing w:after="20" w:line="240" w:lineRule="auto"/>
+        <w:rPr>
+          <w:rFonts w:ascii="Times New Roman" w:eastAsia="Times New Roman" w:hAnsi="Times New Roman" w:cs="Times New Roman"/>
+          <w:color w:val="000000" w:themeColor="text1"/>
+          <w:sz w:val="20"/>
+          <w:szCs w:val="20"/>
+          <w:lang w:eastAsia="en-GB"/>
+        </w:rPr>
+      </w:pPr>
+      <w:r>
+        <w:rPr>
+          <w:rFonts w:ascii="Times New Roman" w:eastAsia="Times New Roman" w:hAnsi="Times New Roman" w:cs="Times New Roman"/>
+          <w:b/>
+          <w:bCs/>
+          <w:color w:val="000000" w:themeColor="text1"/>
+          <w:sz w:val="22"/>
+          <w:szCs w:val="22"/>
+          <w:lang w:eastAsia="en-GB"/>
+        </w:rPr>
+        <w:t>Key Skills</w:t>
       </w:r>
     </w:p>
     <w:p>
       <w:pPr>
-        <w:rPr>
-          <w:rFonts w:ascii="Times New Roman" w:eastAsia="Times New Roman" w:hAnsi="Times New Roman" w:cs="Times New Roman"/>
-          <w:color w:val="000000" w:themeColor="text1"/>
-          <w:sz w:val="20"/>
-          <w:szCs w:val="20"/>
-          <w:lang w:eastAsia="en-GB"/>
-        </w:rPr>
-      </w:pPr>
-      <w:r>
-        <w:rPr>
-          <w:rFonts w:ascii="Times New Roman" w:eastAsia="Times New Roman" w:hAnsi="Times New Roman" w:cs="Times New Roman"/>
-          <w:color w:val="000000" w:themeColor="text1"/>
-          <w:sz w:val="20"/>
-          <w:szCs w:val="20"/>
-          <w:lang w:eastAsia="en-GB"/>
-        </w:rPr>
-        <w:pict w14:anchorId="76B17284">
-          <v:rect id="_x0000_i1026" style="width:0;height:1.5pt" o:hralign="center" o:hrstd="t" o:hr="t" fillcolor="#a0a0a0" stroked="f"/>
-        </w:pict>
-      </w:r>
-    </w:p>
-    <w:p>
-      <w:pPr>
-        <w:spacing w:after="0" w:line="240" w:lineRule="auto"/>
+        <w:spacing w:after="20" w:line="240" w:lineRule="auto"/>
+        <w:rPr>
+          <w:rFonts w:ascii="Times New Roman" w:eastAsia="Times New Roman" w:hAnsi="Times New Roman" w:cs="Times New Roman"/>
+          <w:color w:val="000000" w:themeColor="text1"/>
+          <w:sz w:val="20"/>
+          <w:szCs w:val="20"/>
+          <w:lang w:eastAsia="en-GB"/>
+        </w:rPr>
+      </w:pPr>
+      <w:r>
         <w:rPr>
           <w:rFonts w:ascii="Times New Roman" w:eastAsia="Times New Roman" w:hAnsi="Times New Roman" w:cs="Times New Roman"/>
           <w:b/>
           <w:bCs/>
           <w:color w:val="000000" w:themeColor="text1"/>
-          <w:lang w:eastAsia="en-GB"/>
-        </w:rPr>
-      </w:pPr>
-      <w:r>
-        <w:rPr>
-          <w:rFonts w:ascii="Times New Roman" w:eastAsia="Times New Roman" w:hAnsi="Times New Roman" w:cs="Times New Roman"/>
-          <w:b/>
-          <w:bCs/>
-          <w:color w:val="000000" w:themeColor="text1"/>
-          <w:lang w:eastAsia="en-GB"/>
-        </w:rPr>
-        <w:t xml:space="preserve">Key </w:t>
-      </w:r>
-      <w:r>
-        <w:rPr>
-          <w:rFonts w:ascii="Times New Roman" w:eastAsia="Times New Roman" w:hAnsi="Times New Roman" w:cs="Times New Roman"/>
-          <w:b/>
-          <w:bCs/>
-          <w:color w:val="000000" w:themeColor="text1"/>
-          <w:lang w:eastAsia="en-GB"/>
-        </w:rPr>
-        <w:t>S</w:t>
-      </w:r>
-      <w:r>
-        <w:rPr>
-          <w:rFonts w:ascii="Times New Roman" w:eastAsia="Times New Roman" w:hAnsi="Times New Roman" w:cs="Times New Roman"/>
-          <w:b/>
-          <w:bCs/>
-          <w:color w:val="000000" w:themeColor="text1"/>
-          <w:lang w:eastAsia="en-GB"/>
-        </w:rPr>
-        <w:t>kills</w:t>
-      </w:r>
-    </w:p>
-    <w:p>
-      <w:pPr>
-        <w:spacing w:after="0" w:line="240" w:lineRule="auto"/>
-        <w:rPr>
-          <w:rFonts w:ascii="Times New Roman" w:eastAsia="Times New Roman" w:hAnsi="Times New Roman" w:cs="Times New Roman"/>
-          <w:b/>
-          <w:bCs/>
-          <w:color w:val="000000" w:themeColor="text1"/>
-          <w:lang w:eastAsia="en-GB"/>
-        </w:rPr>
-      </w:pPr>
-      <w:r>
-        <w:rPr>
-          <w:rFonts w:ascii="Times New Roman" w:eastAsia="Times New Roman" w:hAnsi="Times New Roman" w:cs="Times New Roman"/>
-          <w:b/>
-          <w:bCs/>
-          <w:color w:val="000000" w:themeColor="text1"/>
-          <w:sz w:val="22"/>
-          <w:szCs w:val="22"/>
+          <w:sz w:val="20"/>
+          <w:szCs w:val="20"/>
           <w:lang w:eastAsia="en-GB"/>
         </w:rPr>
         <w:t>Technical Skills</w:t>
       </w:r>
-    </w:p>
-    <w:p>
-      <w:pPr>
-        <w:spacing w:after="0" w:line="240" w:lineRule="auto"/>
-        <w:rPr>
-          <w:rFonts w:ascii="Times New Roman" w:eastAsia="Times New Roman" w:hAnsi="Times New Roman" w:cs="Times New Roman"/>
-          <w:b/>
-          <w:bCs/>
-          <w:color w:val="000000" w:themeColor="text1"/>
-          <w:sz w:val="20"/>
-          <w:szCs w:val="20"/>
-          <w:lang w:eastAsia="en-GB"/>
-        </w:rPr>
-      </w:pPr>
     </w:p>
     <w:p>
       <w:pPr>
@@ -1094,6 +1319,7 @@
           <w:ilvl w:val="0"/>
           <w:numId w:val="37"/>
         </w:numPr>
+        <w:spacing w:after="20" w:line="240" w:lineRule="auto"/>
         <w:rPr>
           <w:rFonts w:ascii="Times New Roman" w:eastAsia="Times New Roman" w:hAnsi="Times New Roman" w:cs="Times New Roman"/>
           <w:color w:val="000000" w:themeColor="text1"/>
@@ -1122,7 +1348,7 @@
           <w:szCs w:val="20"/>
           <w:lang w:eastAsia="en-GB"/>
         </w:rPr>
-        <w:t xml:space="preserve"> Python (pandas, matplotlib, seaborn), SQL (SSMS), Power BI (dashboards, DAX, data modelling), Excel (VLOOKUP, pivot tables, forecasting).</w:t>
+        <w:t xml:space="preserve"> SQL (SSMS), Power BI (dashboards, DAX, data modelling), Excel (VLOOKUP, pivot tables, forecasting).</w:t>
       </w:r>
     </w:p>
     <w:p>
@@ -1132,6 +1358,7 @@
           <w:ilvl w:val="0"/>
           <w:numId w:val="37"/>
         </w:numPr>
+        <w:spacing w:line="240" w:lineRule="auto"/>
         <w:rPr>
           <w:rFonts w:ascii="Times New Roman" w:eastAsia="Times New Roman" w:hAnsi="Times New Roman" w:cs="Times New Roman"/>
           <w:color w:val="000000" w:themeColor="text1"/>
@@ -1170,6 +1397,7 @@
           <w:ilvl w:val="0"/>
           <w:numId w:val="37"/>
         </w:numPr>
+        <w:spacing w:line="240" w:lineRule="auto"/>
         <w:rPr>
           <w:rFonts w:ascii="Times New Roman" w:eastAsia="Times New Roman" w:hAnsi="Times New Roman" w:cs="Times New Roman"/>
           <w:color w:val="000000" w:themeColor="text1"/>
@@ -1188,17 +1416,27 @@
           <w:szCs w:val="20"/>
           <w:lang w:eastAsia="en-GB"/>
         </w:rPr>
-        <w:t>Programming &amp; Automation:</w:t>
-      </w:r>
-      <w:r>
-        <w:rPr>
-          <w:rFonts w:ascii="Times New Roman" w:eastAsia="Times New Roman" w:hAnsi="Times New Roman" w:cs="Times New Roman"/>
-          <w:color w:val="000000" w:themeColor="text1"/>
-          <w:sz w:val="20"/>
-          <w:szCs w:val="20"/>
-          <w:lang w:eastAsia="en-GB"/>
-        </w:rPr>
-        <w:t xml:space="preserve"> Python scripting for data cleaning, analytics automation, and performance tracking.</w:t>
+        <w:t xml:space="preserve">Programming </w:t>
+      </w:r>
+      <w:r>
+        <w:rPr>
+          <w:rFonts w:ascii="Times New Roman" w:eastAsia="Times New Roman" w:hAnsi="Times New Roman" w:cs="Times New Roman"/>
+          <w:color w:val="000000" w:themeColor="text1"/>
+          <w:sz w:val="20"/>
+          <w:szCs w:val="20"/>
+          <w:lang w:eastAsia="en-GB"/>
+        </w:rPr>
+        <w:t>Python (pandas, matplotlib),</w:t>
+      </w:r>
+      <w:r>
+        <w:rPr>
+          <w:rFonts w:ascii="Times New Roman" w:eastAsia="Times New Roman" w:hAnsi="Times New Roman" w:cs="Times New Roman"/>
+          <w:color w:val="000000" w:themeColor="text1"/>
+          <w:sz w:val="20"/>
+          <w:szCs w:val="20"/>
+          <w:lang w:eastAsia="en-GB"/>
+        </w:rPr>
+        <w:t xml:space="preserve"> data cleaning, performance tracking.</w:t>
       </w:r>
     </w:p>
     <w:p>
@@ -1208,6 +1446,7 @@
           <w:ilvl w:val="0"/>
           <w:numId w:val="37"/>
         </w:numPr>
+        <w:spacing w:line="240" w:lineRule="auto"/>
         <w:rPr>
           <w:rFonts w:ascii="Times New Roman" w:eastAsia="Times New Roman" w:hAnsi="Times New Roman" w:cs="Times New Roman"/>
           <w:color w:val="000000" w:themeColor="text1"/>
@@ -1236,7 +1475,7 @@
           <w:szCs w:val="20"/>
           <w:lang w:eastAsia="en-GB"/>
         </w:rPr>
-        <w:t xml:space="preserve"> GitHub, Jira, Scrum, Kanban, and Gantt chart scheduling for Agile project delivery.</w:t>
+        <w:t xml:space="preserve"> GitHub, Scrum, Kanban, and Gantt chart scheduling for Agile project delivery.</w:t>
       </w:r>
     </w:p>
     <w:p>
@@ -1246,6 +1485,7 @@
           <w:ilvl w:val="0"/>
           <w:numId w:val="37"/>
         </w:numPr>
+        <w:spacing w:line="240" w:lineRule="auto"/>
         <w:rPr>
           <w:rFonts w:ascii="Times New Roman" w:eastAsia="Times New Roman" w:hAnsi="Times New Roman" w:cs="Times New Roman"/>
           <w:color w:val="000000" w:themeColor="text1"/>
@@ -1279,9 +1519,12 @@
     </w:p>
     <w:p>
       <w:pPr>
-        <w:rPr>
-          <w:rFonts w:ascii="Times New Roman" w:eastAsia="Times New Roman" w:hAnsi="Times New Roman" w:cs="Times New Roman"/>
-          <w:color w:val="000000" w:themeColor="text1"/>
+        <w:spacing w:after="20" w:line="240" w:lineRule="auto"/>
+        <w:rPr>
+          <w:rFonts w:ascii="Times New Roman" w:eastAsia="Times New Roman" w:hAnsi="Times New Roman" w:cs="Times New Roman"/>
+          <w:color w:val="000000" w:themeColor="text1"/>
+          <w:sz w:val="22"/>
+          <w:szCs w:val="22"/>
           <w:lang w:eastAsia="en-GB"/>
         </w:rPr>
       </w:pPr>
@@ -1291,6 +1534,8 @@
           <w:b/>
           <w:bCs/>
           <w:color w:val="000000" w:themeColor="text1"/>
+          <w:sz w:val="22"/>
+          <w:szCs w:val="22"/>
           <w:lang w:eastAsia="en-GB"/>
         </w:rPr>
         <w:t>Interpersonal &amp; Analytical Skills</w:t>
@@ -1303,6 +1548,7 @@
           <w:ilvl w:val="0"/>
           <w:numId w:val="37"/>
         </w:numPr>
+        <w:spacing w:after="20" w:line="240" w:lineRule="auto"/>
         <w:rPr>
           <w:rFonts w:ascii="Times New Roman" w:eastAsia="Times New Roman" w:hAnsi="Times New Roman" w:cs="Times New Roman"/>
           <w:color w:val="000000" w:themeColor="text1"/>
@@ -1329,23 +1575,24 @@
           <w:ilvl w:val="0"/>
           <w:numId w:val="37"/>
         </w:numPr>
-        <w:rPr>
-          <w:rFonts w:ascii="Times New Roman" w:eastAsia="Times New Roman" w:hAnsi="Times New Roman" w:cs="Times New Roman"/>
-          <w:color w:val="000000" w:themeColor="text1"/>
-          <w:sz w:val="20"/>
-          <w:szCs w:val="20"/>
-          <w:lang w:eastAsia="en-GB"/>
-        </w:rPr>
-      </w:pPr>
-      <w:r>
-        <w:rPr>
-          <w:rFonts w:ascii="Times New Roman" w:eastAsia="Times New Roman" w:hAnsi="Times New Roman" w:cs="Times New Roman"/>
-          <w:color w:val="000000" w:themeColor="text1"/>
-          <w:sz w:val="20"/>
-          <w:szCs w:val="20"/>
-          <w:lang w:eastAsia="en-GB"/>
-        </w:rPr>
-        <w:t xml:space="preserve"> Proactive, adaptable, and highly organised in fast-paced, collaborative environments.</w:t>
+        <w:spacing w:line="240" w:lineRule="auto"/>
+        <w:rPr>
+          <w:rFonts w:ascii="Times New Roman" w:eastAsia="Times New Roman" w:hAnsi="Times New Roman" w:cs="Times New Roman"/>
+          <w:color w:val="000000" w:themeColor="text1"/>
+          <w:sz w:val="20"/>
+          <w:szCs w:val="20"/>
+          <w:lang w:eastAsia="en-GB"/>
+        </w:rPr>
+      </w:pPr>
+      <w:r>
+        <w:rPr>
+          <w:rFonts w:ascii="Times New Roman" w:eastAsia="Times New Roman" w:hAnsi="Times New Roman" w:cs="Times New Roman"/>
+          <w:color w:val="000000" w:themeColor="text1"/>
+          <w:sz w:val="20"/>
+          <w:szCs w:val="20"/>
+          <w:lang w:eastAsia="en-GB"/>
+        </w:rPr>
+        <w:t>Proactive, adaptable, and highly organised in fast-paced, collaborative environments.</w:t>
       </w:r>
     </w:p>
     <w:p>
@@ -1355,56 +1602,84 @@
           <w:ilvl w:val="0"/>
           <w:numId w:val="37"/>
         </w:numPr>
-        <w:rPr>
-          <w:rFonts w:ascii="Times New Roman" w:eastAsia="Times New Roman" w:hAnsi="Times New Roman" w:cs="Times New Roman"/>
-          <w:color w:val="000000" w:themeColor="text1"/>
-          <w:sz w:val="20"/>
-          <w:szCs w:val="20"/>
-          <w:lang w:eastAsia="en-GB"/>
-        </w:rPr>
-      </w:pPr>
-      <w:r>
-        <w:rPr>
-          <w:rFonts w:ascii="Times New Roman" w:eastAsia="Times New Roman" w:hAnsi="Times New Roman" w:cs="Times New Roman"/>
-          <w:color w:val="000000" w:themeColor="text1"/>
-          <w:sz w:val="20"/>
-          <w:szCs w:val="20"/>
-          <w:lang w:eastAsia="en-GB"/>
-        </w:rPr>
-        <w:t xml:space="preserve"> Analytical problem-solver with strong attention to detail and results-driven mindset</w:t>
+        <w:spacing w:line="240" w:lineRule="auto"/>
+        <w:rPr>
+          <w:rFonts w:ascii="Times New Roman" w:eastAsia="Times New Roman" w:hAnsi="Times New Roman" w:cs="Times New Roman"/>
+          <w:color w:val="000000" w:themeColor="text1"/>
+          <w:sz w:val="20"/>
+          <w:szCs w:val="20"/>
+          <w:lang w:eastAsia="en-GB"/>
+        </w:rPr>
+      </w:pPr>
+      <w:r>
+        <w:rPr>
+          <w:rFonts w:ascii="Times New Roman" w:eastAsia="Times New Roman" w:hAnsi="Times New Roman" w:cs="Times New Roman"/>
+          <w:color w:val="000000" w:themeColor="text1"/>
+          <w:sz w:val="20"/>
+          <w:szCs w:val="20"/>
+          <w:lang w:eastAsia="en-GB"/>
+        </w:rPr>
+        <w:t>P</w:t>
+      </w:r>
+      <w:r>
+        <w:rPr>
+          <w:rFonts w:ascii="Times New Roman" w:eastAsia="Times New Roman" w:hAnsi="Times New Roman" w:cs="Times New Roman"/>
+          <w:color w:val="000000" w:themeColor="text1"/>
+          <w:sz w:val="20"/>
+          <w:szCs w:val="20"/>
+          <w:lang w:eastAsia="en-GB"/>
+        </w:rPr>
+        <w:t>roblem-solver with strong attention to detail and results-driven mindset</w:t>
       </w:r>
     </w:p>
     <w:p>
       <w:pPr>
-        <w:rPr>
-          <w:rFonts w:ascii="Times New Roman" w:eastAsia="Times New Roman" w:hAnsi="Times New Roman" w:cs="Times New Roman"/>
-          <w:color w:val="000000" w:themeColor="text1"/>
-          <w:sz w:val="20"/>
-          <w:szCs w:val="20"/>
-          <w:lang w:eastAsia="en-GB"/>
-        </w:rPr>
-      </w:pPr>
-      <w:r>
-        <w:rPr>
-          <w:rFonts w:ascii="Times New Roman" w:eastAsia="Times New Roman" w:hAnsi="Times New Roman" w:cs="Times New Roman"/>
-          <w:color w:val="000000" w:themeColor="text1"/>
-          <w:sz w:val="20"/>
-          <w:szCs w:val="20"/>
-          <w:lang w:eastAsia="en-GB"/>
-        </w:rPr>
-        <w:pict w14:anchorId="1083275E">
-          <v:rect id="_x0000_i1027" style="width:0;height:1.5pt" o:hralign="center" o:hrstd="t" o:hr="t" fillcolor="#a0a0a0" stroked="f"/>
-        </w:pict>
+        <w:spacing w:afterLines="20" w:after="48" w:line="240" w:lineRule="auto"/>
+        <w:rPr>
+          <w:rFonts w:ascii="Times New Roman" w:eastAsia="Times New Roman" w:hAnsi="Times New Roman" w:cs="Times New Roman"/>
+          <w:b/>
+          <w:bCs/>
+          <w:color w:val="000000" w:themeColor="text1"/>
+          <w:sz w:val="22"/>
+          <w:szCs w:val="22"/>
+          <w:lang w:eastAsia="en-GB"/>
+        </w:rPr>
+      </w:pPr>
+      <w:r>
+        <w:rPr>
+          <w:rFonts w:ascii="Times New Roman" w:eastAsia="Times New Roman" w:hAnsi="Times New Roman" w:cs="Times New Roman"/>
+          <w:b/>
+          <w:bCs/>
+          <w:color w:val="000000" w:themeColor="text1"/>
+          <w:sz w:val="22"/>
+          <w:szCs w:val="22"/>
+          <w:lang w:eastAsia="en-GB"/>
+        </w:rPr>
+        <w:t>Professional Experience</w:t>
       </w:r>
     </w:p>
     <w:p>
       <w:pPr>
-        <w:spacing w:after="0"/>
+        <w:spacing w:afterLines="20" w:after="48" w:line="240" w:lineRule="auto"/>
         <w:rPr>
           <w:rFonts w:ascii="Times New Roman" w:eastAsia="Times New Roman" w:hAnsi="Times New Roman" w:cs="Times New Roman"/>
           <w:b/>
           <w:bCs/>
           <w:color w:val="000000" w:themeColor="text1"/>
+          <w:sz w:val="22"/>
+          <w:szCs w:val="22"/>
+          <w:lang w:eastAsia="en-GB"/>
+        </w:rPr>
+      </w:pPr>
+    </w:p>
+    <w:p>
+      <w:pPr>
+        <w:spacing w:afterLines="20" w:after="48" w:line="240" w:lineRule="auto"/>
+        <w:rPr>
+          <w:rFonts w:ascii="Times New Roman" w:eastAsia="Times New Roman" w:hAnsi="Times New Roman" w:cs="Times New Roman"/>
+          <w:color w:val="000000" w:themeColor="text1"/>
+          <w:sz w:val="20"/>
+          <w:szCs w:val="20"/>
           <w:lang w:eastAsia="en-GB"/>
         </w:rPr>
       </w:pPr>
@@ -1413,35 +1688,381 @@
           <w:rFonts w:ascii="Times New Roman" w:eastAsia="Times New Roman" w:hAnsi="Times New Roman" w:cs="Times New Roman"/>
           <w:b/>
           <w:bCs/>
-          <w:color w:val="000000" w:themeColor="text1"/>
-          <w:lang w:eastAsia="en-GB"/>
-        </w:rPr>
-        <w:t xml:space="preserve">Professional </w:t>
+          <w:kern w:val="0"/>
+          <w:sz w:val="20"/>
+          <w:szCs w:val="20"/>
+          <w:lang w:eastAsia="en-GB"/>
+          <w14:ligatures w14:val="none"/>
+        </w:rPr>
+        <w:t>Unity Trust Bank – Birmingham, UK</w:t>
+      </w:r>
+      <w:r>
+        <w:rPr>
+          <w:rFonts w:ascii="Times New Roman" w:eastAsia="Times New Roman" w:hAnsi="Times New Roman" w:cs="Times New Roman"/>
+          <w:kern w:val="0"/>
+          <w:sz w:val="20"/>
+          <w:szCs w:val="20"/>
+          <w:lang w:eastAsia="en-GB"/>
+          <w14:ligatures w14:val="none"/>
+        </w:rPr>
+        <w:br/>
       </w:r>
       <w:r>
         <w:rPr>
           <w:rFonts w:ascii="Times New Roman" w:eastAsia="Times New Roman" w:hAnsi="Times New Roman" w:cs="Times New Roman"/>
           <w:b/>
           <w:bCs/>
-          <w:color w:val="000000" w:themeColor="text1"/>
-          <w:lang w:eastAsia="en-GB"/>
-        </w:rPr>
-        <w:t>E</w:t>
+          <w:kern w:val="0"/>
+          <w:sz w:val="20"/>
+          <w:szCs w:val="20"/>
+          <w:lang w:eastAsia="en-GB"/>
+          <w14:ligatures w14:val="none"/>
+        </w:rPr>
+        <w:t>Data Analys</w:t>
       </w:r>
       <w:r>
         <w:rPr>
           <w:rFonts w:ascii="Times New Roman" w:eastAsia="Times New Roman" w:hAnsi="Times New Roman" w:cs="Times New Roman"/>
           <w:b/>
           <w:bCs/>
-          <w:color w:val="000000" w:themeColor="text1"/>
-          <w:lang w:eastAsia="en-GB"/>
-        </w:rPr>
-        <w:t>xperience</w:t>
+          <w:kern w:val="0"/>
+          <w:sz w:val="20"/>
+          <w:szCs w:val="20"/>
+          <w:lang w:eastAsia="en-GB"/>
+          <w14:ligatures w14:val="none"/>
+        </w:rPr>
+        <w:t>t (Work Experience)</w:t>
+      </w:r>
+      <w:r>
+        <w:rPr>
+          <w:rFonts w:ascii="Times New Roman" w:eastAsia="Times New Roman" w:hAnsi="Times New Roman" w:cs="Times New Roman"/>
+          <w:kern w:val="0"/>
+          <w:sz w:val="20"/>
+          <w:szCs w:val="20"/>
+          <w:lang w:eastAsia="en-GB"/>
+          <w14:ligatures w14:val="none"/>
+        </w:rPr>
+        <w:t xml:space="preserve"> </w:t>
+      </w:r>
+      <w:r>
+        <w:rPr>
+          <w:rFonts w:ascii="Times New Roman" w:eastAsia="Times New Roman" w:hAnsi="Times New Roman" w:cs="Times New Roman"/>
+          <w:kern w:val="0"/>
+          <w:sz w:val="20"/>
+          <w:szCs w:val="20"/>
+          <w:lang w:eastAsia="en-GB"/>
+          <w14:ligatures w14:val="none"/>
+        </w:rPr>
+        <w:t>19 Jan 202</w:t>
+      </w:r>
+      <w:r>
+        <w:rPr>
+          <w:rFonts w:ascii="Times New Roman" w:eastAsia="Times New Roman" w:hAnsi="Times New Roman" w:cs="Times New Roman"/>
+          <w:kern w:val="0"/>
+          <w:sz w:val="20"/>
+          <w:szCs w:val="20"/>
+          <w:lang w:eastAsia="en-GB"/>
+          <w14:ligatures w14:val="none"/>
+        </w:rPr>
+        <w:t>6</w:t>
+      </w:r>
+      <w:r>
+        <w:rPr>
+          <w:rFonts w:ascii="Times New Roman" w:eastAsia="Times New Roman" w:hAnsi="Times New Roman" w:cs="Times New Roman"/>
+          <w:kern w:val="0"/>
+          <w:sz w:val="20"/>
+          <w:szCs w:val="20"/>
+          <w:lang w:eastAsia="en-GB"/>
+          <w14:ligatures w14:val="none"/>
+        </w:rPr>
+        <w:t xml:space="preserve"> – 25 Feb</w:t>
+      </w:r>
+      <w:r>
+        <w:rPr>
+          <w:rFonts w:ascii="Times New Roman" w:eastAsia="Times New Roman" w:hAnsi="Times New Roman" w:cs="Times New Roman"/>
+          <w:kern w:val="0"/>
+          <w:sz w:val="20"/>
+          <w:szCs w:val="20"/>
+          <w:lang w:eastAsia="en-GB"/>
+          <w14:ligatures w14:val="none"/>
+        </w:rPr>
+        <w:t xml:space="preserve"> </w:t>
+      </w:r>
+      <w:r>
+        <w:rPr>
+          <w:rFonts w:ascii="Times New Roman" w:eastAsia="Times New Roman" w:hAnsi="Times New Roman" w:cs="Times New Roman"/>
+          <w:kern w:val="0"/>
+          <w:sz w:val="20"/>
+          <w:szCs w:val="20"/>
+          <w:lang w:eastAsia="en-GB"/>
+          <w14:ligatures w14:val="none"/>
+        </w:rPr>
+        <w:t>202</w:t>
+      </w:r>
+      <w:r>
+        <w:rPr>
+          <w:rFonts w:ascii="Times New Roman" w:eastAsia="Times New Roman" w:hAnsi="Times New Roman" w:cs="Times New Roman"/>
+          <w:kern w:val="0"/>
+          <w:sz w:val="20"/>
+          <w:szCs w:val="20"/>
+          <w:lang w:eastAsia="en-GB"/>
+          <w14:ligatures w14:val="none"/>
+        </w:rPr>
+        <w:t>6</w:t>
       </w:r>
     </w:p>
     <w:p>
       <w:pPr>
-        <w:spacing w:after="0"/>
+        <w:pStyle w:val="ListParagraph"/>
+        <w:numPr>
+          <w:ilvl w:val="0"/>
+          <w:numId w:val="42"/>
+        </w:numPr>
+        <w:spacing w:afterLines="20" w:after="48" w:line="240" w:lineRule="auto"/>
+        <w:rPr>
+          <w:rFonts w:ascii="Times New Roman" w:eastAsia="Times New Roman" w:hAnsi="Times New Roman" w:cs="Times New Roman"/>
+          <w:color w:val="000000" w:themeColor="text1"/>
+          <w:sz w:val="20"/>
+          <w:szCs w:val="20"/>
+          <w:lang w:eastAsia="en-GB"/>
+        </w:rPr>
+      </w:pPr>
+      <w:r>
+        <w:rPr>
+          <w:rFonts w:ascii="Times New Roman" w:eastAsia="Times New Roman" w:hAnsi="Times New Roman" w:cs="Times New Roman"/>
+          <w:kern w:val="0"/>
+          <w:sz w:val="20"/>
+          <w:szCs w:val="20"/>
+          <w:lang w:eastAsia="en-GB"/>
+          <w14:ligatures w14:val="none"/>
+        </w:rPr>
+        <w:t xml:space="preserve">Designed and delivered 9 interactive Power BI dashboards for the Deposits Desk using live transactional banking data, providing visibility into inward/outward payments </w:t>
+      </w:r>
+      <w:r>
+        <w:rPr>
+          <w:rFonts w:ascii="Times New Roman" w:eastAsia="Times New Roman" w:hAnsi="Times New Roman" w:cs="Times New Roman"/>
+          <w:kern w:val="0"/>
+          <w:sz w:val="20"/>
+          <w:szCs w:val="20"/>
+          <w:lang w:eastAsia="en-GB"/>
+          <w14:ligatures w14:val="none"/>
+        </w:rPr>
+        <w:t xml:space="preserve">while replacing manual querying in SQL (SSMS) </w:t>
+      </w:r>
+    </w:p>
+    <w:p>
+      <w:pPr>
+        <w:pStyle w:val="ListParagraph"/>
+        <w:numPr>
+          <w:ilvl w:val="0"/>
+          <w:numId w:val="42"/>
+        </w:numPr>
+        <w:spacing w:afterLines="20" w:after="48" w:line="240" w:lineRule="auto"/>
+        <w:rPr>
+          <w:rFonts w:ascii="Times New Roman" w:eastAsia="Times New Roman" w:hAnsi="Times New Roman" w:cs="Times New Roman"/>
+          <w:color w:val="000000" w:themeColor="text1"/>
+          <w:sz w:val="20"/>
+          <w:szCs w:val="20"/>
+          <w:lang w:eastAsia="en-GB"/>
+        </w:rPr>
+      </w:pPr>
+      <w:r>
+        <w:rPr>
+          <w:rFonts w:ascii="Times New Roman" w:eastAsia="Times New Roman" w:hAnsi="Times New Roman" w:cs="Times New Roman"/>
+          <w:kern w:val="0"/>
+          <w:sz w:val="20"/>
+          <w:szCs w:val="20"/>
+          <w:lang w:eastAsia="en-GB"/>
+          <w14:ligatures w14:val="none"/>
+        </w:rPr>
+        <w:t>Extracted and analysed large-scale transactional databases containing millions of records using SQL to generate client-level and payment performance insights.</w:t>
+      </w:r>
+    </w:p>
+    <w:p>
+      <w:pPr>
+        <w:pStyle w:val="ListParagraph"/>
+        <w:numPr>
+          <w:ilvl w:val="0"/>
+          <w:numId w:val="42"/>
+        </w:numPr>
+        <w:spacing w:afterLines="20" w:after="48" w:line="240" w:lineRule="auto"/>
+        <w:rPr>
+          <w:rFonts w:ascii="Times New Roman" w:eastAsia="Times New Roman" w:hAnsi="Times New Roman" w:cs="Times New Roman"/>
+          <w:color w:val="000000" w:themeColor="text1"/>
+          <w:sz w:val="20"/>
+          <w:szCs w:val="20"/>
+          <w:lang w:eastAsia="en-GB"/>
+        </w:rPr>
+      </w:pPr>
+      <w:r>
+        <w:rPr>
+          <w:rFonts w:ascii="Times New Roman" w:eastAsia="Times New Roman" w:hAnsi="Times New Roman" w:cs="Times New Roman"/>
+          <w:kern w:val="0"/>
+          <w:sz w:val="20"/>
+          <w:szCs w:val="20"/>
+          <w:lang w:eastAsia="en-GB"/>
+          <w14:ligatures w14:val="none"/>
+        </w:rPr>
+        <w:t>Cleaned and transformed complex datasets using</w:t>
+      </w:r>
+      <w:r>
+        <w:rPr>
+          <w:rFonts w:ascii="Times New Roman" w:eastAsia="Times New Roman" w:hAnsi="Times New Roman" w:cs="Times New Roman"/>
+          <w:kern w:val="0"/>
+          <w:sz w:val="20"/>
+          <w:szCs w:val="20"/>
+          <w:lang w:eastAsia="en-GB"/>
+          <w14:ligatures w14:val="none"/>
+        </w:rPr>
+        <w:t xml:space="preserve"> </w:t>
+      </w:r>
+      <w:r>
+        <w:rPr>
+          <w:rFonts w:ascii="Times New Roman" w:eastAsia="Times New Roman" w:hAnsi="Times New Roman" w:cs="Times New Roman"/>
+          <w:kern w:val="0"/>
+          <w:sz w:val="20"/>
+          <w:szCs w:val="20"/>
+          <w:lang w:eastAsia="en-GB"/>
+          <w14:ligatures w14:val="none"/>
+        </w:rPr>
+        <w:t>advanced formulas</w:t>
+      </w:r>
+      <w:r>
+        <w:rPr>
+          <w:rFonts w:ascii="Times New Roman" w:eastAsia="Times New Roman" w:hAnsi="Times New Roman" w:cs="Times New Roman"/>
+          <w:kern w:val="0"/>
+          <w:sz w:val="20"/>
+          <w:szCs w:val="20"/>
+          <w:lang w:eastAsia="en-GB"/>
+          <w14:ligatures w14:val="none"/>
+        </w:rPr>
+        <w:t xml:space="preserve"> </w:t>
+      </w:r>
+      <w:r>
+        <w:rPr>
+          <w:rFonts w:ascii="Times New Roman" w:eastAsia="Times New Roman" w:hAnsi="Times New Roman" w:cs="Times New Roman"/>
+          <w:kern w:val="0"/>
+          <w:sz w:val="20"/>
+          <w:szCs w:val="20"/>
+          <w:lang w:eastAsia="en-GB"/>
+          <w14:ligatures w14:val="none"/>
+        </w:rPr>
+        <w:t>to ensure reporting accuracy.</w:t>
+      </w:r>
+    </w:p>
+    <w:p>
+      <w:pPr>
+        <w:pStyle w:val="ListParagraph"/>
+        <w:numPr>
+          <w:ilvl w:val="0"/>
+          <w:numId w:val="42"/>
+        </w:numPr>
+        <w:spacing w:afterLines="20" w:after="48" w:line="240" w:lineRule="auto"/>
+        <w:rPr>
+          <w:rFonts w:ascii="Times New Roman" w:eastAsia="Times New Roman" w:hAnsi="Times New Roman" w:cs="Times New Roman"/>
+          <w:color w:val="000000" w:themeColor="text1"/>
+          <w:sz w:val="20"/>
+          <w:szCs w:val="20"/>
+          <w:lang w:eastAsia="en-GB"/>
+        </w:rPr>
+      </w:pPr>
+      <w:r>
+        <w:rPr>
+          <w:rFonts w:ascii="Times New Roman" w:eastAsia="Times New Roman" w:hAnsi="Times New Roman" w:cs="Times New Roman"/>
+          <w:kern w:val="0"/>
+          <w:sz w:val="20"/>
+          <w:szCs w:val="20"/>
+          <w:lang w:eastAsia="en-GB"/>
+          <w14:ligatures w14:val="none"/>
+        </w:rPr>
+        <w:t>Collaborated with business stakeholders to gather requirements and tailor dashboards to operational needs.</w:t>
+      </w:r>
+    </w:p>
+    <w:p>
+      <w:pPr>
+        <w:pStyle w:val="ListParagraph"/>
+        <w:numPr>
+          <w:ilvl w:val="0"/>
+          <w:numId w:val="42"/>
+        </w:numPr>
+        <w:spacing w:afterLines="20" w:after="48" w:line="240" w:lineRule="auto"/>
+        <w:rPr>
+          <w:rFonts w:ascii="Times New Roman" w:eastAsia="Times New Roman" w:hAnsi="Times New Roman" w:cs="Times New Roman"/>
+          <w:color w:val="000000" w:themeColor="text1"/>
+          <w:sz w:val="20"/>
+          <w:szCs w:val="20"/>
+          <w:lang w:eastAsia="en-GB"/>
+        </w:rPr>
+      </w:pPr>
+      <w:r>
+        <w:rPr>
+          <w:rFonts w:ascii="Times New Roman" w:eastAsia="Times New Roman" w:hAnsi="Times New Roman" w:cs="Times New Roman"/>
+          <w:kern w:val="0"/>
+          <w:sz w:val="20"/>
+          <w:szCs w:val="20"/>
+          <w:lang w:eastAsia="en-GB"/>
+          <w14:ligatures w14:val="none"/>
+        </w:rPr>
+        <w:t>Produced a formal Privacy Impact Assessment (PIA) in alignment with the Data Protection Act 2018 and guidance from the Information Commissioner's Office (ICO) to ensure GDPR compliance of reporting outputs.</w:t>
+      </w:r>
+    </w:p>
+    <w:p>
+      <w:pPr>
+        <w:pStyle w:val="ListParagraph"/>
+        <w:numPr>
+          <w:ilvl w:val="0"/>
+          <w:numId w:val="42"/>
+        </w:numPr>
+        <w:spacing w:afterLines="20" w:after="48" w:line="240" w:lineRule="auto"/>
+        <w:rPr>
+          <w:rFonts w:ascii="Times New Roman" w:eastAsia="Times New Roman" w:hAnsi="Times New Roman" w:cs="Times New Roman"/>
+          <w:color w:val="000000" w:themeColor="text1"/>
+          <w:sz w:val="20"/>
+          <w:szCs w:val="20"/>
+          <w:lang w:eastAsia="en-GB"/>
+        </w:rPr>
+      </w:pPr>
+      <w:r>
+        <w:rPr>
+          <w:rFonts w:ascii="Times New Roman" w:eastAsia="Times New Roman" w:hAnsi="Times New Roman" w:cs="Times New Roman"/>
+          <w:kern w:val="0"/>
+          <w:sz w:val="20"/>
+          <w:szCs w:val="20"/>
+          <w:lang w:eastAsia="en-GB"/>
+          <w14:ligatures w14:val="none"/>
+        </w:rPr>
+        <w:t>Documented data flows, privacy risks, and mitigation controls to support regulatory governance standards.</w:t>
+      </w:r>
+    </w:p>
+    <w:p>
+      <w:pPr>
+        <w:spacing w:after="0" w:line="240" w:lineRule="auto"/>
+        <w:rPr>
+          <w:rFonts w:ascii="Times New Roman" w:eastAsia="Times New Roman" w:hAnsi="Times New Roman" w:cs="Times New Roman"/>
+          <w:kern w:val="0"/>
+          <w:sz w:val="20"/>
+          <w:szCs w:val="20"/>
+          <w:lang w:eastAsia="en-GB"/>
+          <w14:ligatures w14:val="none"/>
+        </w:rPr>
+      </w:pPr>
+    </w:p>
+    <w:p>
+      <w:pPr>
+        <w:spacing w:after="0" w:line="240" w:lineRule="auto"/>
+        <w:rPr>
+          <w:rFonts w:ascii="Times New Roman" w:eastAsia="Times New Roman" w:hAnsi="Times New Roman" w:cs="Times New Roman"/>
+          <w:kern w:val="0"/>
+          <w:sz w:val="20"/>
+          <w:szCs w:val="20"/>
+          <w:lang w:eastAsia="en-GB"/>
+          <w14:ligatures w14:val="none"/>
+        </w:rPr>
+      </w:pPr>
+    </w:p>
+    <w:p>
+      <w:pPr>
+        <w:spacing w:after="0" w:line="240" w:lineRule="auto"/>
         <w:rPr>
           <w:rFonts w:ascii="Times New Roman" w:eastAsia="Times New Roman" w:hAnsi="Times New Roman" w:cs="Times New Roman"/>
           <w:b/>
@@ -1452,7 +2073,10 @@
           <w:lang w:eastAsia="en-GB"/>
         </w:rPr>
       </w:pPr>
-      <w:r>
+    </w:p>
+    <w:p>
+      <w:pPr>
+        <w:spacing w:after="0" w:line="240" w:lineRule="auto"/>
         <w:rPr>
           <w:rFonts w:ascii="Times New Roman" w:eastAsia="Times New Roman" w:hAnsi="Times New Roman" w:cs="Times New Roman"/>
           <w:b/>
@@ -1462,26 +2086,52 @@
           <w:szCs w:val="22"/>
           <w:lang w:eastAsia="en-GB"/>
         </w:rPr>
-        <w:t>Generation UK &amp; Ireland – Data Analytics Bootcamp</w:t>
-      </w:r>
+      </w:pPr>
     </w:p>
     <w:p>
       <w:pPr>
-        <w:spacing w:after="0"/>
-        <w:rPr>
-          <w:rFonts w:ascii="Times New Roman" w:eastAsia="Times New Roman" w:hAnsi="Times New Roman" w:cs="Times New Roman"/>
-          <w:color w:val="000000" w:themeColor="text1"/>
-          <w:sz w:val="20"/>
-          <w:szCs w:val="20"/>
-          <w:lang w:eastAsia="en-GB"/>
-        </w:rPr>
-      </w:pPr>
-      <w:r>
+        <w:spacing w:after="0" w:line="240" w:lineRule="auto"/>
         <w:rPr>
           <w:rFonts w:ascii="Times New Roman" w:eastAsia="Times New Roman" w:hAnsi="Times New Roman" w:cs="Times New Roman"/>
           <w:b/>
           <w:bCs/>
           <w:color w:val="000000" w:themeColor="text1"/>
+          <w:sz w:val="22"/>
+          <w:szCs w:val="22"/>
+          <w:lang w:eastAsia="en-GB"/>
+        </w:rPr>
+      </w:pPr>
+    </w:p>
+    <w:p>
+      <w:pPr>
+        <w:spacing w:after="20" w:line="240" w:lineRule="auto"/>
+        <w:rPr>
+          <w:rFonts w:ascii="Times New Roman" w:eastAsia="Times New Roman" w:hAnsi="Times New Roman" w:cs="Times New Roman"/>
+          <w:color w:val="000000" w:themeColor="text1"/>
+          <w:sz w:val="20"/>
+          <w:szCs w:val="20"/>
+          <w:lang w:eastAsia="en-GB"/>
+        </w:rPr>
+      </w:pPr>
+      <w:r>
+        <w:rPr>
+          <w:rFonts w:ascii="Times New Roman" w:eastAsia="Times New Roman" w:hAnsi="Times New Roman" w:cs="Times New Roman"/>
+          <w:b/>
+          <w:bCs/>
+          <w:color w:val="000000" w:themeColor="text1"/>
+          <w:sz w:val="22"/>
+          <w:szCs w:val="22"/>
+          <w:lang w:eastAsia="en-GB"/>
+        </w:rPr>
+        <w:lastRenderedPageBreak/>
+        <w:t>Generation UK &amp; Ireland – Data Analytics Bootcamp</w:t>
+      </w:r>
+      <w:r>
+        <w:rPr>
+          <w:rFonts w:ascii="Times New Roman" w:eastAsia="Times New Roman" w:hAnsi="Times New Roman" w:cs="Times New Roman"/>
+          <w:b/>
+          <w:bCs/>
+          <w:color w:val="000000" w:themeColor="text1"/>
           <w:sz w:val="20"/>
           <w:szCs w:val="20"/>
           <w:lang w:eastAsia="en-GB"/>
@@ -1496,19 +2146,34 @@
           <w:szCs w:val="20"/>
           <w:lang w:eastAsia="en-GB"/>
         </w:rPr>
-        <w:t xml:space="preserve"> </w:t>
-      </w:r>
-      <w:r>
-        <w:rPr>
-          <w:rFonts w:ascii="Times New Roman" w:eastAsia="Times New Roman" w:hAnsi="Times New Roman" w:cs="Times New Roman"/>
-          <w:i/>
-          <w:iCs/>
-          <w:color w:val="000000" w:themeColor="text1"/>
-          <w:sz w:val="20"/>
-          <w:szCs w:val="20"/>
-          <w:lang w:eastAsia="en-GB"/>
-        </w:rPr>
         <w:t>May 2025 – Aug 2025</w:t>
+      </w:r>
+    </w:p>
+    <w:p>
+      <w:pPr>
+        <w:numPr>
+          <w:ilvl w:val="0"/>
+          <w:numId w:val="30"/>
+        </w:numPr>
+        <w:spacing w:after="20" w:line="240" w:lineRule="auto"/>
+        <w:ind w:left="714" w:hanging="357"/>
+        <w:rPr>
+          <w:rFonts w:ascii="Times New Roman" w:eastAsia="Times New Roman" w:hAnsi="Times New Roman" w:cs="Times New Roman"/>
+          <w:color w:val="000000" w:themeColor="text1"/>
+          <w:sz w:val="20"/>
+          <w:szCs w:val="20"/>
+          <w:lang w:eastAsia="en-GB"/>
+        </w:rPr>
+      </w:pPr>
+      <w:r>
+        <w:rPr>
+          <w:rFonts w:ascii="Times New Roman" w:eastAsia="Times New Roman" w:hAnsi="Times New Roman" w:cs="Times New Roman"/>
+          <w:color w:val="000000" w:themeColor="text1"/>
+          <w:sz w:val="20"/>
+          <w:szCs w:val="20"/>
+          <w:lang w:eastAsia="en-GB"/>
+        </w:rPr>
+        <w:t>Completed an intensive 12-week bootcamp developing both technical and professional data competencies.</w:t>
       </w:r>
     </w:p>
     <w:p>
@@ -1535,7 +2200,7 @@
           <w:szCs w:val="20"/>
           <w:lang w:eastAsia="en-GB"/>
         </w:rPr>
-        <w:t>Completed an intensive 12-week bootcamp developing both technical and professional data competencies.</w:t>
+        <w:t>Conducted SQL queries and cleaned relational datasets exceeding 50,000 records.</w:t>
       </w:r>
     </w:p>
     <w:p>
@@ -1562,7 +2227,7 @@
           <w:szCs w:val="20"/>
           <w:lang w:eastAsia="en-GB"/>
         </w:rPr>
-        <w:t>Conducted SQL queries and cleaned relational datasets exceeding 50,000 records.</w:t>
+        <w:t>Created interactive Power BI dashboards to visualise sales performance, customer satisfaction, and delivery metrics.</w:t>
       </w:r>
     </w:p>
     <w:p>
@@ -1589,7 +2254,7 @@
           <w:szCs w:val="20"/>
           <w:lang w:eastAsia="en-GB"/>
         </w:rPr>
-        <w:t>Created interactive Power BI dashboards to visualise sales performance, customer satisfaction, and delivery metrics.</w:t>
+        <w:t>Applied Python (pandas, matplotlib) for statistical analysis and visual storytelling of customer feedback.</w:t>
       </w:r>
     </w:p>
     <w:p>
@@ -1616,16 +2281,144 @@
           <w:szCs w:val="20"/>
           <w:lang w:eastAsia="en-GB"/>
         </w:rPr>
-        <w:t>Applied Python (pandas, matplotlib) for statistical analysis and visual storytelling of customer feedback.</w:t>
+        <w:t>Collaborated in Agile sprints, leading data-driven presentations that supported business decisions and stakeholder communication.</w:t>
+      </w:r>
+      <w:r>
+        <w:rPr>
+          <w:rFonts w:ascii="Times New Roman" w:eastAsia="Times New Roman" w:hAnsi="Times New Roman" w:cs="Times New Roman"/>
+          <w:color w:val="000000" w:themeColor="text1"/>
+          <w:sz w:val="20"/>
+          <w:szCs w:val="20"/>
+          <w:lang w:eastAsia="en-GB"/>
+        </w:rPr>
+        <w:tab/>
       </w:r>
     </w:p>
     <w:p>
       <w:pPr>
+        <w:spacing w:after="0" w:line="240" w:lineRule="auto"/>
+        <w:ind w:left="714"/>
+        <w:rPr>
+          <w:rFonts w:ascii="Times New Roman" w:eastAsia="Times New Roman" w:hAnsi="Times New Roman" w:cs="Times New Roman"/>
+          <w:color w:val="000000" w:themeColor="text1"/>
+          <w:sz w:val="20"/>
+          <w:szCs w:val="20"/>
+          <w:lang w:eastAsia="en-GB"/>
+        </w:rPr>
+      </w:pPr>
+      <w:r>
+        <w:rPr>
+          <w:rFonts w:ascii="Times New Roman" w:eastAsia="Times New Roman" w:hAnsi="Times New Roman" w:cs="Times New Roman"/>
+          <w:color w:val="000000" w:themeColor="text1"/>
+          <w:sz w:val="20"/>
+          <w:szCs w:val="20"/>
+          <w:lang w:eastAsia="en-GB"/>
+        </w:rPr>
+        <w:tab/>
+      </w:r>
+      <w:r>
+        <w:rPr>
+          <w:rFonts w:ascii="Times New Roman" w:eastAsia="Times New Roman" w:hAnsi="Times New Roman" w:cs="Times New Roman"/>
+          <w:color w:val="000000" w:themeColor="text1"/>
+          <w:sz w:val="20"/>
+          <w:szCs w:val="20"/>
+          <w:lang w:eastAsia="en-GB"/>
+        </w:rPr>
+        <w:tab/>
+      </w:r>
+      <w:r>
+        <w:rPr>
+          <w:rFonts w:ascii="Times New Roman" w:eastAsia="Times New Roman" w:hAnsi="Times New Roman" w:cs="Times New Roman"/>
+          <w:color w:val="000000" w:themeColor="text1"/>
+          <w:sz w:val="20"/>
+          <w:szCs w:val="20"/>
+          <w:lang w:eastAsia="en-GB"/>
+        </w:rPr>
+        <w:tab/>
+      </w:r>
+      <w:r>
+        <w:rPr>
+          <w:rFonts w:ascii="Times New Roman" w:eastAsia="Times New Roman" w:hAnsi="Times New Roman" w:cs="Times New Roman"/>
+          <w:color w:val="000000" w:themeColor="text1"/>
+          <w:sz w:val="20"/>
+          <w:szCs w:val="20"/>
+          <w:lang w:eastAsia="en-GB"/>
+        </w:rPr>
+        <w:tab/>
+      </w:r>
+      <w:r>
+        <w:rPr>
+          <w:rFonts w:ascii="Times New Roman" w:eastAsia="Times New Roman" w:hAnsi="Times New Roman" w:cs="Times New Roman"/>
+          <w:color w:val="000000" w:themeColor="text1"/>
+          <w:sz w:val="20"/>
+          <w:szCs w:val="20"/>
+          <w:lang w:eastAsia="en-GB"/>
+        </w:rPr>
+        <w:tab/>
+      </w:r>
+      <w:r>
+        <w:rPr>
+          <w:rFonts w:ascii="Times New Roman" w:eastAsia="Times New Roman" w:hAnsi="Times New Roman" w:cs="Times New Roman"/>
+          <w:color w:val="000000" w:themeColor="text1"/>
+          <w:sz w:val="20"/>
+          <w:szCs w:val="20"/>
+          <w:lang w:eastAsia="en-GB"/>
+        </w:rPr>
+        <w:tab/>
+      </w:r>
+      <w:r>
+        <w:rPr>
+          <w:rFonts w:ascii="Times New Roman" w:eastAsia="Times New Roman" w:hAnsi="Times New Roman" w:cs="Times New Roman"/>
+          <w:color w:val="000000" w:themeColor="text1"/>
+          <w:sz w:val="20"/>
+          <w:szCs w:val="20"/>
+          <w:lang w:eastAsia="en-GB"/>
+        </w:rPr>
+        <w:tab/>
+      </w:r>
+    </w:p>
+    <w:p>
+      <w:pPr>
+        <w:spacing w:afterLines="20" w:after="48" w:line="240" w:lineRule="auto"/>
+        <w:rPr>
+          <w:rFonts w:ascii="Times New Roman" w:eastAsia="Times New Roman" w:hAnsi="Times New Roman" w:cs="Times New Roman"/>
+          <w:color w:val="000000" w:themeColor="text1"/>
+          <w:sz w:val="20"/>
+          <w:szCs w:val="20"/>
+          <w:lang w:eastAsia="en-GB"/>
+        </w:rPr>
+      </w:pPr>
+      <w:r>
+        <w:rPr>
+          <w:rFonts w:ascii="Times New Roman" w:eastAsia="Times New Roman" w:hAnsi="Times New Roman" w:cs="Times New Roman"/>
+          <w:b/>
+          <w:bCs/>
+          <w:color w:val="000000" w:themeColor="text1"/>
+          <w:sz w:val="22"/>
+          <w:szCs w:val="22"/>
+          <w:lang w:eastAsia="en-GB"/>
+        </w:rPr>
+        <w:t>Private Property Management – Landlord</w:t>
+      </w:r>
+      <w:r>
+        <w:rPr>
+          <w:rFonts w:ascii="Times New Roman" w:eastAsia="Times New Roman" w:hAnsi="Times New Roman" w:cs="Times New Roman"/>
+          <w:color w:val="000000" w:themeColor="text1"/>
+          <w:sz w:val="20"/>
+          <w:szCs w:val="20"/>
+          <w:lang w:eastAsia="en-GB"/>
+        </w:rPr>
+        <w:br/>
+        <w:t>2023 – Present</w:t>
+      </w:r>
+    </w:p>
+    <w:p>
+      <w:pPr>
         <w:numPr>
           <w:ilvl w:val="0"/>
-          <w:numId w:val="30"/>
+          <w:numId w:val="31"/>
         </w:numPr>
-        <w:spacing w:after="0" w:line="240" w:lineRule="auto"/>
+        <w:spacing w:afterLines="20" w:after="48" w:line="240" w:lineRule="auto"/>
         <w:ind w:left="714" w:hanging="357"/>
         <w:rPr>
           <w:rFonts w:ascii="Times New Roman" w:eastAsia="Times New Roman" w:hAnsi="Times New Roman" w:cs="Times New Roman"/>
@@ -1643,122 +2436,34 @@
           <w:szCs w:val="20"/>
           <w:lang w:eastAsia="en-GB"/>
         </w:rPr>
-        <w:t>Collaborated in Agile sprints, leading data-driven presentations that supported business decisions and stakeholder communication.</w:t>
-      </w:r>
-      <w:r>
-        <w:rPr>
-          <w:rFonts w:ascii="Times New Roman" w:eastAsia="Times New Roman" w:hAnsi="Times New Roman" w:cs="Times New Roman"/>
-          <w:color w:val="000000" w:themeColor="text1"/>
-          <w:sz w:val="20"/>
-          <w:szCs w:val="20"/>
-          <w:lang w:eastAsia="en-GB"/>
-        </w:rPr>
-        <w:tab/>
-      </w:r>
-      <w:r>
-        <w:rPr>
-          <w:rFonts w:ascii="Times New Roman" w:eastAsia="Times New Roman" w:hAnsi="Times New Roman" w:cs="Times New Roman"/>
-          <w:color w:val="000000" w:themeColor="text1"/>
-          <w:sz w:val="20"/>
-          <w:szCs w:val="20"/>
-          <w:lang w:eastAsia="en-GB"/>
-        </w:rPr>
-        <w:tab/>
-      </w:r>
-      <w:r>
-        <w:rPr>
-          <w:rFonts w:ascii="Times New Roman" w:eastAsia="Times New Roman" w:hAnsi="Times New Roman" w:cs="Times New Roman"/>
-          <w:color w:val="000000" w:themeColor="text1"/>
-          <w:sz w:val="20"/>
-          <w:szCs w:val="20"/>
-          <w:lang w:eastAsia="en-GB"/>
-        </w:rPr>
-        <w:tab/>
-      </w:r>
-      <w:r>
-        <w:rPr>
-          <w:rFonts w:ascii="Times New Roman" w:eastAsia="Times New Roman" w:hAnsi="Times New Roman" w:cs="Times New Roman"/>
-          <w:color w:val="000000" w:themeColor="text1"/>
-          <w:sz w:val="20"/>
-          <w:szCs w:val="20"/>
-          <w:lang w:eastAsia="en-GB"/>
-        </w:rPr>
-        <w:tab/>
-      </w:r>
-      <w:r>
-        <w:rPr>
-          <w:rFonts w:ascii="Times New Roman" w:eastAsia="Times New Roman" w:hAnsi="Times New Roman" w:cs="Times New Roman"/>
-          <w:color w:val="000000" w:themeColor="text1"/>
-          <w:sz w:val="20"/>
-          <w:szCs w:val="20"/>
-          <w:lang w:eastAsia="en-GB"/>
-        </w:rPr>
-        <w:tab/>
-      </w:r>
-      <w:r>
-        <w:rPr>
-          <w:rFonts w:ascii="Times New Roman" w:eastAsia="Times New Roman" w:hAnsi="Times New Roman" w:cs="Times New Roman"/>
-          <w:color w:val="000000" w:themeColor="text1"/>
-          <w:sz w:val="20"/>
-          <w:szCs w:val="20"/>
-          <w:lang w:eastAsia="en-GB"/>
-        </w:rPr>
-        <w:tab/>
-      </w:r>
-      <w:r>
-        <w:rPr>
-          <w:rFonts w:ascii="Times New Roman" w:eastAsia="Times New Roman" w:hAnsi="Times New Roman" w:cs="Times New Roman"/>
-          <w:color w:val="000000" w:themeColor="text1"/>
-          <w:sz w:val="20"/>
-          <w:szCs w:val="20"/>
-          <w:lang w:eastAsia="en-GB"/>
-        </w:rPr>
-        <w:tab/>
-      </w:r>
-      <w:r>
-        <w:rPr>
-          <w:rFonts w:ascii="Times New Roman" w:eastAsia="Times New Roman" w:hAnsi="Times New Roman" w:cs="Times New Roman"/>
-          <w:color w:val="000000" w:themeColor="text1"/>
-          <w:sz w:val="20"/>
-          <w:szCs w:val="20"/>
-          <w:lang w:eastAsia="en-GB"/>
-        </w:rPr>
-        <w:tab/>
+        <w:t>Manage and analyse financial records, rent collection, and maintenance budgets using Excel-based tracking systems.</w:t>
       </w:r>
     </w:p>
     <w:p>
       <w:pPr>
-        <w:rPr>
-          <w:rFonts w:ascii="Times New Roman" w:eastAsia="Times New Roman" w:hAnsi="Times New Roman" w:cs="Times New Roman"/>
-          <w:color w:val="000000" w:themeColor="text1"/>
-          <w:sz w:val="20"/>
-          <w:szCs w:val="20"/>
-          <w:lang w:eastAsia="en-GB"/>
-        </w:rPr>
-      </w:pPr>
-      <w:r>
-        <w:rPr>
-          <w:rFonts w:ascii="Times New Roman" w:eastAsia="Times New Roman" w:hAnsi="Times New Roman" w:cs="Times New Roman"/>
-          <w:b/>
-          <w:bCs/>
-          <w:color w:val="000000" w:themeColor="text1"/>
-          <w:lang w:eastAsia="en-GB"/>
-        </w:rPr>
-        <w:lastRenderedPageBreak/>
-        <w:t>Private Property Management – Landlord</w:t>
-      </w:r>
-      <w:r>
-        <w:rPr>
-          <w:rFonts w:ascii="Times New Roman" w:eastAsia="Times New Roman" w:hAnsi="Times New Roman" w:cs="Times New Roman"/>
-          <w:i/>
-          <w:iCs/>
-          <w:color w:val="000000" w:themeColor="text1"/>
-          <w:sz w:val="20"/>
-          <w:szCs w:val="20"/>
-          <w:lang w:eastAsia="en-GB"/>
-        </w:rPr>
-        <w:br/>
-        <w:t>2023 – Present</w:t>
+        <w:numPr>
+          <w:ilvl w:val="0"/>
+          <w:numId w:val="31"/>
+        </w:numPr>
+        <w:spacing w:afterLines="20" w:after="48" w:line="240" w:lineRule="auto"/>
+        <w:ind w:left="714" w:hanging="357"/>
+        <w:rPr>
+          <w:rFonts w:ascii="Times New Roman" w:eastAsia="Times New Roman" w:hAnsi="Times New Roman" w:cs="Times New Roman"/>
+          <w:color w:val="000000" w:themeColor="text1"/>
+          <w:sz w:val="20"/>
+          <w:szCs w:val="20"/>
+          <w:lang w:eastAsia="en-GB"/>
+        </w:rPr>
+      </w:pPr>
+      <w:r>
+        <w:rPr>
+          <w:rFonts w:ascii="Times New Roman" w:eastAsia="Times New Roman" w:hAnsi="Times New Roman" w:cs="Times New Roman"/>
+          <w:color w:val="000000" w:themeColor="text1"/>
+          <w:sz w:val="20"/>
+          <w:szCs w:val="20"/>
+          <w:lang w:eastAsia="en-GB"/>
+        </w:rPr>
+        <w:t>Perform cost analysis and forecasting to maximise profit margins and optimise resource allocation.</w:t>
       </w:r>
     </w:p>
     <w:p>
@@ -1785,7 +2490,7 @@
           <w:szCs w:val="20"/>
           <w:lang w:eastAsia="en-GB"/>
         </w:rPr>
-        <w:t>Manage and analyse financial records, rent collection, and maintenance budgets using Excel-based tracking systems.</w:t>
+        <w:t>Apply business intelligence methods to evaluate tenant retention rates, rental yield, and operational expenses.</w:t>
       </w:r>
     </w:p>
     <w:p>
@@ -1812,65 +2517,234 @@
           <w:szCs w:val="20"/>
           <w:lang w:eastAsia="en-GB"/>
         </w:rPr>
-        <w:t>Perform cost analysis and forecasting to maximise profit margins and optimise resource allocation.</w:t>
+        <w:t>Developed data discipline through independent management, strategic planning, and financial accountability.</w:t>
       </w:r>
     </w:p>
     <w:p>
       <w:pPr>
+        <w:spacing w:after="0" w:line="240" w:lineRule="auto"/>
+        <w:ind w:left="714"/>
+        <w:rPr>
+          <w:rFonts w:ascii="Times New Roman" w:eastAsia="Times New Roman" w:hAnsi="Times New Roman" w:cs="Times New Roman"/>
+          <w:color w:val="000000" w:themeColor="text1"/>
+          <w:sz w:val="20"/>
+          <w:szCs w:val="20"/>
+          <w:lang w:eastAsia="en-GB"/>
+        </w:rPr>
+      </w:pPr>
+    </w:p>
+    <w:p>
+      <w:pPr>
+        <w:spacing w:after="20" w:line="240" w:lineRule="auto"/>
+        <w:rPr>
+          <w:rFonts w:ascii="Times New Roman" w:eastAsia="Times New Roman" w:hAnsi="Times New Roman" w:cs="Times New Roman"/>
+          <w:color w:val="000000" w:themeColor="text1"/>
+          <w:sz w:val="20"/>
+          <w:szCs w:val="20"/>
+          <w:lang w:eastAsia="en-GB"/>
+        </w:rPr>
+      </w:pPr>
+      <w:r>
+        <w:rPr>
+          <w:rFonts w:ascii="Times New Roman" w:eastAsia="Times New Roman" w:hAnsi="Times New Roman" w:cs="Times New Roman"/>
+          <w:b/>
+          <w:bCs/>
+          <w:color w:val="000000" w:themeColor="text1"/>
+          <w:sz w:val="22"/>
+          <w:szCs w:val="22"/>
+          <w:lang w:eastAsia="en-GB"/>
+        </w:rPr>
+        <w:t>Jaguar Land Rover (JLR) – Production Operative</w:t>
+      </w:r>
+      <w:r>
+        <w:rPr>
+          <w:rFonts w:ascii="Times New Roman" w:eastAsia="Times New Roman" w:hAnsi="Times New Roman" w:cs="Times New Roman"/>
+          <w:color w:val="000000" w:themeColor="text1"/>
+          <w:sz w:val="20"/>
+          <w:szCs w:val="20"/>
+          <w:lang w:eastAsia="en-GB"/>
+        </w:rPr>
+        <w:t xml:space="preserve"> </w:t>
+      </w:r>
+      <w:r>
+        <w:rPr>
+          <w:rFonts w:ascii="Times New Roman" w:eastAsia="Times New Roman" w:hAnsi="Times New Roman" w:cs="Times New Roman"/>
+          <w:color w:val="000000" w:themeColor="text1"/>
+          <w:sz w:val="20"/>
+          <w:szCs w:val="20"/>
+          <w:lang w:eastAsia="en-GB"/>
+        </w:rPr>
+        <w:br/>
+        <w:t>Aug 2022 – Sep 2023</w:t>
+      </w:r>
+    </w:p>
+    <w:p>
+      <w:pPr>
+        <w:pStyle w:val="ListParagraph"/>
         <w:numPr>
           <w:ilvl w:val="0"/>
-          <w:numId w:val="31"/>
+          <w:numId w:val="40"/>
         </w:numPr>
-        <w:spacing w:after="0" w:line="240" w:lineRule="auto"/>
-        <w:ind w:left="714" w:hanging="357"/>
-        <w:rPr>
-          <w:rFonts w:ascii="Times New Roman" w:eastAsia="Times New Roman" w:hAnsi="Times New Roman" w:cs="Times New Roman"/>
-          <w:color w:val="000000" w:themeColor="text1"/>
-          <w:sz w:val="20"/>
-          <w:szCs w:val="20"/>
-          <w:lang w:eastAsia="en-GB"/>
-        </w:rPr>
-      </w:pPr>
-      <w:r>
-        <w:rPr>
-          <w:rFonts w:ascii="Times New Roman" w:eastAsia="Times New Roman" w:hAnsi="Times New Roman" w:cs="Times New Roman"/>
-          <w:color w:val="000000" w:themeColor="text1"/>
-          <w:sz w:val="20"/>
-          <w:szCs w:val="20"/>
-          <w:lang w:eastAsia="en-GB"/>
-        </w:rPr>
-        <w:t>Apply business intelligence methods to evaluate tenant retention rates, rental yield, and operational expenses.</w:t>
+        <w:spacing w:after="20" w:line="240" w:lineRule="auto"/>
+        <w:rPr>
+          <w:rFonts w:ascii="Times New Roman" w:eastAsia="Times New Roman" w:hAnsi="Times New Roman" w:cs="Times New Roman"/>
+          <w:color w:val="000000" w:themeColor="text1"/>
+          <w:sz w:val="20"/>
+          <w:szCs w:val="20"/>
+          <w:lang w:eastAsia="en-GB"/>
+        </w:rPr>
+      </w:pPr>
+      <w:r>
+        <w:rPr>
+          <w:rFonts w:ascii="Times New Roman" w:eastAsia="Times New Roman" w:hAnsi="Times New Roman" w:cs="Times New Roman"/>
+          <w:color w:val="000000" w:themeColor="text1"/>
+          <w:sz w:val="20"/>
+          <w:szCs w:val="20"/>
+          <w:lang w:eastAsia="en-GB"/>
+        </w:rPr>
+        <w:t>Supported high-volume automotive manufacturing operations, contributing to process optimisation, workflow efficiency, and strict compliance with quality and production standards.</w:t>
       </w:r>
     </w:p>
     <w:p>
       <w:pPr>
+        <w:spacing w:after="20" w:line="240" w:lineRule="auto"/>
+        <w:rPr>
+          <w:rFonts w:ascii="Times New Roman" w:eastAsia="Times New Roman" w:hAnsi="Times New Roman" w:cs="Times New Roman"/>
+          <w:color w:val="000000" w:themeColor="text1"/>
+          <w:sz w:val="20"/>
+          <w:szCs w:val="20"/>
+          <w:lang w:eastAsia="en-GB"/>
+        </w:rPr>
+      </w:pPr>
+    </w:p>
+    <w:p>
+      <w:pPr>
+        <w:spacing w:after="20" w:line="240" w:lineRule="auto"/>
+        <w:rPr>
+          <w:rFonts w:ascii="Times New Roman" w:eastAsia="Times New Roman" w:hAnsi="Times New Roman" w:cs="Times New Roman"/>
+          <w:color w:val="000000" w:themeColor="text1"/>
+          <w:sz w:val="20"/>
+          <w:szCs w:val="20"/>
+          <w:lang w:eastAsia="en-GB"/>
+        </w:rPr>
+      </w:pPr>
+      <w:r>
+        <w:rPr>
+          <w:rFonts w:ascii="Times New Roman" w:eastAsia="Times New Roman" w:hAnsi="Times New Roman" w:cs="Times New Roman"/>
+          <w:b/>
+          <w:bCs/>
+          <w:color w:val="000000" w:themeColor="text1"/>
+          <w:sz w:val="22"/>
+          <w:szCs w:val="22"/>
+          <w:lang w:eastAsia="en-GB"/>
+        </w:rPr>
+        <w:t>Ministry of Education, Saint Lucia – Systems Analyst Intern</w:t>
+      </w:r>
+      <w:r>
+        <w:rPr>
+          <w:rFonts w:ascii="Times New Roman" w:eastAsia="Times New Roman" w:hAnsi="Times New Roman" w:cs="Times New Roman"/>
+          <w:color w:val="000000" w:themeColor="text1"/>
+          <w:sz w:val="20"/>
+          <w:szCs w:val="20"/>
+          <w:lang w:eastAsia="en-GB"/>
+        </w:rPr>
+        <w:br/>
+      </w:r>
+      <w:r>
+        <w:rPr>
+          <w:rFonts w:ascii="Times New Roman" w:eastAsia="Times New Roman" w:hAnsi="Times New Roman" w:cs="Times New Roman"/>
+          <w:color w:val="000000" w:themeColor="text1"/>
+          <w:sz w:val="20"/>
+          <w:szCs w:val="20"/>
+          <w:lang w:eastAsia="en-GB"/>
+        </w:rPr>
+        <w:t>July 2022- August 2022</w:t>
+      </w:r>
+    </w:p>
+    <w:p>
+      <w:pPr>
+        <w:pStyle w:val="ListParagraph"/>
         <w:numPr>
           <w:ilvl w:val="0"/>
-          <w:numId w:val="31"/>
+          <w:numId w:val="41"/>
         </w:numPr>
-        <w:spacing w:after="0" w:line="240" w:lineRule="auto"/>
-        <w:ind w:left="714" w:hanging="357"/>
-        <w:rPr>
-          <w:rFonts w:ascii="Times New Roman" w:eastAsia="Times New Roman" w:hAnsi="Times New Roman" w:cs="Times New Roman"/>
-          <w:color w:val="000000" w:themeColor="text1"/>
-          <w:sz w:val="20"/>
-          <w:szCs w:val="20"/>
-          <w:lang w:eastAsia="en-GB"/>
-        </w:rPr>
-      </w:pPr>
-      <w:r>
-        <w:rPr>
-          <w:rFonts w:ascii="Times New Roman" w:eastAsia="Times New Roman" w:hAnsi="Times New Roman" w:cs="Times New Roman"/>
-          <w:color w:val="000000" w:themeColor="text1"/>
-          <w:sz w:val="20"/>
-          <w:szCs w:val="20"/>
-          <w:lang w:eastAsia="en-GB"/>
-        </w:rPr>
-        <w:t>Developed data discipline through independent management, strategic planning, and financial accountability.</w:t>
+        <w:spacing w:after="20" w:line="240" w:lineRule="auto"/>
+        <w:rPr>
+          <w:rFonts w:ascii="Times New Roman" w:eastAsia="Times New Roman" w:hAnsi="Times New Roman" w:cs="Times New Roman"/>
+          <w:color w:val="000000" w:themeColor="text1"/>
+          <w:sz w:val="20"/>
+          <w:szCs w:val="20"/>
+          <w:lang w:eastAsia="en-GB"/>
+        </w:rPr>
+      </w:pPr>
+      <w:r>
+        <w:rPr>
+          <w:rFonts w:ascii="Times New Roman" w:eastAsia="Times New Roman" w:hAnsi="Times New Roman" w:cs="Times New Roman"/>
+          <w:color w:val="000000" w:themeColor="text1"/>
+          <w:sz w:val="20"/>
+          <w:szCs w:val="20"/>
+          <w:lang w:eastAsia="en-GB"/>
+        </w:rPr>
+        <w:t xml:space="preserve">Performed data entry and validation for external examination systems. </w:t>
       </w:r>
     </w:p>
     <w:p>
       <w:pPr>
+        <w:pStyle w:val="ListParagraph"/>
+        <w:numPr>
+          <w:ilvl w:val="0"/>
+          <w:numId w:val="41"/>
+        </w:numPr>
+        <w:spacing w:after="20" w:line="240" w:lineRule="auto"/>
+        <w:rPr>
+          <w:rFonts w:ascii="Times New Roman" w:eastAsia="Times New Roman" w:hAnsi="Times New Roman" w:cs="Times New Roman"/>
+          <w:color w:val="000000" w:themeColor="text1"/>
+          <w:sz w:val="20"/>
+          <w:szCs w:val="20"/>
+          <w:lang w:eastAsia="en-GB"/>
+        </w:rPr>
+      </w:pPr>
+      <w:r>
+        <w:rPr>
+          <w:rFonts w:ascii="Times New Roman" w:eastAsia="Times New Roman" w:hAnsi="Times New Roman" w:cs="Times New Roman"/>
+          <w:color w:val="000000" w:themeColor="text1"/>
+          <w:sz w:val="20"/>
+          <w:szCs w:val="20"/>
+          <w:lang w:eastAsia="en-GB"/>
+        </w:rPr>
+        <w:t xml:space="preserve">Supported basic web development tasks and system enhancements. </w:t>
+      </w:r>
+    </w:p>
+    <w:p>
+      <w:pPr>
+        <w:pStyle w:val="ListParagraph"/>
+        <w:numPr>
+          <w:ilvl w:val="0"/>
+          <w:numId w:val="41"/>
+        </w:numPr>
+        <w:spacing w:line="240" w:lineRule="auto"/>
+        <w:rPr>
+          <w:rFonts w:ascii="Times New Roman" w:eastAsia="Times New Roman" w:hAnsi="Times New Roman" w:cs="Times New Roman"/>
+          <w:color w:val="000000" w:themeColor="text1"/>
+          <w:sz w:val="20"/>
+          <w:szCs w:val="20"/>
+          <w:lang w:eastAsia="en-GB"/>
+        </w:rPr>
+      </w:pPr>
+      <w:r>
+        <w:rPr>
+          <w:rFonts w:ascii="Times New Roman" w:eastAsia="Times New Roman" w:hAnsi="Times New Roman" w:cs="Times New Roman"/>
+          <w:color w:val="000000" w:themeColor="text1"/>
+          <w:sz w:val="20"/>
+          <w:szCs w:val="20"/>
+          <w:lang w:eastAsia="en-GB"/>
+        </w:rPr>
+        <w:t>Investigated and resolved user-raised technical tickets within an Agile (Scrum) environment.</w:t>
+      </w:r>
+    </w:p>
+    <w:p>
+      <w:pPr>
+        <w:spacing w:afterLines="20" w:after="48" w:line="240" w:lineRule="auto"/>
         <w:rPr>
           <w:rFonts w:ascii="Times New Roman" w:eastAsia="Times New Roman" w:hAnsi="Times New Roman" w:cs="Times New Roman"/>
           <w:color w:val="000000" w:themeColor="text1"/>
@@ -1885,42 +2759,20 @@
           <w:b/>
           <w:bCs/>
           <w:color w:val="000000" w:themeColor="text1"/>
-          <w:sz w:val="20"/>
-          <w:szCs w:val="20"/>
-          <w:lang w:eastAsia="en-GB"/>
-        </w:rPr>
-        <w:t>Jaguar Land Rover (JLR) – Production Operative</w:t>
-      </w:r>
-      <w:r>
-        <w:rPr>
-          <w:rFonts w:ascii="Times New Roman" w:eastAsia="Times New Roman" w:hAnsi="Times New Roman" w:cs="Times New Roman"/>
-          <w:color w:val="000000" w:themeColor="text1"/>
-          <w:sz w:val="20"/>
-          <w:szCs w:val="20"/>
-          <w:lang w:eastAsia="en-GB"/>
-        </w:rPr>
-        <w:br/>
-      </w:r>
-      <w:r>
-        <w:rPr>
-          <w:rFonts w:ascii="Times New Roman" w:eastAsia="Times New Roman" w:hAnsi="Times New Roman" w:cs="Times New Roman"/>
-          <w:i/>
-          <w:iCs/>
-          <w:color w:val="000000" w:themeColor="text1"/>
-          <w:sz w:val="20"/>
-          <w:szCs w:val="20"/>
-          <w:lang w:eastAsia="en-GB"/>
-        </w:rPr>
-        <w:t>Aug 2022 – Sep 2023</w:t>
+          <w:sz w:val="22"/>
+          <w:szCs w:val="22"/>
+          <w:lang w:eastAsia="en-GB"/>
+        </w:rPr>
+        <w:t>Education &amp; Certifications</w:t>
       </w:r>
     </w:p>
     <w:p>
       <w:pPr>
         <w:numPr>
           <w:ilvl w:val="0"/>
-          <w:numId w:val="32"/>
+          <w:numId w:val="34"/>
         </w:numPr>
-        <w:spacing w:after="0" w:line="240" w:lineRule="auto"/>
+        <w:spacing w:afterLines="20" w:after="48" w:line="240" w:lineRule="auto"/>
         <w:ind w:left="714" w:hanging="357"/>
         <w:rPr>
           <w:rFonts w:ascii="Times New Roman" w:eastAsia="Times New Roman" w:hAnsi="Times New Roman" w:cs="Times New Roman"/>
@@ -1938,16 +2790,16 @@
           <w:szCs w:val="20"/>
           <w:lang w:eastAsia="en-GB"/>
         </w:rPr>
-        <w:t>Supported high-volume automotive manufacturing operations with a focus on data accuracy and process optimisation.</w:t>
+        <w:t>Microsoft PL-900: Power Platform Fundamentals – Pending</w:t>
       </w:r>
     </w:p>
     <w:p>
       <w:pPr>
         <w:numPr>
           <w:ilvl w:val="0"/>
-          <w:numId w:val="32"/>
+          <w:numId w:val="34"/>
         </w:numPr>
-        <w:spacing w:after="0" w:line="240" w:lineRule="auto"/>
+        <w:spacing w:afterLines="20" w:after="48" w:line="240" w:lineRule="auto"/>
         <w:ind w:left="714" w:hanging="357"/>
         <w:rPr>
           <w:rFonts w:ascii="Times New Roman" w:eastAsia="Times New Roman" w:hAnsi="Times New Roman" w:cs="Times New Roman"/>
@@ -1965,205 +2817,7 @@
           <w:szCs w:val="20"/>
           <w:lang w:eastAsia="en-GB"/>
         </w:rPr>
-        <w:t>Collaborated across departments to streamline workflow, enhance output quality, and ensure 100% compliance with manufacturing standards.</w:t>
-      </w:r>
-    </w:p>
-    <w:p>
-      <w:pPr>
-        <w:rPr>
-          <w:rFonts w:ascii="Times New Roman" w:eastAsia="Times New Roman" w:hAnsi="Times New Roman" w:cs="Times New Roman"/>
-          <w:color w:val="000000" w:themeColor="text1"/>
-          <w:sz w:val="20"/>
-          <w:szCs w:val="20"/>
-          <w:lang w:eastAsia="en-GB"/>
-        </w:rPr>
-      </w:pPr>
-      <w:r>
-        <w:rPr>
-          <w:rFonts w:ascii="Times New Roman" w:eastAsia="Times New Roman" w:hAnsi="Times New Roman" w:cs="Times New Roman"/>
-          <w:b/>
-          <w:bCs/>
-          <w:color w:val="000000" w:themeColor="text1"/>
-          <w:sz w:val="20"/>
-          <w:szCs w:val="20"/>
-          <w:lang w:eastAsia="en-GB"/>
-        </w:rPr>
-        <w:t>Ministry of Education, Saint Lucia – Systems Analyst Intern</w:t>
-      </w:r>
-      <w:r>
-        <w:rPr>
-          <w:rFonts w:ascii="Times New Roman" w:eastAsia="Times New Roman" w:hAnsi="Times New Roman" w:cs="Times New Roman"/>
-          <w:color w:val="000000" w:themeColor="text1"/>
-          <w:sz w:val="20"/>
-          <w:szCs w:val="20"/>
-          <w:lang w:eastAsia="en-GB"/>
-        </w:rPr>
-        <w:br/>
-      </w:r>
-      <w:r>
-        <w:rPr>
-          <w:rFonts w:ascii="Times New Roman" w:eastAsia="Times New Roman" w:hAnsi="Times New Roman" w:cs="Times New Roman"/>
-          <w:i/>
-          <w:iCs/>
-          <w:color w:val="000000" w:themeColor="text1"/>
-          <w:sz w:val="20"/>
-          <w:szCs w:val="20"/>
-          <w:lang w:eastAsia="en-GB"/>
-        </w:rPr>
-        <w:t>Summer 2022</w:t>
-      </w:r>
-    </w:p>
-    <w:p>
-      <w:pPr>
-        <w:numPr>
-          <w:ilvl w:val="0"/>
-          <w:numId w:val="33"/>
-        </w:numPr>
-        <w:spacing w:after="0" w:line="240" w:lineRule="auto"/>
-        <w:ind w:left="714" w:hanging="357"/>
-        <w:rPr>
-          <w:rFonts w:ascii="Times New Roman" w:eastAsia="Times New Roman" w:hAnsi="Times New Roman" w:cs="Times New Roman"/>
-          <w:color w:val="000000" w:themeColor="text1"/>
-          <w:sz w:val="20"/>
-          <w:szCs w:val="20"/>
-          <w:lang w:eastAsia="en-GB"/>
-        </w:rPr>
-      </w:pPr>
-      <w:r>
-        <w:rPr>
-          <w:rFonts w:ascii="Times New Roman" w:eastAsia="Times New Roman" w:hAnsi="Times New Roman" w:cs="Times New Roman"/>
-          <w:color w:val="000000" w:themeColor="text1"/>
-          <w:sz w:val="20"/>
-          <w:szCs w:val="20"/>
-          <w:lang w:eastAsia="en-GB"/>
-        </w:rPr>
-        <w:t>Participated in systems analysis for external examination grading software.</w:t>
-      </w:r>
-    </w:p>
-    <w:p>
-      <w:pPr>
-        <w:numPr>
-          <w:ilvl w:val="0"/>
-          <w:numId w:val="33"/>
-        </w:numPr>
-        <w:spacing w:after="0" w:line="240" w:lineRule="auto"/>
-        <w:ind w:left="714" w:hanging="357"/>
-        <w:rPr>
-          <w:rFonts w:ascii="Times New Roman" w:eastAsia="Times New Roman" w:hAnsi="Times New Roman" w:cs="Times New Roman"/>
-          <w:color w:val="000000" w:themeColor="text1"/>
-          <w:sz w:val="20"/>
-          <w:szCs w:val="20"/>
-          <w:lang w:eastAsia="en-GB"/>
-        </w:rPr>
-      </w:pPr>
-      <w:r>
-        <w:rPr>
-          <w:rFonts w:ascii="Times New Roman" w:eastAsia="Times New Roman" w:hAnsi="Times New Roman" w:cs="Times New Roman"/>
-          <w:color w:val="000000" w:themeColor="text1"/>
-          <w:sz w:val="20"/>
-          <w:szCs w:val="20"/>
-          <w:lang w:eastAsia="en-GB"/>
-        </w:rPr>
-        <w:t>Identified and resolved processing errors, improving system performance accuracy by 15%.</w:t>
-      </w:r>
-    </w:p>
-    <w:p>
-      <w:pPr>
-        <w:numPr>
-          <w:ilvl w:val="0"/>
-          <w:numId w:val="33"/>
-        </w:numPr>
-        <w:spacing w:after="0" w:line="240" w:lineRule="auto"/>
-        <w:ind w:left="714" w:hanging="357"/>
-        <w:rPr>
-          <w:rFonts w:ascii="Times New Roman" w:eastAsia="Times New Roman" w:hAnsi="Times New Roman" w:cs="Times New Roman"/>
-          <w:color w:val="000000" w:themeColor="text1"/>
-          <w:sz w:val="20"/>
-          <w:szCs w:val="20"/>
-          <w:lang w:eastAsia="en-GB"/>
-        </w:rPr>
-      </w:pPr>
-      <w:r>
-        <w:rPr>
-          <w:rFonts w:ascii="Times New Roman" w:eastAsia="Times New Roman" w:hAnsi="Times New Roman" w:cs="Times New Roman"/>
-          <w:color w:val="000000" w:themeColor="text1"/>
-          <w:sz w:val="20"/>
-          <w:szCs w:val="20"/>
-          <w:lang w:eastAsia="en-GB"/>
-        </w:rPr>
-        <w:t>Documented system requirements and attended Scrum meetings focusing on data integrity and performance enhancement.</w:t>
-      </w:r>
-    </w:p>
-    <w:p>
-      <w:pPr>
-        <w:rPr>
-          <w:rFonts w:ascii="Times New Roman" w:eastAsia="Times New Roman" w:hAnsi="Times New Roman" w:cs="Times New Roman"/>
-          <w:color w:val="000000" w:themeColor="text1"/>
-          <w:sz w:val="20"/>
-          <w:szCs w:val="20"/>
-          <w:lang w:eastAsia="en-GB"/>
-        </w:rPr>
-      </w:pPr>
-      <w:r>
-        <w:rPr>
-          <w:rFonts w:ascii="Times New Roman" w:eastAsia="Times New Roman" w:hAnsi="Times New Roman" w:cs="Times New Roman"/>
-          <w:color w:val="000000" w:themeColor="text1"/>
-          <w:sz w:val="20"/>
-          <w:szCs w:val="20"/>
-          <w:lang w:eastAsia="en-GB"/>
-        </w:rPr>
-        <w:pict w14:anchorId="128A0CE7">
-          <v:rect id="_x0000_i1028" style="width:0;height:1.5pt" o:hralign="center" o:hrstd="t" o:hr="t" fillcolor="#a0a0a0" stroked="f"/>
-        </w:pict>
-      </w:r>
-    </w:p>
-    <w:p>
-      <w:pPr>
-        <w:rPr>
-          <w:rFonts w:ascii="Times New Roman" w:eastAsia="Times New Roman" w:hAnsi="Times New Roman" w:cs="Times New Roman"/>
-          <w:b/>
-          <w:bCs/>
-          <w:color w:val="000000" w:themeColor="text1"/>
-          <w:sz w:val="20"/>
-          <w:szCs w:val="20"/>
-          <w:lang w:eastAsia="en-GB"/>
-        </w:rPr>
-      </w:pPr>
-      <w:r>
-        <w:rPr>
-          <w:rFonts w:ascii="Times New Roman" w:eastAsia="Times New Roman" w:hAnsi="Times New Roman" w:cs="Times New Roman"/>
-          <w:b/>
-          <w:bCs/>
-          <w:color w:val="000000" w:themeColor="text1"/>
-          <w:sz w:val="20"/>
-          <w:szCs w:val="20"/>
-          <w:lang w:eastAsia="en-GB"/>
-        </w:rPr>
-        <w:t xml:space="preserve">Education &amp; </w:t>
-      </w:r>
-      <w:r>
-        <w:rPr>
-          <w:rFonts w:ascii="Times New Roman" w:eastAsia="Times New Roman" w:hAnsi="Times New Roman" w:cs="Times New Roman"/>
-          <w:b/>
-          <w:bCs/>
-          <w:color w:val="000000" w:themeColor="text1"/>
-          <w:sz w:val="20"/>
-          <w:szCs w:val="20"/>
-          <w:lang w:eastAsia="en-GB"/>
-        </w:rPr>
-        <w:t>C</w:t>
-      </w:r>
-      <w:r>
-        <w:rPr>
-          <w:rFonts w:ascii="Times New Roman" w:eastAsia="Times New Roman" w:hAnsi="Times New Roman" w:cs="Times New Roman"/>
-          <w:b/>
-          <w:bCs/>
-          <w:color w:val="000000" w:themeColor="text1"/>
-          <w:sz w:val="20"/>
-          <w:szCs w:val="20"/>
-          <w:lang w:eastAsia="en-GB"/>
-        </w:rPr>
-        <w:t>ertifications</w:t>
+        <w:t>Coventry University: B.Sc. Information Technology for Business – Upper Second-Class (2:1) (2020–2024)</w:t>
       </w:r>
     </w:p>
     <w:p>
@@ -2190,19 +2844,7 @@
           <w:szCs w:val="20"/>
           <w:lang w:eastAsia="en-GB"/>
         </w:rPr>
-        <w:t xml:space="preserve">Microsoft PL-900: Power Platform Fundamentals – </w:t>
-      </w:r>
-      <w:r>
-        <w:rPr>
-          <w:rFonts w:ascii="Times New Roman" w:eastAsia="Times New Roman" w:hAnsi="Times New Roman" w:cs="Times New Roman"/>
-          <w:i/>
-          <w:iCs/>
-          <w:color w:val="000000" w:themeColor="text1"/>
-          <w:sz w:val="20"/>
-          <w:szCs w:val="20"/>
-          <w:lang w:eastAsia="en-GB"/>
-        </w:rPr>
-        <w:t>Pending</w:t>
+        <w:t>Arthur Terry School– Computer Science (C), Mathematics (D), Business Studies (C) (2018–2020)</w:t>
       </w:r>
     </w:p>
     <w:p>
@@ -2229,16 +2871,53 @@
           <w:szCs w:val="20"/>
           <w:lang w:eastAsia="en-GB"/>
         </w:rPr>
-        <w:t>Touchstone Education: CPD Certification (2024)</w:t>
+        <w:t>Ciceron Secondary School, Saint Lucia: 8 CXC/CSEC Passes (4 Distinctions); Valedictorian (2018)</w:t>
       </w:r>
     </w:p>
     <w:p>
       <w:pPr>
+        <w:spacing w:after="0" w:line="240" w:lineRule="auto"/>
+        <w:ind w:left="714"/>
+        <w:rPr>
+          <w:rFonts w:ascii="Times New Roman" w:eastAsia="Times New Roman" w:hAnsi="Times New Roman" w:cs="Times New Roman"/>
+          <w:color w:val="000000" w:themeColor="text1"/>
+          <w:sz w:val="20"/>
+          <w:szCs w:val="20"/>
+          <w:lang w:eastAsia="en-GB"/>
+        </w:rPr>
+      </w:pPr>
+    </w:p>
+    <w:p>
+      <w:pPr>
+        <w:spacing w:afterLines="20" w:after="48" w:line="240" w:lineRule="auto"/>
+        <w:rPr>
+          <w:rFonts w:ascii="Times New Roman" w:eastAsia="Times New Roman" w:hAnsi="Times New Roman" w:cs="Times New Roman"/>
+          <w:color w:val="000000" w:themeColor="text1"/>
+          <w:sz w:val="20"/>
+          <w:szCs w:val="20"/>
+          <w:lang w:eastAsia="en-GB"/>
+        </w:rPr>
+      </w:pPr>
+      <w:r>
+        <w:rPr>
+          <w:rFonts w:ascii="Times New Roman" w:eastAsia="Times New Roman" w:hAnsi="Times New Roman" w:cs="Times New Roman"/>
+          <w:b/>
+          <w:bCs/>
+          <w:color w:val="000000" w:themeColor="text1"/>
+          <w:sz w:val="22"/>
+          <w:szCs w:val="22"/>
+          <w:lang w:eastAsia="en-GB"/>
+        </w:rPr>
+        <w:t>Project Highlights</w:t>
+      </w:r>
+    </w:p>
+    <w:p>
+      <w:pPr>
         <w:numPr>
           <w:ilvl w:val="0"/>
-          <w:numId w:val="34"/>
+          <w:numId w:val="35"/>
         </w:numPr>
-        <w:spacing w:after="0" w:line="240" w:lineRule="auto"/>
+        <w:spacing w:afterLines="20" w:after="48" w:line="240" w:lineRule="auto"/>
         <w:ind w:left="714" w:hanging="357"/>
         <w:rPr>
           <w:rFonts w:ascii="Times New Roman" w:eastAsia="Times New Roman" w:hAnsi="Times New Roman" w:cs="Times New Roman"/>
@@ -2256,38 +2935,26 @@
           <w:szCs w:val="20"/>
           <w:lang w:eastAsia="en-GB"/>
         </w:rPr>
-        <w:t xml:space="preserve">Coventry University: B.Sc. Information Technology for Business – </w:t>
-      </w:r>
-      <w:r>
-        <w:rPr>
-          <w:rFonts w:ascii="Times New Roman" w:eastAsia="Times New Roman" w:hAnsi="Times New Roman" w:cs="Times New Roman"/>
-          <w:i/>
-          <w:iCs/>
-          <w:color w:val="000000" w:themeColor="text1"/>
-          <w:sz w:val="20"/>
-          <w:szCs w:val="20"/>
-          <w:lang w:eastAsia="en-GB"/>
-        </w:rPr>
-        <w:t>Upper Second-Class (2:1)</w:t>
-      </w:r>
-      <w:r>
-        <w:rPr>
-          <w:rFonts w:ascii="Times New Roman" w:eastAsia="Times New Roman" w:hAnsi="Times New Roman" w:cs="Times New Roman"/>
-          <w:color w:val="000000" w:themeColor="text1"/>
-          <w:sz w:val="20"/>
-          <w:szCs w:val="20"/>
-          <w:lang w:eastAsia="en-GB"/>
-        </w:rPr>
-        <w:t xml:space="preserve"> (2020–2024)</w:t>
+        <w:t>Sales Prediction Model: Built a Python regression model forecasting monthly sales with 85% accuracy.</w:t>
+      </w:r>
+      <w:r>
+        <w:rPr>
+          <w:rFonts w:ascii="Times New Roman" w:eastAsia="Times New Roman" w:hAnsi="Times New Roman" w:cs="Times New Roman"/>
+          <w:color w:val="000000" w:themeColor="text1"/>
+          <w:sz w:val="20"/>
+          <w:szCs w:val="20"/>
+          <w:lang w:eastAsia="en-GB"/>
+        </w:rPr>
+        <w:t xml:space="preserve"> </w:t>
       </w:r>
     </w:p>
     <w:p>
       <w:pPr>
         <w:numPr>
           <w:ilvl w:val="0"/>
-          <w:numId w:val="34"/>
+          <w:numId w:val="35"/>
         </w:numPr>
-        <w:spacing w:after="0" w:line="240" w:lineRule="auto"/>
+        <w:spacing w:afterLines="20" w:after="48" w:line="240" w:lineRule="auto"/>
         <w:ind w:left="714" w:hanging="357"/>
         <w:rPr>
           <w:rFonts w:ascii="Times New Roman" w:eastAsia="Times New Roman" w:hAnsi="Times New Roman" w:cs="Times New Roman"/>
@@ -2298,80 +2965,6 @@
         </w:rPr>
       </w:pPr>
       <w:r>
-        <w:rPr>
-          <w:rFonts w:ascii="Times New Roman" w:eastAsia="Times New Roman" w:hAnsi="Times New Roman" w:cs="Times New Roman"/>
-          <w:color w:val="000000" w:themeColor="text1"/>
-          <w:sz w:val="20"/>
-          <w:szCs w:val="20"/>
-          <w:lang w:eastAsia="en-GB"/>
-        </w:rPr>
-        <w:t>Arthur Terry School: A-Levels – Computer Science (C), Mathematics (D), Business Studies (C) (2018–2020)</w:t>
-      </w:r>
-    </w:p>
-    <w:p>
-      <w:pPr>
-        <w:numPr>
-          <w:ilvl w:val="0"/>
-          <w:numId w:val="34"/>
-        </w:numPr>
-        <w:spacing w:after="0" w:line="240" w:lineRule="auto"/>
-        <w:ind w:left="714" w:hanging="357"/>
-        <w:rPr>
-          <w:rFonts w:ascii="Times New Roman" w:eastAsia="Times New Roman" w:hAnsi="Times New Roman" w:cs="Times New Roman"/>
-          <w:color w:val="000000" w:themeColor="text1"/>
-          <w:sz w:val="20"/>
-          <w:szCs w:val="20"/>
-          <w:lang w:eastAsia="en-GB"/>
-        </w:rPr>
-      </w:pPr>
-      <w:r>
-        <w:rPr>
-          <w:rFonts w:ascii="Times New Roman" w:eastAsia="Times New Roman" w:hAnsi="Times New Roman" w:cs="Times New Roman"/>
-          <w:color w:val="000000" w:themeColor="text1"/>
-          <w:sz w:val="20"/>
-          <w:szCs w:val="20"/>
-          <w:lang w:eastAsia="en-GB"/>
-        </w:rPr>
-        <w:t xml:space="preserve">Ciceron Secondary School, Saint Lucia: 8 CXC/CSEC Passes (4 Distinctions); </w:t>
-      </w:r>
-      <w:r>
-        <w:rPr>
-          <w:rFonts w:ascii="Times New Roman" w:eastAsia="Times New Roman" w:hAnsi="Times New Roman" w:cs="Times New Roman"/>
-          <w:i/>
-          <w:iCs/>
-          <w:color w:val="000000" w:themeColor="text1"/>
-          <w:sz w:val="20"/>
-          <w:szCs w:val="20"/>
-          <w:lang w:eastAsia="en-GB"/>
-        </w:rPr>
-        <w:t>Valedictorian (2018)</w:t>
-      </w:r>
-    </w:p>
-    <w:p>
-      <w:pPr>
-        <w:rPr>
-          <w:rFonts w:ascii="Times New Roman" w:eastAsia="Times New Roman" w:hAnsi="Times New Roman" w:cs="Times New Roman"/>
-          <w:color w:val="000000" w:themeColor="text1"/>
-          <w:sz w:val="20"/>
-          <w:szCs w:val="20"/>
-          <w:lang w:eastAsia="en-GB"/>
-        </w:rPr>
-      </w:pPr>
-      <w:r>
-        <w:rPr>
-          <w:rFonts w:ascii="Times New Roman" w:eastAsia="Times New Roman" w:hAnsi="Times New Roman" w:cs="Times New Roman"/>
-          <w:color w:val="000000" w:themeColor="text1"/>
-          <w:sz w:val="20"/>
-          <w:szCs w:val="20"/>
-          <w:lang w:eastAsia="en-GB"/>
-        </w:rPr>
-        <w:pict w14:anchorId="551DC5E5">
-          <v:rect id="_x0000_i1029" style="width:0;height:1.5pt" o:hralign="center" o:hrstd="t" o:hr="t" fillcolor="#a0a0a0" stroked="f"/>
-        </w:pict>
-      </w:r>
-    </w:p>
-    <w:p>
-      <w:pPr>
         <w:rPr>
           <w:rFonts w:ascii="Times New Roman" w:eastAsia="Times New Roman" w:hAnsi="Times New Roman" w:cs="Times New Roman"/>
           <w:b/>
@@ -2381,42 +2974,28 @@
           <w:szCs w:val="20"/>
           <w:lang w:eastAsia="en-GB"/>
         </w:rPr>
-      </w:pPr>
-      <w:r>
-        <w:rPr>
-          <w:rFonts w:ascii="Times New Roman" w:eastAsia="Times New Roman" w:hAnsi="Times New Roman" w:cs="Times New Roman"/>
-          <w:b/>
-          <w:bCs/>
-          <w:color w:val="000000" w:themeColor="text1"/>
-          <w:sz w:val="20"/>
-          <w:szCs w:val="20"/>
-          <w:lang w:eastAsia="en-GB"/>
-        </w:rPr>
-        <w:t xml:space="preserve">Project </w:t>
-      </w:r>
-      <w:r>
-        <w:rPr>
-          <w:rFonts w:ascii="Times New Roman" w:eastAsia="Times New Roman" w:hAnsi="Times New Roman" w:cs="Times New Roman"/>
-          <w:b/>
-          <w:bCs/>
-          <w:color w:val="000000" w:themeColor="text1"/>
-          <w:sz w:val="20"/>
-          <w:szCs w:val="20"/>
-          <w:lang w:eastAsia="en-GB"/>
-        </w:rPr>
-        <w:t>Hi</w:t>
-      </w:r>
-      <w:r>
-        <w:rPr>
-          <w:rFonts w:ascii="Times New Roman" w:eastAsia="Times New Roman" w:hAnsi="Times New Roman" w:cs="Times New Roman"/>
-          <w:b/>
-          <w:bCs/>
-          <w:color w:val="000000" w:themeColor="text1"/>
-          <w:sz w:val="20"/>
-          <w:szCs w:val="20"/>
-          <w:lang w:eastAsia="en-GB"/>
-        </w:rPr>
-        <w:t>ghlights</w:t>
+        <w:t>Customer Feedback Analysis:</w:t>
+      </w:r>
+      <w:r>
+        <w:rPr>
+          <w:rFonts w:ascii="Times New Roman" w:eastAsia="Times New Roman" w:hAnsi="Times New Roman" w:cs="Times New Roman"/>
+          <w:color w:val="000000" w:themeColor="text1"/>
+          <w:sz w:val="20"/>
+          <w:szCs w:val="20"/>
+          <w:lang w:eastAsia="en-GB"/>
+        </w:rPr>
+        <w:t xml:space="preserve"> Conducted NLP sentiment classification to analyse customer reviews and identify improvement opportunities.</w:t>
+      </w:r>
+      <w:r>
+        <w:rPr>
+          <w:rFonts w:ascii="Times New Roman" w:eastAsia="Times New Roman" w:hAnsi="Times New Roman" w:cs="Times New Roman"/>
+          <w:noProof/>
+          <w:color w:val="000000" w:themeColor="text1"/>
+          <w:sz w:val="20"/>
+          <w:szCs w:val="20"/>
+          <w:lang w:eastAsia="en-GB"/>
+        </w:rPr>
+        <w:t xml:space="preserve"> </w:t>
       </w:r>
     </w:p>
     <w:p>
@@ -2437,22 +3016,106 @@
       </w:pPr>
       <w:r>
         <w:rPr>
-          <w:rFonts w:ascii="Times New Roman" w:eastAsia="Times New Roman" w:hAnsi="Times New Roman" w:cs="Times New Roman"/>
-          <w:color w:val="000000" w:themeColor="text1"/>
-          <w:sz w:val="20"/>
-          <w:szCs w:val="20"/>
-          <w:lang w:eastAsia="en-GB"/>
-        </w:rPr>
-        <w:t>Olist E-Commerce Analytics Project (2025): Cleaned and modelled multiple CSV datasets; developed Power BI dashboards to track sales forecasting, delivery performance, and sentiment trends.</w:t>
+          <w:rFonts w:ascii="Times New Roman" w:eastAsia="Times New Roman" w:hAnsi="Symbol" w:cs="Times New Roman"/>
+          <w:kern w:val="0"/>
+          <w:sz w:val="20"/>
+          <w:szCs w:val="20"/>
+          <w:lang w:eastAsia="en-GB"/>
+          <w14:ligatures w14:val="none"/>
+        </w:rPr>
+        <w:t>Successfully delivered 9 data jobs for the Deposits Desk, developing interactive Power BI dashboards used internally by the Marketing department</w:t>
+      </w:r>
+      <w:r>
+        <w:rPr>
+          <w:rFonts w:ascii="Times New Roman" w:eastAsia="Times New Roman" w:hAnsi="Symbol" w:cs="Times New Roman"/>
+          <w:kern w:val="0"/>
+          <w:sz w:val="20"/>
+          <w:szCs w:val="20"/>
+          <w:lang w:eastAsia="en-GB"/>
+          <w14:ligatures w14:val="none"/>
+        </w:rPr>
+        <w:t xml:space="preserve"> of Unity Trust Bank</w:t>
+      </w:r>
+      <w:r>
+        <w:rPr>
+          <w:rFonts w:ascii="Times New Roman" w:eastAsia="Times New Roman" w:hAnsi="Symbol" w:cs="Times New Roman"/>
+          <w:kern w:val="0"/>
+          <w:sz w:val="20"/>
+          <w:szCs w:val="20"/>
+          <w:lang w:eastAsia="en-GB"/>
+          <w14:ligatures w14:val="none"/>
+        </w:rPr>
+        <w:t xml:space="preserve"> to support </w:t>
+      </w:r>
+      <w:r>
+        <w:rPr>
+          <w:rFonts w:ascii="Times New Roman" w:eastAsia="Times New Roman" w:hAnsi="Symbol" w:cs="Times New Roman"/>
+          <w:kern w:val="0"/>
+          <w:sz w:val="20"/>
+          <w:szCs w:val="20"/>
+          <w:lang w:eastAsia="en-GB"/>
+          <w14:ligatures w14:val="none"/>
+        </w:rPr>
+        <w:t xml:space="preserve">client acquisitions and monitoring </w:t>
+      </w:r>
+      <w:r>
+        <w:rPr>
+          <w:rFonts w:ascii="Times New Roman" w:eastAsia="Times New Roman" w:hAnsi="Symbol" w:cs="Times New Roman"/>
+          <w:b/>
+          <w:bCs/>
+          <w:kern w:val="0"/>
+          <w:sz w:val="20"/>
+          <w:szCs w:val="20"/>
+          <w:lang w:eastAsia="en-GB"/>
+          <w14:ligatures w14:val="none"/>
+        </w:rPr>
+        <w:t xml:space="preserve"> </w:t>
       </w:r>
     </w:p>
     <w:p>
       <w:pPr>
+        <w:spacing w:after="20" w:line="240" w:lineRule="auto"/>
+        <w:ind w:left="714"/>
+        <w:rPr>
+          <w:rFonts w:ascii="Times New Roman" w:eastAsia="Times New Roman" w:hAnsi="Times New Roman" w:cs="Times New Roman"/>
+          <w:color w:val="000000" w:themeColor="text1"/>
+          <w:sz w:val="22"/>
+          <w:szCs w:val="22"/>
+          <w:lang w:eastAsia="en-GB"/>
+        </w:rPr>
+      </w:pPr>
+    </w:p>
+    <w:p>
+      <w:pPr>
+        <w:spacing w:after="20" w:line="240" w:lineRule="auto"/>
+        <w:rPr>
+          <w:rFonts w:ascii="Times New Roman" w:eastAsia="Times New Roman" w:hAnsi="Times New Roman" w:cs="Times New Roman"/>
+          <w:color w:val="000000" w:themeColor="text1"/>
+          <w:sz w:val="22"/>
+          <w:szCs w:val="22"/>
+          <w:lang w:eastAsia="en-GB"/>
+        </w:rPr>
+      </w:pPr>
+      <w:r>
+        <w:rPr>
+          <w:rFonts w:ascii="Times New Roman" w:eastAsia="Times New Roman" w:hAnsi="Times New Roman" w:cs="Times New Roman"/>
+          <w:b/>
+          <w:bCs/>
+          <w:color w:val="000000" w:themeColor="text1"/>
+          <w:sz w:val="22"/>
+          <w:szCs w:val="22"/>
+          <w:lang w:eastAsia="en-GB"/>
+        </w:rPr>
+        <w:t>Achievements &amp; Leadership</w:t>
+      </w:r>
+    </w:p>
+    <w:p>
+      <w:pPr>
         <w:numPr>
           <w:ilvl w:val="0"/>
-          <w:numId w:val="35"/>
+          <w:numId w:val="36"/>
         </w:numPr>
-        <w:spacing w:after="0" w:line="240" w:lineRule="auto"/>
+        <w:spacing w:after="20" w:line="240" w:lineRule="auto"/>
         <w:ind w:left="714" w:hanging="357"/>
         <w:rPr>
           <w:rFonts w:ascii="Times New Roman" w:eastAsia="Times New Roman" w:hAnsi="Times New Roman" w:cs="Times New Roman"/>
@@ -2470,16 +3133,16 @@
           <w:szCs w:val="20"/>
           <w:lang w:eastAsia="en-GB"/>
         </w:rPr>
-        <w:t>Sales Prediction Model: Built a Python regression model forecasting monthly sales with 85% accuracy.</w:t>
+        <w:t>Valedictorian (2018) – Ranked 1st in District for CSEC Exams.</w:t>
       </w:r>
     </w:p>
     <w:p>
       <w:pPr>
         <w:numPr>
           <w:ilvl w:val="0"/>
-          <w:numId w:val="35"/>
+          <w:numId w:val="36"/>
         </w:numPr>
-        <w:spacing w:after="0" w:line="240" w:lineRule="auto"/>
+        <w:spacing w:after="20" w:line="240" w:lineRule="auto"/>
         <w:ind w:left="714" w:hanging="357"/>
         <w:rPr>
           <w:rFonts w:ascii="Times New Roman" w:eastAsia="Times New Roman" w:hAnsi="Times New Roman" w:cs="Times New Roman"/>
@@ -2497,90 +3160,47 @@
           <w:szCs w:val="20"/>
           <w:lang w:eastAsia="en-GB"/>
         </w:rPr>
-        <w:t>Customer Feedback Analysis: Conducted NLP sentiment classification to analyse customer reviews and identify improvement opportunities.</w:t>
-      </w:r>
-      <w:r>
-        <w:rPr>
-          <w:rFonts w:ascii="Times New Roman" w:eastAsia="Times New Roman" w:hAnsi="Times New Roman" w:cs="Times New Roman"/>
-          <w:noProof/>
-          <w:color w:val="000000" w:themeColor="text1"/>
-          <w:sz w:val="20"/>
-          <w:szCs w:val="20"/>
-          <w:lang w:eastAsia="en-GB"/>
-        </w:rPr>
-        <w:t xml:space="preserve"> </w:t>
-      </w:r>
-    </w:p>
-    <w:p>
-      <w:pPr>
-        <w:rPr>
-          <w:rFonts w:ascii="Times New Roman" w:eastAsia="Times New Roman" w:hAnsi="Times New Roman" w:cs="Times New Roman"/>
-          <w:color w:val="000000" w:themeColor="text1"/>
-          <w:sz w:val="20"/>
-          <w:szCs w:val="20"/>
-          <w:lang w:eastAsia="en-GB"/>
-        </w:rPr>
-      </w:pPr>
-      <w:r>
-        <w:rPr>
-          <w:rFonts w:ascii="Times New Roman" w:eastAsia="Times New Roman" w:hAnsi="Times New Roman" w:cs="Times New Roman"/>
-          <w:color w:val="000000" w:themeColor="text1"/>
-          <w:sz w:val="20"/>
-          <w:szCs w:val="20"/>
-          <w:lang w:eastAsia="en-GB"/>
-        </w:rPr>
-        <w:pict w14:anchorId="723DC312">
-          <v:rect id="_x0000_i1030" style="width:0;height:1.5pt" o:hralign="center" o:hrstd="t" o:hr="t" fillcolor="#a0a0a0" stroked="f"/>
-        </w:pict>
-      </w:r>
-    </w:p>
-    <w:p>
-      <w:pPr>
-        <w:rPr>
-          <w:rFonts w:ascii="Times New Roman" w:eastAsia="Times New Roman" w:hAnsi="Times New Roman" w:cs="Times New Roman"/>
-          <w:b/>
-          <w:bCs/>
-          <w:color w:val="000000" w:themeColor="text1"/>
-          <w:sz w:val="22"/>
-          <w:szCs w:val="22"/>
-          <w:lang w:eastAsia="en-GB"/>
-        </w:rPr>
-      </w:pPr>
-      <w:r>
-        <w:rPr>
-          <w:rFonts w:ascii="Times New Roman" w:eastAsia="Times New Roman" w:hAnsi="Times New Roman" w:cs="Times New Roman"/>
-          <w:b/>
-          <w:bCs/>
-          <w:color w:val="000000" w:themeColor="text1"/>
-          <w:sz w:val="22"/>
-          <w:szCs w:val="22"/>
-          <w:lang w:eastAsia="en-GB"/>
-        </w:rPr>
-        <w:t xml:space="preserve">Achievements &amp; </w:t>
-      </w:r>
-      <w:r>
-        <w:rPr>
-          <w:rFonts w:ascii="Times New Roman" w:eastAsia="Times New Roman" w:hAnsi="Times New Roman" w:cs="Times New Roman"/>
-          <w:b/>
-          <w:bCs/>
-          <w:color w:val="000000" w:themeColor="text1"/>
-          <w:sz w:val="22"/>
-          <w:szCs w:val="22"/>
-          <w:lang w:eastAsia="en-GB"/>
-        </w:rPr>
-        <w:t>L</w:t>
-      </w:r>
-      <w:r>
-        <w:rPr>
-          <w:rFonts w:ascii="Times New Roman" w:eastAsia="Times New Roman" w:hAnsi="Times New Roman" w:cs="Times New Roman"/>
-          <w:b/>
-          <w:bCs/>
-          <w:color w:val="000000" w:themeColor="text1"/>
-          <w:sz w:val="22"/>
-          <w:szCs w:val="22"/>
-          <w:lang w:eastAsia="en-GB"/>
-        </w:rPr>
-        <w:t>eadership</w:t>
+        <w:t xml:space="preserve">Secondary School volleyball team Captain </w:t>
+      </w:r>
+      <w:r>
+        <w:rPr>
+          <w:rFonts w:ascii="Times New Roman" w:eastAsia="Times New Roman" w:hAnsi="Times New Roman" w:cs="Times New Roman"/>
+          <w:color w:val="000000" w:themeColor="text1"/>
+          <w:sz w:val="20"/>
+          <w:szCs w:val="20"/>
+          <w:lang w:eastAsia="en-GB"/>
+        </w:rPr>
+        <w:t xml:space="preserve">shortlisted for </w:t>
+      </w:r>
+      <w:r>
+        <w:rPr>
+          <w:rFonts w:ascii="Times New Roman" w:eastAsia="Times New Roman" w:hAnsi="Times New Roman" w:cs="Times New Roman"/>
+          <w:color w:val="000000" w:themeColor="text1"/>
+          <w:sz w:val="20"/>
+          <w:szCs w:val="20"/>
+          <w:lang w:eastAsia="en-GB"/>
+        </w:rPr>
+        <w:t xml:space="preserve">regional </w:t>
+      </w:r>
+      <w:r>
+        <w:rPr>
+          <w:rFonts w:ascii="Times New Roman" w:eastAsia="Times New Roman" w:hAnsi="Times New Roman" w:cs="Times New Roman"/>
+          <w:color w:val="000000" w:themeColor="text1"/>
+          <w:sz w:val="20"/>
+          <w:szCs w:val="20"/>
+          <w:lang w:eastAsia="en-GB"/>
+        </w:rPr>
+        <w:t>volleyball</w:t>
+      </w:r>
+      <w:r>
+        <w:rPr>
+          <w:rFonts w:ascii="Times New Roman" w:eastAsia="Times New Roman" w:hAnsi="Times New Roman" w:cs="Times New Roman"/>
+          <w:color w:val="000000" w:themeColor="text1"/>
+          <w:sz w:val="20"/>
+          <w:szCs w:val="20"/>
+          <w:lang w:eastAsia="en-GB"/>
+        </w:rPr>
+        <w:t xml:space="preserve"> games.</w:t>
       </w:r>
     </w:p>
     <w:p>
@@ -2607,99 +3227,129 @@
           <w:szCs w:val="20"/>
           <w:lang w:eastAsia="en-GB"/>
         </w:rPr>
-        <w:t>Valedictorian (2018) – Ranked 1st in District for CSEC Exams.</w:t>
+        <w:t xml:space="preserve">Head Boy, </w:t>
+      </w:r>
+      <w:r>
+        <w:rPr>
+          <w:rFonts w:ascii="Times New Roman" w:eastAsia="Times New Roman" w:hAnsi="Times New Roman" w:cs="Times New Roman"/>
+          <w:color w:val="000000" w:themeColor="text1"/>
+          <w:sz w:val="20"/>
+          <w:szCs w:val="20"/>
+          <w:lang w:eastAsia="en-GB"/>
+        </w:rPr>
+        <w:t>Student Ambassador &amp; Events Coordinator –</w:t>
+      </w:r>
+      <w:r>
+        <w:rPr>
+          <w:rFonts w:ascii="Times New Roman" w:eastAsia="Times New Roman" w:hAnsi="Times New Roman" w:cs="Times New Roman"/>
+          <w:color w:val="000000" w:themeColor="text1"/>
+          <w:sz w:val="20"/>
+          <w:szCs w:val="20"/>
+          <w:lang w:eastAsia="en-GB"/>
+        </w:rPr>
+        <w:t xml:space="preserve">Organised </w:t>
+      </w:r>
+      <w:r>
+        <w:rPr>
+          <w:rFonts w:ascii="Times New Roman" w:eastAsia="Times New Roman" w:hAnsi="Times New Roman" w:cs="Times New Roman"/>
+          <w:color w:val="000000" w:themeColor="text1"/>
+          <w:sz w:val="20"/>
+          <w:szCs w:val="20"/>
+          <w:lang w:eastAsia="en-GB"/>
+        </w:rPr>
+        <w:t>large-scale events</w:t>
+      </w:r>
+      <w:r>
+        <w:rPr>
+          <w:rFonts w:ascii="Times New Roman" w:eastAsia="Times New Roman" w:hAnsi="Times New Roman" w:cs="Times New Roman"/>
+          <w:color w:val="000000" w:themeColor="text1"/>
+          <w:sz w:val="20"/>
+          <w:szCs w:val="20"/>
+          <w:lang w:eastAsia="en-GB"/>
+        </w:rPr>
+        <w:t xml:space="preserve">, promoting  </w:t>
+      </w:r>
+      <w:r>
+        <w:rPr>
+          <w:rFonts w:ascii="Times New Roman" w:eastAsia="Times New Roman" w:hAnsi="Times New Roman" w:cs="Times New Roman"/>
+          <w:color w:val="000000" w:themeColor="text1"/>
+          <w:sz w:val="20"/>
+          <w:szCs w:val="20"/>
+          <w:lang w:eastAsia="en-GB"/>
+        </w:rPr>
+        <w:t>leadership</w:t>
+      </w:r>
+      <w:r>
+        <w:rPr>
+          <w:rFonts w:ascii="Times New Roman" w:eastAsia="Times New Roman" w:hAnsi="Times New Roman" w:cs="Times New Roman"/>
+          <w:color w:val="000000" w:themeColor="text1"/>
+          <w:sz w:val="20"/>
+          <w:szCs w:val="20"/>
+          <w:lang w:eastAsia="en-GB"/>
+        </w:rPr>
+        <w:t xml:space="preserve"> amongst peers</w:t>
+      </w:r>
+      <w:r>
+        <w:rPr>
+          <w:rFonts w:ascii="Times New Roman" w:eastAsia="Times New Roman" w:hAnsi="Times New Roman" w:cs="Times New Roman"/>
+          <w:color w:val="000000" w:themeColor="text1"/>
+          <w:sz w:val="20"/>
+          <w:szCs w:val="20"/>
+          <w:lang w:eastAsia="en-GB"/>
+        </w:rPr>
+        <w:t xml:space="preserve">, </w:t>
+      </w:r>
+      <w:r>
+        <w:rPr>
+          <w:rFonts w:ascii="Times New Roman" w:eastAsia="Times New Roman" w:hAnsi="Times New Roman" w:cs="Times New Roman"/>
+          <w:color w:val="000000" w:themeColor="text1"/>
+          <w:sz w:val="20"/>
+          <w:szCs w:val="20"/>
+          <w:lang w:eastAsia="en-GB"/>
+        </w:rPr>
+        <w:t>engagement and collaboration.</w:t>
+      </w:r>
+      <w:r>
+        <w:rPr>
+          <w:rFonts w:ascii="Times New Roman" w:eastAsia="Times New Roman" w:hAnsi="Times New Roman" w:cs="Times New Roman"/>
+          <w:noProof/>
+          <w:color w:val="000000" w:themeColor="text1"/>
+          <w:sz w:val="20"/>
+          <w:szCs w:val="20"/>
+          <w:lang w:eastAsia="en-GB"/>
+        </w:rPr>
+        <w:t xml:space="preserve"> </w:t>
       </w:r>
     </w:p>
     <w:p>
       <w:pPr>
-        <w:numPr>
-          <w:ilvl w:val="0"/>
-          <w:numId w:val="36"/>
-        </w:numPr>
-        <w:spacing w:after="0" w:line="240" w:lineRule="auto"/>
-        <w:ind w:left="714" w:hanging="357"/>
-        <w:rPr>
-          <w:rFonts w:ascii="Times New Roman" w:eastAsia="Times New Roman" w:hAnsi="Times New Roman" w:cs="Times New Roman"/>
-          <w:color w:val="000000" w:themeColor="text1"/>
-          <w:sz w:val="20"/>
-          <w:szCs w:val="20"/>
-          <w:lang w:eastAsia="en-GB"/>
-        </w:rPr>
-      </w:pPr>
-      <w:r>
-        <w:rPr>
-          <w:rFonts w:ascii="Times New Roman" w:eastAsia="Times New Roman" w:hAnsi="Times New Roman" w:cs="Times New Roman"/>
-          <w:color w:val="000000" w:themeColor="text1"/>
-          <w:sz w:val="20"/>
-          <w:szCs w:val="20"/>
-          <w:lang w:eastAsia="en-GB"/>
-        </w:rPr>
-        <w:t>Volleyball Team Captain – Led team to 2nd place in Interschool Championships; shortlisted for national beach volleyball.</w:t>
+        <w:spacing w:after="20"/>
+        <w:rPr>
+          <w:rFonts w:ascii="Times New Roman" w:eastAsia="Times New Roman" w:hAnsi="Times New Roman" w:cs="Times New Roman"/>
+          <w:b/>
+          <w:bCs/>
+          <w:color w:val="000000" w:themeColor="text1"/>
+          <w:sz w:val="22"/>
+          <w:szCs w:val="22"/>
+          <w:lang w:eastAsia="en-GB"/>
+        </w:rPr>
+      </w:pPr>
+      <w:r>
+        <w:rPr>
+          <w:rFonts w:ascii="Times New Roman" w:eastAsia="Times New Roman" w:hAnsi="Times New Roman" w:cs="Times New Roman"/>
+          <w:b/>
+          <w:bCs/>
+          <w:color w:val="000000" w:themeColor="text1"/>
+          <w:sz w:val="22"/>
+          <w:szCs w:val="22"/>
+          <w:lang w:eastAsia="en-GB"/>
+        </w:rPr>
+        <w:t>Interests</w:t>
       </w:r>
     </w:p>
     <w:p>
       <w:pPr>
-        <w:numPr>
-          <w:ilvl w:val="0"/>
-          <w:numId w:val="36"/>
-        </w:numPr>
-        <w:spacing w:after="0" w:line="240" w:lineRule="auto"/>
-        <w:ind w:left="714" w:hanging="357"/>
-        <w:rPr>
-          <w:rFonts w:ascii="Times New Roman" w:eastAsia="Times New Roman" w:hAnsi="Times New Roman" w:cs="Times New Roman"/>
-          <w:color w:val="000000" w:themeColor="text1"/>
-          <w:sz w:val="20"/>
-          <w:szCs w:val="20"/>
-          <w:lang w:eastAsia="en-GB"/>
-        </w:rPr>
-      </w:pPr>
-      <w:r>
-        <w:rPr>
-          <w:rFonts w:ascii="Times New Roman" w:eastAsia="Times New Roman" w:hAnsi="Times New Roman" w:cs="Times New Roman"/>
-          <w:color w:val="000000" w:themeColor="text1"/>
-          <w:sz w:val="20"/>
-          <w:szCs w:val="20"/>
-          <w:lang w:eastAsia="en-GB"/>
-        </w:rPr>
-        <w:t>Student Ambassador &amp; Events Coordinator – Organised large-scale events promoting leadership, teamwork, and engagement.</w:t>
-      </w:r>
-      <w:r>
-        <w:rPr>
-          <w:rFonts w:ascii="Times New Roman" w:eastAsia="Times New Roman" w:hAnsi="Times New Roman" w:cs="Times New Roman"/>
-          <w:noProof/>
-          <w:color w:val="000000" w:themeColor="text1"/>
-          <w:sz w:val="20"/>
-          <w:szCs w:val="20"/>
-          <w:lang w:eastAsia="en-GB"/>
-        </w:rPr>
-        <w:t xml:space="preserve"> </w:t>
-      </w:r>
-    </w:p>
-    <w:p>
-      <w:pPr>
-        <w:rPr>
-          <w:rFonts w:ascii="Times New Roman" w:eastAsia="Times New Roman" w:hAnsi="Times New Roman" w:cs="Times New Roman"/>
-          <w:color w:val="000000" w:themeColor="text1"/>
-          <w:sz w:val="20"/>
-          <w:szCs w:val="20"/>
-          <w:lang w:eastAsia="en-GB"/>
-        </w:rPr>
-      </w:pPr>
-      <w:r>
-        <w:rPr>
-          <w:rFonts w:ascii="Times New Roman" w:eastAsia="Times New Roman" w:hAnsi="Times New Roman" w:cs="Times New Roman"/>
-          <w:color w:val="000000" w:themeColor="text1"/>
-          <w:sz w:val="20"/>
-          <w:szCs w:val="20"/>
-          <w:lang w:eastAsia="en-GB"/>
-        </w:rPr>
-        <w:pict w14:anchorId="4671846C">
-          <v:rect id="_x0000_i1031" style="width:0;height:1.5pt" o:hralign="center" o:hrstd="t" o:hr="t" fillcolor="#a0a0a0" stroked="f"/>
-        </w:pict>
-      </w:r>
-    </w:p>
-    <w:p>
-      <w:pPr>
+        <w:spacing w:after="20"/>
         <w:rPr>
           <w:rFonts w:ascii="Times New Roman" w:eastAsia="Times New Roman" w:hAnsi="Times New Roman" w:cs="Times New Roman"/>
           <w:b/>
@@ -2713,35 +3363,72 @@
       <w:r>
         <w:rPr>
           <w:rFonts w:ascii="Times New Roman" w:eastAsia="Times New Roman" w:hAnsi="Times New Roman" w:cs="Times New Roman"/>
-          <w:b/>
-          <w:bCs/>
-          <w:color w:val="000000" w:themeColor="text1"/>
-          <w:sz w:val="22"/>
-          <w:szCs w:val="22"/>
-          <w:lang w:eastAsia="en-GB"/>
-        </w:rPr>
-        <w:t>Interests</w:t>
-      </w:r>
-    </w:p>
-    <w:p>
-      <w:pPr>
-        <w:rPr>
-          <w:rFonts w:ascii="Times New Roman" w:eastAsia="Times New Roman" w:hAnsi="Times New Roman" w:cs="Times New Roman"/>
-          <w:color w:val="000000" w:themeColor="text1"/>
-          <w:sz w:val="20"/>
-          <w:szCs w:val="20"/>
-          <w:lang w:eastAsia="en-GB"/>
-        </w:rPr>
-      </w:pPr>
-      <w:r>
-        <w:rPr>
-          <w:rFonts w:ascii="Times New Roman" w:eastAsia="Times New Roman" w:hAnsi="Times New Roman" w:cs="Times New Roman"/>
-          <w:color w:val="000000" w:themeColor="text1"/>
-          <w:sz w:val="20"/>
-          <w:szCs w:val="20"/>
-          <w:lang w:eastAsia="en-GB"/>
-        </w:rPr>
-        <w:t>Choir singing (6 years), volleyball, chess, and acoustic guitar — activities that enhance creativity, focus, discipline, and problem-solving</w:t>
+          <w:color w:val="000000" w:themeColor="text1"/>
+          <w:sz w:val="20"/>
+          <w:szCs w:val="20"/>
+          <w:lang w:eastAsia="en-GB"/>
+        </w:rPr>
+        <w:t>Choir singing (</w:t>
+      </w:r>
+      <w:r>
+        <w:rPr>
+          <w:rFonts w:ascii="Times New Roman" w:eastAsia="Times New Roman" w:hAnsi="Times New Roman" w:cs="Times New Roman"/>
+          <w:color w:val="000000" w:themeColor="text1"/>
+          <w:sz w:val="20"/>
+          <w:szCs w:val="20"/>
+          <w:lang w:eastAsia="en-GB"/>
+        </w:rPr>
+        <w:t xml:space="preserve">7 </w:t>
+      </w:r>
+      <w:r>
+        <w:rPr>
+          <w:rFonts w:ascii="Times New Roman" w:eastAsia="Times New Roman" w:hAnsi="Times New Roman" w:cs="Times New Roman"/>
+          <w:color w:val="000000" w:themeColor="text1"/>
+          <w:sz w:val="20"/>
+          <w:szCs w:val="20"/>
+          <w:lang w:eastAsia="en-GB"/>
+        </w:rPr>
+        <w:t>years), volleyball, chess, and acoustic guita</w:t>
+      </w:r>
+      <w:r>
+        <w:rPr>
+          <w:rFonts w:ascii="Times New Roman" w:eastAsia="Times New Roman" w:hAnsi="Times New Roman" w:cs="Times New Roman"/>
+          <w:color w:val="000000" w:themeColor="text1"/>
+          <w:sz w:val="20"/>
+          <w:szCs w:val="20"/>
+          <w:lang w:eastAsia="en-GB"/>
+        </w:rPr>
+        <w:t xml:space="preserve">r, </w:t>
+      </w:r>
+      <w:r>
+        <w:rPr>
+          <w:rFonts w:ascii="Times New Roman" w:eastAsia="Times New Roman" w:hAnsi="Times New Roman" w:cs="Times New Roman"/>
+          <w:color w:val="000000" w:themeColor="text1"/>
+          <w:sz w:val="20"/>
+          <w:szCs w:val="20"/>
+          <w:lang w:eastAsia="en-GB"/>
+        </w:rPr>
+        <w:t>FOH Sound Technician (The Bridge Birmingham</w:t>
+      </w:r>
+      <w:r>
+        <w:rPr>
+          <w:rFonts w:ascii="Times New Roman" w:eastAsia="Times New Roman" w:hAnsi="Times New Roman" w:cs="Times New Roman"/>
+          <w:color w:val="000000" w:themeColor="text1"/>
+          <w:sz w:val="20"/>
+          <w:szCs w:val="20"/>
+          <w:lang w:eastAsia="en-GB"/>
+        </w:rPr>
+        <w:t>, E</w:t>
+      </w:r>
+      <w:r>
+        <w:rPr>
+          <w:rFonts w:ascii="Times New Roman" w:eastAsia="Times New Roman" w:hAnsi="Times New Roman" w:cs="Times New Roman"/>
+          <w:color w:val="000000" w:themeColor="text1"/>
+          <w:sz w:val="20"/>
+          <w:szCs w:val="20"/>
+          <w:lang w:eastAsia="en-GB"/>
+        </w:rPr>
+        <w:t>nhance creativity, focus, discipline, and problem-solving</w:t>
       </w:r>
       <w:r>
         <w:rPr>
@@ -2752,61 +3439,11 @@
           <w:lang w:eastAsia="en-GB"/>
         </w:rPr>
         <w:t xml:space="preserve">, </w:t>
-      </w:r>
-      <w:r>
-        <w:rPr>
-          <w:rFonts w:ascii="Times New Roman" w:eastAsia="Times New Roman" w:hAnsi="Times New Roman" w:cs="Times New Roman"/>
-          <w:color w:val="000000" w:themeColor="text1"/>
-          <w:sz w:val="20"/>
-          <w:szCs w:val="20"/>
-          <w:lang w:eastAsia="en-GB"/>
-        </w:rPr>
-        <w:t>FOH</w:t>
-      </w:r>
-      <w:r>
-        <w:rPr>
-          <w:rFonts w:ascii="Times New Roman" w:eastAsia="Times New Roman" w:hAnsi="Times New Roman" w:cs="Times New Roman"/>
-          <w:color w:val="000000" w:themeColor="text1"/>
-          <w:sz w:val="20"/>
-          <w:szCs w:val="20"/>
-          <w:lang w:eastAsia="en-GB"/>
-        </w:rPr>
-        <w:t xml:space="preserve"> </w:t>
-      </w:r>
-      <w:r>
-        <w:rPr>
-          <w:rFonts w:ascii="Times New Roman" w:eastAsia="Times New Roman" w:hAnsi="Times New Roman" w:cs="Times New Roman"/>
-          <w:color w:val="000000" w:themeColor="text1"/>
-          <w:sz w:val="20"/>
-          <w:szCs w:val="20"/>
-          <w:lang w:eastAsia="en-GB"/>
-        </w:rPr>
-        <w:t>S</w:t>
-      </w:r>
-      <w:r>
-        <w:rPr>
-          <w:rFonts w:ascii="Times New Roman" w:eastAsia="Times New Roman" w:hAnsi="Times New Roman" w:cs="Times New Roman"/>
-          <w:color w:val="000000" w:themeColor="text1"/>
-          <w:sz w:val="20"/>
-          <w:szCs w:val="20"/>
-          <w:lang w:eastAsia="en-GB"/>
-        </w:rPr>
-        <w:t>ound Technician (The Bridge Birmingham)</w:t>
-      </w:r>
-      <w:r>
-        <w:rPr>
-          <w:rFonts w:ascii="Times New Roman" w:eastAsia="Times New Roman" w:hAnsi="Times New Roman" w:cs="Times New Roman"/>
-          <w:color w:val="000000" w:themeColor="text1"/>
-          <w:sz w:val="20"/>
-          <w:szCs w:val="20"/>
-          <w:lang w:eastAsia="en-GB"/>
-        </w:rPr>
-        <w:t>.</w:t>
       </w:r>
     </w:p>
     <w:sectPr>
       <w:pgSz w:w="11906" w:h="16838"/>
-      <w:pgMar w:top="1440" w:right="1440" w:bottom="1440" w:left="1440" w:header="708" w:footer="708" w:gutter="0"/>
+      <w:pgMar w:top="1134" w:right="1440" w:bottom="1440" w:left="1440" w:header="567" w:footer="709" w:gutter="0"/>
       <w:cols w:space="708"/>
       <w:docGrid w:linePitch="360"/>
     </w:sectPr>
@@ -3016,6 +3653,155 @@
     </w:lvl>
   </w:abstractNum>
   <w:abstractNum w:abstractNumId="1" w15:restartNumberingAfterBreak="0">
+    <w:nsid w:val="011401AA"/>
+    <w:multiLevelType w:val="multilevel"/>
+    <w:tmpl w:val="7DDCFAD4"/>
+    <w:lvl w:ilvl="0">
+      <w:start w:val="1"/>
+      <w:numFmt w:val="bullet"/>
+      <w:lvlText w:val=""/>
+      <w:lvlJc w:val="left"/>
+      <w:pPr>
+        <w:tabs>
+          <w:tab w:val="num" w:pos="720"/>
+        </w:tabs>
+        <w:ind w:left="720" w:hanging="360"/>
+      </w:pPr>
+      <w:rPr>
+        <w:rFonts w:ascii="Symbol" w:hAnsi="Symbol" w:hint="default"/>
+        <w:sz w:val="20"/>
+      </w:rPr>
+    </w:lvl>
+    <w:lvl w:ilvl="1" w:tentative="1">
+      <w:start w:val="1"/>
+      <w:numFmt w:val="bullet"/>
+      <w:lvlText w:val="o"/>
+      <w:lvlJc w:val="left"/>
+      <w:pPr>
+        <w:tabs>
+          <w:tab w:val="num" w:pos="1440"/>
+        </w:tabs>
+        <w:ind w:left="1440" w:hanging="360"/>
+      </w:pPr>
+      <w:rPr>
+        <w:rFonts w:ascii="Courier New" w:hAnsi="Courier New" w:hint="default"/>
+        <w:sz w:val="20"/>
+      </w:rPr>
+    </w:lvl>
+    <w:lvl w:ilvl="2" w:tentative="1">
+      <w:start w:val="1"/>
+      <w:numFmt w:val="bullet"/>
+      <w:lvlText w:val=""/>
+      <w:lvlJc w:val="left"/>
+      <w:pPr>
+        <w:tabs>
+          <w:tab w:val="num" w:pos="2160"/>
+        </w:tabs>
+        <w:ind w:left="2160" w:hanging="360"/>
+      </w:pPr>
+      <w:rPr>
+        <w:rFonts w:ascii="Wingdings" w:hAnsi="Wingdings" w:hint="default"/>
+        <w:sz w:val="20"/>
+      </w:rPr>
+    </w:lvl>
+    <w:lvl w:ilvl="3" w:tentative="1">
+      <w:start w:val="1"/>
+      <w:numFmt w:val="bullet"/>
+      <w:lvlText w:val=""/>
+      <w:lvlJc w:val="left"/>
+      <w:pPr>
+        <w:tabs>
+          <w:tab w:val="num" w:pos="2880"/>
+        </w:tabs>
+        <w:ind w:left="2880" w:hanging="360"/>
+      </w:pPr>
+      <w:rPr>
+        <w:rFonts w:ascii="Wingdings" w:hAnsi="Wingdings" w:hint="default"/>
+        <w:sz w:val="20"/>
+      </w:rPr>
+    </w:lvl>
+    <w:lvl w:ilvl="4" w:tentative="1">
+      <w:start w:val="1"/>
+      <w:numFmt w:val="bullet"/>
+      <w:lvlText w:val=""/>
+      <w:lvlJc w:val="left"/>
+      <w:pPr>
+        <w:tabs>
+          <w:tab w:val="num" w:pos="3600"/>
+        </w:tabs>
+        <w:ind w:left="3600" w:hanging="360"/>
+      </w:pPr>
+      <w:rPr>
+        <w:rFonts w:ascii="Wingdings" w:hAnsi="Wingdings" w:hint="default"/>
+        <w:sz w:val="20"/>
+      </w:rPr>
+    </w:lvl>
+    <w:lvl w:ilvl="5" w:tentative="1">
+      <w:start w:val="1"/>
+      <w:numFmt w:val="bullet"/>
+      <w:lvlText w:val=""/>
+      <w:lvlJc w:val="left"/>
+      <w:pPr>
+        <w:tabs>
+          <w:tab w:val="num" w:pos="4320"/>
+        </w:tabs>
+        <w:ind w:left="4320" w:hanging="360"/>
+      </w:pPr>
+      <w:rPr>
+        <w:rFonts w:ascii="Wingdings" w:hAnsi="Wingdings" w:hint="default"/>
+        <w:sz w:val="20"/>
+      </w:rPr>
+    </w:lvl>
+    <w:lvl w:ilvl="6" w:tentative="1">
+      <w:start w:val="1"/>
+      <w:numFmt w:val="bullet"/>
+      <w:lvlText w:val=""/>
+      <w:lvlJc w:val="left"/>
+      <w:pPr>
+        <w:tabs>
+          <w:tab w:val="num" w:pos="5040"/>
+        </w:tabs>
+        <w:ind w:left="5040" w:hanging="360"/>
+      </w:pPr>
+      <w:rPr>
+        <w:rFonts w:ascii="Wingdings" w:hAnsi="Wingdings" w:hint="default"/>
+        <w:sz w:val="20"/>
+      </w:rPr>
+    </w:lvl>
+    <w:lvl w:ilvl="7" w:tentative="1">
+      <w:start w:val="1"/>
+      <w:numFmt w:val="bullet"/>
+      <w:lvlText w:val=""/>
+      <w:lvlJc w:val="left"/>
+      <w:pPr>
+        <w:tabs>
+          <w:tab w:val="num" w:pos="5760"/>
+        </w:tabs>
+        <w:ind w:left="5760" w:hanging="360"/>
+      </w:pPr>
+      <w:rPr>
+        <w:rFonts w:ascii="Wingdings" w:hAnsi="Wingdings" w:hint="default"/>
+        <w:sz w:val="20"/>
+      </w:rPr>
+    </w:lvl>
+    <w:lvl w:ilvl="8" w:tentative="1">
+      <w:start w:val="1"/>
+      <w:numFmt w:val="bullet"/>
+      <w:lvlText w:val=""/>
+      <w:lvlJc w:val="left"/>
+      <w:pPr>
+        <w:tabs>
+          <w:tab w:val="num" w:pos="6480"/>
+        </w:tabs>
+        <w:ind w:left="6480" w:hanging="360"/>
+      </w:pPr>
+      <w:rPr>
+        <w:rFonts w:ascii="Wingdings" w:hAnsi="Wingdings" w:hint="default"/>
+        <w:sz w:val="20"/>
+      </w:rPr>
+    </w:lvl>
+  </w:abstractNum>
+  <w:abstractNum w:abstractNumId="2" w15:restartNumberingAfterBreak="0">
     <w:nsid w:val="0969294E"/>
     <w:multiLevelType w:val="multilevel"/>
     <w:tmpl w:val="960E0E50"/>
@@ -3164,7 +3950,7 @@
       </w:rPr>
     </w:lvl>
   </w:abstractNum>
-  <w:abstractNum w:abstractNumId="2" w15:restartNumberingAfterBreak="0">
+  <w:abstractNum w:abstractNumId="3" w15:restartNumberingAfterBreak="0">
     <w:nsid w:val="0D8608C8"/>
     <w:multiLevelType w:val="multilevel"/>
     <w:tmpl w:val="3C54AD68"/>
@@ -3313,7 +4099,7 @@
       </w:rPr>
     </w:lvl>
   </w:abstractNum>
-  <w:abstractNum w:abstractNumId="3" w15:restartNumberingAfterBreak="0">
+  <w:abstractNum w:abstractNumId="4" w15:restartNumberingAfterBreak="0">
     <w:nsid w:val="0F514841"/>
     <w:multiLevelType w:val="multilevel"/>
     <w:tmpl w:val="68F61ED0"/>
@@ -3462,7 +4248,7 @@
       </w:rPr>
     </w:lvl>
   </w:abstractNum>
-  <w:abstractNum w:abstractNumId="4" w15:restartNumberingAfterBreak="0">
+  <w:abstractNum w:abstractNumId="5" w15:restartNumberingAfterBreak="0">
     <w:nsid w:val="11994068"/>
     <w:multiLevelType w:val="hybridMultilevel"/>
     <w:tmpl w:val="2BCA3930"/>
@@ -3548,7 +4334,7 @@
       </w:pPr>
     </w:lvl>
   </w:abstractNum>
-  <w:abstractNum w:abstractNumId="5" w15:restartNumberingAfterBreak="0">
+  <w:abstractNum w:abstractNumId="6" w15:restartNumberingAfterBreak="0">
     <w:nsid w:val="13113296"/>
     <w:multiLevelType w:val="multilevel"/>
     <w:tmpl w:val="E4DE9C22"/>
@@ -3697,7 +4483,7 @@
       </w:rPr>
     </w:lvl>
   </w:abstractNum>
-  <w:abstractNum w:abstractNumId="6" w15:restartNumberingAfterBreak="0">
+  <w:abstractNum w:abstractNumId="7" w15:restartNumberingAfterBreak="0">
     <w:nsid w:val="1E431728"/>
     <w:multiLevelType w:val="multilevel"/>
     <w:tmpl w:val="2A9CFABA"/>
@@ -3846,7 +4632,7 @@
       </w:rPr>
     </w:lvl>
   </w:abstractNum>
-  <w:abstractNum w:abstractNumId="7" w15:restartNumberingAfterBreak="0">
+  <w:abstractNum w:abstractNumId="8" w15:restartNumberingAfterBreak="0">
     <w:nsid w:val="260F5809"/>
     <w:multiLevelType w:val="multilevel"/>
     <w:tmpl w:val="2EE46660"/>
@@ -3995,7 +4781,7 @@
       </w:rPr>
     </w:lvl>
   </w:abstractNum>
-  <w:abstractNum w:abstractNumId="8" w15:restartNumberingAfterBreak="0">
+  <w:abstractNum w:abstractNumId="9" w15:restartNumberingAfterBreak="0">
     <w:nsid w:val="26390451"/>
     <w:multiLevelType w:val="multilevel"/>
     <w:tmpl w:val="7794FAE4"/>
@@ -4144,7 +4930,7 @@
       </w:rPr>
     </w:lvl>
   </w:abstractNum>
-  <w:abstractNum w:abstractNumId="9" w15:restartNumberingAfterBreak="0">
+  <w:abstractNum w:abstractNumId="10" w15:restartNumberingAfterBreak="0">
     <w:nsid w:val="27134308"/>
     <w:multiLevelType w:val="multilevel"/>
     <w:tmpl w:val="77B82D58"/>
@@ -4293,7 +5079,120 @@
       </w:rPr>
     </w:lvl>
   </w:abstractNum>
-  <w:abstractNum w:abstractNumId="10" w15:restartNumberingAfterBreak="0">
+  <w:abstractNum w:abstractNumId="11" w15:restartNumberingAfterBreak="0">
+    <w:nsid w:val="28700506"/>
+    <w:multiLevelType w:val="hybridMultilevel"/>
+    <w:tmpl w:val="ACE41122"/>
+    <w:lvl w:ilvl="0" w:tplc="08090001">
+      <w:start w:val="1"/>
+      <w:numFmt w:val="bullet"/>
+      <w:lvlText w:val=""/>
+      <w:lvlJc w:val="left"/>
+      <w:pPr>
+        <w:ind w:left="720" w:hanging="360"/>
+      </w:pPr>
+      <w:rPr>
+        <w:rFonts w:ascii="Symbol" w:hAnsi="Symbol" w:hint="default"/>
+      </w:rPr>
+    </w:lvl>
+    <w:lvl w:ilvl="1" w:tplc="08090003" w:tentative="1">
+      <w:start w:val="1"/>
+      <w:numFmt w:val="bullet"/>
+      <w:lvlText w:val="o"/>
+      <w:lvlJc w:val="left"/>
+      <w:pPr>
+        <w:ind w:left="1440" w:hanging="360"/>
+      </w:pPr>
+      <w:rPr>
+        <w:rFonts w:ascii="Courier New" w:hAnsi="Courier New" w:cs="Courier New" w:hint="default"/>
+      </w:rPr>
+    </w:lvl>
+    <w:lvl w:ilvl="2" w:tplc="08090005" w:tentative="1">
+      <w:start w:val="1"/>
+      <w:numFmt w:val="bullet"/>
+      <w:lvlText w:val=""/>
+      <w:lvlJc w:val="left"/>
+      <w:pPr>
+        <w:ind w:left="2160" w:hanging="360"/>
+      </w:pPr>
+      <w:rPr>
+        <w:rFonts w:ascii="Wingdings" w:hAnsi="Wingdings" w:hint="default"/>
+      </w:rPr>
+    </w:lvl>
+    <w:lvl w:ilvl="3" w:tplc="08090001" w:tentative="1">
+      <w:start w:val="1"/>
+      <w:numFmt w:val="bullet"/>
+      <w:lvlText w:val=""/>
+      <w:lvlJc w:val="left"/>
+      <w:pPr>
+        <w:ind w:left="2880" w:hanging="360"/>
+      </w:pPr>
+      <w:rPr>
+        <w:rFonts w:ascii="Symbol" w:hAnsi="Symbol" w:hint="default"/>
+      </w:rPr>
+    </w:lvl>
+    <w:lvl w:ilvl="4" w:tplc="08090003" w:tentative="1">
+      <w:start w:val="1"/>
+      <w:numFmt w:val="bullet"/>
+      <w:lvlText w:val="o"/>
+      <w:lvlJc w:val="left"/>
+      <w:pPr>
+        <w:ind w:left="3600" w:hanging="360"/>
+      </w:pPr>
+      <w:rPr>
+        <w:rFonts w:ascii="Courier New" w:hAnsi="Courier New" w:cs="Courier New" w:hint="default"/>
+      </w:rPr>
+    </w:lvl>
+    <w:lvl w:ilvl="5" w:tplc="08090005" w:tentative="1">
+      <w:start w:val="1"/>
+      <w:numFmt w:val="bullet"/>
+      <w:lvlText w:val=""/>
+      <w:lvlJc w:val="left"/>
+      <w:pPr>
+        <w:ind w:left="4320" w:hanging="360"/>
+      </w:pPr>
+      <w:rPr>
+        <w:rFonts w:ascii="Wingdings" w:hAnsi="Wingdings" w:hint="default"/>
+      </w:rPr>
+    </w:lvl>
+    <w:lvl w:ilvl="6" w:tplc="08090001" w:tentative="1">
+      <w:start w:val="1"/>
+      <w:numFmt w:val="bullet"/>
+      <w:lvlText w:val=""/>
+      <w:lvlJc w:val="left"/>
+      <w:pPr>
+        <w:ind w:left="5040" w:hanging="360"/>
+      </w:pPr>
+      <w:rPr>
+        <w:rFonts w:ascii="Symbol" w:hAnsi="Symbol" w:hint="default"/>
+      </w:rPr>
+    </w:lvl>
+    <w:lvl w:ilvl="7" w:tplc="08090003" w:tentative="1">
+      <w:start w:val="1"/>
+      <w:numFmt w:val="bullet"/>
+      <w:lvlText w:val="o"/>
+      <w:lvlJc w:val="left"/>
+      <w:pPr>
+        <w:ind w:left="5760" w:hanging="360"/>
+      </w:pPr>
+      <w:rPr>
+        <w:rFonts w:ascii="Courier New" w:hAnsi="Courier New" w:cs="Courier New" w:hint="default"/>
+      </w:rPr>
+    </w:lvl>
+    <w:lvl w:ilvl="8" w:tplc="08090005" w:tentative="1">
+      <w:start w:val="1"/>
+      <w:numFmt w:val="bullet"/>
+      <w:lvlText w:val=""/>
+      <w:lvlJc w:val="left"/>
+      <w:pPr>
+        <w:ind w:left="6480" w:hanging="360"/>
+      </w:pPr>
+      <w:rPr>
+        <w:rFonts w:ascii="Wingdings" w:hAnsi="Wingdings" w:hint="default"/>
+      </w:rPr>
+    </w:lvl>
+  </w:abstractNum>
+  <w:abstractNum w:abstractNumId="12" w15:restartNumberingAfterBreak="0">
     <w:nsid w:val="2C81133E"/>
     <w:multiLevelType w:val="multilevel"/>
     <w:tmpl w:val="DAC42C40"/>
@@ -4442,7 +5341,7 @@
       </w:rPr>
     </w:lvl>
   </w:abstractNum>
-  <w:abstractNum w:abstractNumId="11" w15:restartNumberingAfterBreak="0">
+  <w:abstractNum w:abstractNumId="13" w15:restartNumberingAfterBreak="0">
     <w:nsid w:val="2DB4015A"/>
     <w:multiLevelType w:val="multilevel"/>
     <w:tmpl w:val="14AA2CE6"/>
@@ -4591,7 +5490,7 @@
       </w:rPr>
     </w:lvl>
   </w:abstractNum>
-  <w:abstractNum w:abstractNumId="12" w15:restartNumberingAfterBreak="0">
+  <w:abstractNum w:abstractNumId="14" w15:restartNumberingAfterBreak="0">
     <w:nsid w:val="2DFF39B5"/>
     <w:multiLevelType w:val="multilevel"/>
     <w:tmpl w:val="1E060C64"/>
@@ -4740,7 +5639,7 @@
       </w:rPr>
     </w:lvl>
   </w:abstractNum>
-  <w:abstractNum w:abstractNumId="13" w15:restartNumberingAfterBreak="0">
+  <w:abstractNum w:abstractNumId="15" w15:restartNumberingAfterBreak="0">
     <w:nsid w:val="2F0C1FB8"/>
     <w:multiLevelType w:val="multilevel"/>
     <w:tmpl w:val="1DE64C16"/>
@@ -4889,7 +5788,7 @@
       </w:rPr>
     </w:lvl>
   </w:abstractNum>
-  <w:abstractNum w:abstractNumId="14" w15:restartNumberingAfterBreak="0">
+  <w:abstractNum w:abstractNumId="16" w15:restartNumberingAfterBreak="0">
     <w:nsid w:val="303A5FF5"/>
     <w:multiLevelType w:val="multilevel"/>
     <w:tmpl w:val="20747532"/>
@@ -5038,7 +5937,7 @@
       </w:rPr>
     </w:lvl>
   </w:abstractNum>
-  <w:abstractNum w:abstractNumId="15" w15:restartNumberingAfterBreak="0">
+  <w:abstractNum w:abstractNumId="17" w15:restartNumberingAfterBreak="0">
     <w:nsid w:val="331D0D6C"/>
     <w:multiLevelType w:val="multilevel"/>
     <w:tmpl w:val="207A4720"/>
@@ -5187,7 +6086,7 @@
       </w:rPr>
     </w:lvl>
   </w:abstractNum>
-  <w:abstractNum w:abstractNumId="16" w15:restartNumberingAfterBreak="0">
+  <w:abstractNum w:abstractNumId="18" w15:restartNumberingAfterBreak="0">
     <w:nsid w:val="387E7D73"/>
     <w:multiLevelType w:val="multilevel"/>
     <w:tmpl w:val="00726778"/>
@@ -5336,7 +6235,7 @@
       </w:rPr>
     </w:lvl>
   </w:abstractNum>
-  <w:abstractNum w:abstractNumId="17" w15:restartNumberingAfterBreak="0">
+  <w:abstractNum w:abstractNumId="19" w15:restartNumberingAfterBreak="0">
     <w:nsid w:val="3E800560"/>
     <w:multiLevelType w:val="multilevel"/>
     <w:tmpl w:val="E50A5B7C"/>
@@ -5485,7 +6384,7 @@
       </w:rPr>
     </w:lvl>
   </w:abstractNum>
-  <w:abstractNum w:abstractNumId="18" w15:restartNumberingAfterBreak="0">
+  <w:abstractNum w:abstractNumId="20" w15:restartNumberingAfterBreak="0">
     <w:nsid w:val="41977EA4"/>
     <w:multiLevelType w:val="multilevel"/>
     <w:tmpl w:val="3B7A0BFE"/>
@@ -5634,7 +6533,7 @@
       </w:rPr>
     </w:lvl>
   </w:abstractNum>
-  <w:abstractNum w:abstractNumId="19" w15:restartNumberingAfterBreak="0">
+  <w:abstractNum w:abstractNumId="21" w15:restartNumberingAfterBreak="0">
     <w:nsid w:val="43D927F7"/>
     <w:multiLevelType w:val="multilevel"/>
     <w:tmpl w:val="C4BE2FDE"/>
@@ -5783,7 +6682,7 @@
       </w:rPr>
     </w:lvl>
   </w:abstractNum>
-  <w:abstractNum w:abstractNumId="20" w15:restartNumberingAfterBreak="0">
+  <w:abstractNum w:abstractNumId="22" w15:restartNumberingAfterBreak="0">
     <w:nsid w:val="43FD0592"/>
     <w:multiLevelType w:val="multilevel"/>
     <w:tmpl w:val="C3EA6A94"/>
@@ -5932,7 +6831,305 @@
       </w:rPr>
     </w:lvl>
   </w:abstractNum>
-  <w:abstractNum w:abstractNumId="21" w15:restartNumberingAfterBreak="0">
+  <w:abstractNum w:abstractNumId="23" w15:restartNumberingAfterBreak="0">
+    <w:nsid w:val="470434ED"/>
+    <w:multiLevelType w:val="multilevel"/>
+    <w:tmpl w:val="61A6BAA6"/>
+    <w:lvl w:ilvl="0">
+      <w:start w:val="1"/>
+      <w:numFmt w:val="bullet"/>
+      <w:lvlText w:val=""/>
+      <w:lvlJc w:val="left"/>
+      <w:pPr>
+        <w:tabs>
+          <w:tab w:val="num" w:pos="720"/>
+        </w:tabs>
+        <w:ind w:left="720" w:hanging="360"/>
+      </w:pPr>
+      <w:rPr>
+        <w:rFonts w:ascii="Symbol" w:hAnsi="Symbol" w:hint="default"/>
+        <w:sz w:val="20"/>
+      </w:rPr>
+    </w:lvl>
+    <w:lvl w:ilvl="1" w:tentative="1">
+      <w:start w:val="1"/>
+      <w:numFmt w:val="bullet"/>
+      <w:lvlText w:val="o"/>
+      <w:lvlJc w:val="left"/>
+      <w:pPr>
+        <w:tabs>
+          <w:tab w:val="num" w:pos="1440"/>
+        </w:tabs>
+        <w:ind w:left="1440" w:hanging="360"/>
+      </w:pPr>
+      <w:rPr>
+        <w:rFonts w:ascii="Courier New" w:hAnsi="Courier New" w:hint="default"/>
+        <w:sz w:val="20"/>
+      </w:rPr>
+    </w:lvl>
+    <w:lvl w:ilvl="2" w:tentative="1">
+      <w:start w:val="1"/>
+      <w:numFmt w:val="bullet"/>
+      <w:lvlText w:val=""/>
+      <w:lvlJc w:val="left"/>
+      <w:pPr>
+        <w:tabs>
+          <w:tab w:val="num" w:pos="2160"/>
+        </w:tabs>
+        <w:ind w:left="2160" w:hanging="360"/>
+      </w:pPr>
+      <w:rPr>
+        <w:rFonts w:ascii="Wingdings" w:hAnsi="Wingdings" w:hint="default"/>
+        <w:sz w:val="20"/>
+      </w:rPr>
+    </w:lvl>
+    <w:lvl w:ilvl="3" w:tentative="1">
+      <w:start w:val="1"/>
+      <w:numFmt w:val="bullet"/>
+      <w:lvlText w:val=""/>
+      <w:lvlJc w:val="left"/>
+      <w:pPr>
+        <w:tabs>
+          <w:tab w:val="num" w:pos="2880"/>
+        </w:tabs>
+        <w:ind w:left="2880" w:hanging="360"/>
+      </w:pPr>
+      <w:rPr>
+        <w:rFonts w:ascii="Wingdings" w:hAnsi="Wingdings" w:hint="default"/>
+        <w:sz w:val="20"/>
+      </w:rPr>
+    </w:lvl>
+    <w:lvl w:ilvl="4" w:tentative="1">
+      <w:start w:val="1"/>
+      <w:numFmt w:val="bullet"/>
+      <w:lvlText w:val=""/>
+      <w:lvlJc w:val="left"/>
+      <w:pPr>
+        <w:tabs>
+          <w:tab w:val="num" w:pos="3600"/>
+        </w:tabs>
+        <w:ind w:left="3600" w:hanging="360"/>
+      </w:pPr>
+      <w:rPr>
+        <w:rFonts w:ascii="Wingdings" w:hAnsi="Wingdings" w:hint="default"/>
+        <w:sz w:val="20"/>
+      </w:rPr>
+    </w:lvl>
+    <w:lvl w:ilvl="5" w:tentative="1">
+      <w:start w:val="1"/>
+      <w:numFmt w:val="bullet"/>
+      <w:lvlText w:val=""/>
+      <w:lvlJc w:val="left"/>
+      <w:pPr>
+        <w:tabs>
+          <w:tab w:val="num" w:pos="4320"/>
+        </w:tabs>
+        <w:ind w:left="4320" w:hanging="360"/>
+      </w:pPr>
+      <w:rPr>
+        <w:rFonts w:ascii="Wingdings" w:hAnsi="Wingdings" w:hint="default"/>
+        <w:sz w:val="20"/>
+      </w:rPr>
+    </w:lvl>
+    <w:lvl w:ilvl="6" w:tentative="1">
+      <w:start w:val="1"/>
+      <w:numFmt w:val="bullet"/>
+      <w:lvlText w:val=""/>
+      <w:lvlJc w:val="left"/>
+      <w:pPr>
+        <w:tabs>
+          <w:tab w:val="num" w:pos="5040"/>
+        </w:tabs>
+        <w:ind w:left="5040" w:hanging="360"/>
+      </w:pPr>
+      <w:rPr>
+        <w:rFonts w:ascii="Wingdings" w:hAnsi="Wingdings" w:hint="default"/>
+        <w:sz w:val="20"/>
+      </w:rPr>
+    </w:lvl>
+    <w:lvl w:ilvl="7" w:tentative="1">
+      <w:start w:val="1"/>
+      <w:numFmt w:val="bullet"/>
+      <w:lvlText w:val=""/>
+      <w:lvlJc w:val="left"/>
+      <w:pPr>
+        <w:tabs>
+          <w:tab w:val="num" w:pos="5760"/>
+        </w:tabs>
+        <w:ind w:left="5760" w:hanging="360"/>
+      </w:pPr>
+      <w:rPr>
+        <w:rFonts w:ascii="Wingdings" w:hAnsi="Wingdings" w:hint="default"/>
+        <w:sz w:val="20"/>
+      </w:rPr>
+    </w:lvl>
+    <w:lvl w:ilvl="8" w:tentative="1">
+      <w:start w:val="1"/>
+      <w:numFmt w:val="bullet"/>
+      <w:lvlText w:val=""/>
+      <w:lvlJc w:val="left"/>
+      <w:pPr>
+        <w:tabs>
+          <w:tab w:val="num" w:pos="6480"/>
+        </w:tabs>
+        <w:ind w:left="6480" w:hanging="360"/>
+      </w:pPr>
+      <w:rPr>
+        <w:rFonts w:ascii="Wingdings" w:hAnsi="Wingdings" w:hint="default"/>
+        <w:sz w:val="20"/>
+      </w:rPr>
+    </w:lvl>
+  </w:abstractNum>
+  <w:abstractNum w:abstractNumId="24" w15:restartNumberingAfterBreak="0">
+    <w:nsid w:val="4B6E0613"/>
+    <w:multiLevelType w:val="multilevel"/>
+    <w:tmpl w:val="7DDCFAD4"/>
+    <w:lvl w:ilvl="0">
+      <w:start w:val="1"/>
+      <w:numFmt w:val="bullet"/>
+      <w:lvlText w:val=""/>
+      <w:lvlJc w:val="left"/>
+      <w:pPr>
+        <w:tabs>
+          <w:tab w:val="num" w:pos="720"/>
+        </w:tabs>
+        <w:ind w:left="720" w:hanging="360"/>
+      </w:pPr>
+      <w:rPr>
+        <w:rFonts w:ascii="Symbol" w:hAnsi="Symbol" w:hint="default"/>
+        <w:sz w:val="20"/>
+      </w:rPr>
+    </w:lvl>
+    <w:lvl w:ilvl="1" w:tentative="1">
+      <w:start w:val="1"/>
+      <w:numFmt w:val="bullet"/>
+      <w:lvlText w:val="o"/>
+      <w:lvlJc w:val="left"/>
+      <w:pPr>
+        <w:tabs>
+          <w:tab w:val="num" w:pos="1440"/>
+        </w:tabs>
+        <w:ind w:left="1440" w:hanging="360"/>
+      </w:pPr>
+      <w:rPr>
+        <w:rFonts w:ascii="Courier New" w:hAnsi="Courier New" w:hint="default"/>
+        <w:sz w:val="20"/>
+      </w:rPr>
+    </w:lvl>
+    <w:lvl w:ilvl="2" w:tentative="1">
+      <w:start w:val="1"/>
+      <w:numFmt w:val="bullet"/>
+      <w:lvlText w:val=""/>
+      <w:lvlJc w:val="left"/>
+      <w:pPr>
+        <w:tabs>
+          <w:tab w:val="num" w:pos="2160"/>
+        </w:tabs>
+        <w:ind w:left="2160" w:hanging="360"/>
+      </w:pPr>
+      <w:rPr>
+        <w:rFonts w:ascii="Wingdings" w:hAnsi="Wingdings" w:hint="default"/>
+        <w:sz w:val="20"/>
+      </w:rPr>
+    </w:lvl>
+    <w:lvl w:ilvl="3" w:tentative="1">
+      <w:start w:val="1"/>
+      <w:numFmt w:val="bullet"/>
+      <w:lvlText w:val=""/>
+      <w:lvlJc w:val="left"/>
+      <w:pPr>
+        <w:tabs>
+          <w:tab w:val="num" w:pos="2880"/>
+        </w:tabs>
+        <w:ind w:left="2880" w:hanging="360"/>
+      </w:pPr>
+      <w:rPr>
+        <w:rFonts w:ascii="Wingdings" w:hAnsi="Wingdings" w:hint="default"/>
+        <w:sz w:val="20"/>
+      </w:rPr>
+    </w:lvl>
+    <w:lvl w:ilvl="4" w:tentative="1">
+      <w:start w:val="1"/>
+      <w:numFmt w:val="bullet"/>
+      <w:lvlText w:val=""/>
+      <w:lvlJc w:val="left"/>
+      <w:pPr>
+        <w:tabs>
+          <w:tab w:val="num" w:pos="3600"/>
+        </w:tabs>
+        <w:ind w:left="3600" w:hanging="360"/>
+      </w:pPr>
+      <w:rPr>
+        <w:rFonts w:ascii="Wingdings" w:hAnsi="Wingdings" w:hint="default"/>
+        <w:sz w:val="20"/>
+      </w:rPr>
+    </w:lvl>
+    <w:lvl w:ilvl="5" w:tentative="1">
+      <w:start w:val="1"/>
+      <w:numFmt w:val="bullet"/>
+      <w:lvlText w:val=""/>
+      <w:lvlJc w:val="left"/>
+      <w:pPr>
+        <w:tabs>
+          <w:tab w:val="num" w:pos="4320"/>
+        </w:tabs>
+        <w:ind w:left="4320" w:hanging="360"/>
+      </w:pPr>
+      <w:rPr>
+        <w:rFonts w:ascii="Wingdings" w:hAnsi="Wingdings" w:hint="default"/>
+        <w:sz w:val="20"/>
+      </w:rPr>
+    </w:lvl>
+    <w:lvl w:ilvl="6" w:tentative="1">
+      <w:start w:val="1"/>
+      <w:numFmt w:val="bullet"/>
+      <w:lvlText w:val=""/>
+      <w:lvlJc w:val="left"/>
+      <w:pPr>
+        <w:tabs>
+          <w:tab w:val="num" w:pos="5040"/>
+        </w:tabs>
+        <w:ind w:left="5040" w:hanging="360"/>
+      </w:pPr>
+      <w:rPr>
+        <w:rFonts w:ascii="Wingdings" w:hAnsi="Wingdings" w:hint="default"/>
+        <w:sz w:val="20"/>
+      </w:rPr>
+    </w:lvl>
+    <w:lvl w:ilvl="7" w:tentative="1">
+      <w:start w:val="1"/>
+      <w:numFmt w:val="bullet"/>
+      <w:lvlText w:val=""/>
+      <w:lvlJc w:val="left"/>
+      <w:pPr>
+        <w:tabs>
+          <w:tab w:val="num" w:pos="5760"/>
+        </w:tabs>
+        <w:ind w:left="5760" w:hanging="360"/>
+      </w:pPr>
+      <w:rPr>
+        <w:rFonts w:ascii="Wingdings" w:hAnsi="Wingdings" w:hint="default"/>
+        <w:sz w:val="20"/>
+      </w:rPr>
+    </w:lvl>
+    <w:lvl w:ilvl="8" w:tentative="1">
+      <w:start w:val="1"/>
+      <w:numFmt w:val="bullet"/>
+      <w:lvlText w:val=""/>
+      <w:lvlJc w:val="left"/>
+      <w:pPr>
+        <w:tabs>
+          <w:tab w:val="num" w:pos="6480"/>
+        </w:tabs>
+        <w:ind w:left="6480" w:hanging="360"/>
+      </w:pPr>
+      <w:rPr>
+        <w:rFonts w:ascii="Wingdings" w:hAnsi="Wingdings" w:hint="default"/>
+        <w:sz w:val="20"/>
+      </w:rPr>
+    </w:lvl>
+  </w:abstractNum>
+  <w:abstractNum w:abstractNumId="25" w15:restartNumberingAfterBreak="0">
     <w:nsid w:val="51351C6A"/>
     <w:multiLevelType w:val="multilevel"/>
     <w:tmpl w:val="7E5CED58"/>
@@ -6081,7 +7278,7 @@
       </w:rPr>
     </w:lvl>
   </w:abstractNum>
-  <w:abstractNum w:abstractNumId="22" w15:restartNumberingAfterBreak="0">
+  <w:abstractNum w:abstractNumId="26" w15:restartNumberingAfterBreak="0">
     <w:nsid w:val="56454DA3"/>
     <w:multiLevelType w:val="multilevel"/>
     <w:tmpl w:val="4EB2765A"/>
@@ -6230,7 +7427,7 @@
       </w:rPr>
     </w:lvl>
   </w:abstractNum>
-  <w:abstractNum w:abstractNumId="23" w15:restartNumberingAfterBreak="0">
+  <w:abstractNum w:abstractNumId="27" w15:restartNumberingAfterBreak="0">
     <w:nsid w:val="56CC1133"/>
     <w:multiLevelType w:val="multilevel"/>
     <w:tmpl w:val="26420F48"/>
@@ -6379,7 +7576,7 @@
       </w:rPr>
     </w:lvl>
   </w:abstractNum>
-  <w:abstractNum w:abstractNumId="24" w15:restartNumberingAfterBreak="0">
+  <w:abstractNum w:abstractNumId="28" w15:restartNumberingAfterBreak="0">
     <w:nsid w:val="56FE10A1"/>
     <w:multiLevelType w:val="multilevel"/>
     <w:tmpl w:val="28D02320"/>
@@ -6528,7 +7725,7 @@
       </w:rPr>
     </w:lvl>
   </w:abstractNum>
-  <w:abstractNum w:abstractNumId="25" w15:restartNumberingAfterBreak="0">
+  <w:abstractNum w:abstractNumId="29" w15:restartNumberingAfterBreak="0">
     <w:nsid w:val="5AA40A9E"/>
     <w:multiLevelType w:val="multilevel"/>
     <w:tmpl w:val="12B60FB6"/>
@@ -6677,7 +7874,7 @@
       </w:rPr>
     </w:lvl>
   </w:abstractNum>
-  <w:abstractNum w:abstractNumId="26" w15:restartNumberingAfterBreak="0">
+  <w:abstractNum w:abstractNumId="30" w15:restartNumberingAfterBreak="0">
     <w:nsid w:val="5AD43833"/>
     <w:multiLevelType w:val="multilevel"/>
     <w:tmpl w:val="7DDCFAD4"/>
@@ -6826,7 +8023,7 @@
       </w:rPr>
     </w:lvl>
   </w:abstractNum>
-  <w:abstractNum w:abstractNumId="27" w15:restartNumberingAfterBreak="0">
+  <w:abstractNum w:abstractNumId="31" w15:restartNumberingAfterBreak="0">
     <w:nsid w:val="638B2A76"/>
     <w:multiLevelType w:val="multilevel"/>
     <w:tmpl w:val="604CCC6C"/>
@@ -6975,7 +8172,7 @@
       </w:rPr>
     </w:lvl>
   </w:abstractNum>
-  <w:abstractNum w:abstractNumId="28" w15:restartNumberingAfterBreak="0">
+  <w:abstractNum w:abstractNumId="32" w15:restartNumberingAfterBreak="0">
     <w:nsid w:val="651C3E89"/>
     <w:multiLevelType w:val="multilevel"/>
     <w:tmpl w:val="B948A536"/>
@@ -7124,7 +8321,7 @@
       </w:rPr>
     </w:lvl>
   </w:abstractNum>
-  <w:abstractNum w:abstractNumId="29" w15:restartNumberingAfterBreak="0">
+  <w:abstractNum w:abstractNumId="33" w15:restartNumberingAfterBreak="0">
     <w:nsid w:val="679D4971"/>
     <w:multiLevelType w:val="multilevel"/>
     <w:tmpl w:val="8D5A2F9A"/>
@@ -7273,7 +8470,7 @@
       </w:rPr>
     </w:lvl>
   </w:abstractNum>
-  <w:abstractNum w:abstractNumId="30" w15:restartNumberingAfterBreak="0">
+  <w:abstractNum w:abstractNumId="34" w15:restartNumberingAfterBreak="0">
     <w:nsid w:val="67B26517"/>
     <w:multiLevelType w:val="multilevel"/>
     <w:tmpl w:val="BB72B892"/>
@@ -7422,7 +8619,7 @@
       </w:rPr>
     </w:lvl>
   </w:abstractNum>
-  <w:abstractNum w:abstractNumId="31" w15:restartNumberingAfterBreak="0">
+  <w:abstractNum w:abstractNumId="35" w15:restartNumberingAfterBreak="0">
     <w:nsid w:val="723F1842"/>
     <w:multiLevelType w:val="multilevel"/>
     <w:tmpl w:val="BCCEA3D4"/>
@@ -7571,18 +8768,21 @@
       </w:rPr>
     </w:lvl>
   </w:abstractNum>
-  <w:abstractNum w:abstractNumId="32" w15:restartNumberingAfterBreak="0">
+  <w:abstractNum w:abstractNumId="36" w15:restartNumberingAfterBreak="0">
     <w:nsid w:val="73612D00"/>
     <w:multiLevelType w:val="hybridMultilevel"/>
-    <w:tmpl w:val="6E74DC86"/>
-    <w:lvl w:ilvl="0" w:tplc="0809000F">
-      <w:start w:val="1"/>
-      <w:numFmt w:val="decimal"/>
-      <w:lvlText w:val="%1."/>
+    <w:tmpl w:val="D8F014BC"/>
+    <w:lvl w:ilvl="0" w:tplc="08090001">
+      <w:start w:val="1"/>
+      <w:numFmt w:val="bullet"/>
+      <w:lvlText w:val=""/>
       <w:lvlJc w:val="left"/>
       <w:pPr>
         <w:ind w:left="720" w:hanging="360"/>
       </w:pPr>
+      <w:rPr>
+        <w:rFonts w:ascii="Symbol" w:hAnsi="Symbol" w:hint="default"/>
+      </w:rPr>
     </w:lvl>
     <w:lvl w:ilvl="1" w:tplc="08090019" w:tentative="1">
       <w:start w:val="1"/>
@@ -7657,7 +8857,7 @@
       </w:pPr>
     </w:lvl>
   </w:abstractNum>
-  <w:abstractNum w:abstractNumId="33" w15:restartNumberingAfterBreak="0">
+  <w:abstractNum w:abstractNumId="37" w15:restartNumberingAfterBreak="0">
     <w:nsid w:val="7558759B"/>
     <w:multiLevelType w:val="multilevel"/>
     <w:tmpl w:val="F4B6A08A"/>
@@ -7806,7 +9006,7 @@
       </w:rPr>
     </w:lvl>
   </w:abstractNum>
-  <w:abstractNum w:abstractNumId="34" w15:restartNumberingAfterBreak="0">
+  <w:abstractNum w:abstractNumId="38" w15:restartNumberingAfterBreak="0">
     <w:nsid w:val="76196BE5"/>
     <w:multiLevelType w:val="multilevel"/>
     <w:tmpl w:val="0C4C3C9C"/>
@@ -7955,7 +9155,7 @@
       </w:rPr>
     </w:lvl>
   </w:abstractNum>
-  <w:abstractNum w:abstractNumId="35" w15:restartNumberingAfterBreak="0">
+  <w:abstractNum w:abstractNumId="39" w15:restartNumberingAfterBreak="0">
     <w:nsid w:val="769216A8"/>
     <w:multiLevelType w:val="multilevel"/>
     <w:tmpl w:val="C2EEDCDA"/>
@@ -8104,7 +9304,7 @@
       </w:rPr>
     </w:lvl>
   </w:abstractNum>
-  <w:abstractNum w:abstractNumId="36" w15:restartNumberingAfterBreak="0">
+  <w:abstractNum w:abstractNumId="40" w15:restartNumberingAfterBreak="0">
     <w:nsid w:val="77221B88"/>
     <w:multiLevelType w:val="multilevel"/>
     <w:tmpl w:val="C0A63654"/>
@@ -8253,7 +9453,7 @@
       </w:rPr>
     </w:lvl>
   </w:abstractNum>
-  <w:abstractNum w:abstractNumId="37" w15:restartNumberingAfterBreak="0">
+  <w:abstractNum w:abstractNumId="41" w15:restartNumberingAfterBreak="0">
     <w:nsid w:val="7F2C017C"/>
     <w:multiLevelType w:val="multilevel"/>
     <w:tmpl w:val="3D344348"/>
@@ -8403,118 +9603,130 @@
     </w:lvl>
   </w:abstractNum>
   <w:num w:numId="1" w16cid:durableId="1646619252">
+    <w:abstractNumId w:val="9"/>
+  </w:num>
+  <w:num w:numId="2" w16cid:durableId="1177497300">
+    <w:abstractNumId w:val="20"/>
+  </w:num>
+  <w:num w:numId="3" w16cid:durableId="1698265597">
     <w:abstractNumId w:val="8"/>
   </w:num>
-  <w:num w:numId="2" w16cid:durableId="1177497300">
-    <w:abstractNumId w:val="18"/>
+  <w:num w:numId="4" w16cid:durableId="862330322">
+    <w:abstractNumId w:val="15"/>
   </w:num>
-  <w:num w:numId="3" w16cid:durableId="1698265597">
-    <w:abstractNumId w:val="7"/>
+  <w:num w:numId="5" w16cid:durableId="323968690">
+    <w:abstractNumId w:val="17"/>
   </w:num>
-  <w:num w:numId="4" w16cid:durableId="862330322">
+  <w:num w:numId="6" w16cid:durableId="1812210984">
     <w:abstractNumId w:val="13"/>
   </w:num>
-  <w:num w:numId="5" w16cid:durableId="323968690">
-    <w:abstractNumId w:val="15"/>
-  </w:num>
-  <w:num w:numId="6" w16cid:durableId="1812210984">
-    <w:abstractNumId w:val="11"/>
-  </w:num>
   <w:num w:numId="7" w16cid:durableId="1779569155">
-    <w:abstractNumId w:val="12"/>
+    <w:abstractNumId w:val="14"/>
   </w:num>
   <w:num w:numId="8" w16cid:durableId="1875727190">
-    <w:abstractNumId w:val="2"/>
+    <w:abstractNumId w:val="3"/>
   </w:num>
   <w:num w:numId="9" w16cid:durableId="2054502823">
-    <w:abstractNumId w:val="25"/>
+    <w:abstractNumId w:val="29"/>
   </w:num>
   <w:num w:numId="10" w16cid:durableId="794642482">
-    <w:abstractNumId w:val="33"/>
+    <w:abstractNumId w:val="37"/>
   </w:num>
   <w:num w:numId="11" w16cid:durableId="806315961">
-    <w:abstractNumId w:val="30"/>
+    <w:abstractNumId w:val="34"/>
   </w:num>
   <w:num w:numId="12" w16cid:durableId="1477795243">
-    <w:abstractNumId w:val="34"/>
+    <w:abstractNumId w:val="38"/>
   </w:num>
   <w:num w:numId="13" w16cid:durableId="1685595244">
-    <w:abstractNumId w:val="16"/>
+    <w:abstractNumId w:val="18"/>
   </w:num>
   <w:num w:numId="14" w16cid:durableId="788158663">
     <w:abstractNumId w:val="0"/>
   </w:num>
   <w:num w:numId="15" w16cid:durableId="905919471">
+    <w:abstractNumId w:val="6"/>
+  </w:num>
+  <w:num w:numId="16" w16cid:durableId="1096707586">
+    <w:abstractNumId w:val="4"/>
+  </w:num>
+  <w:num w:numId="17" w16cid:durableId="961498999">
+    <w:abstractNumId w:val="7"/>
+  </w:num>
+  <w:num w:numId="18" w16cid:durableId="2098862160">
+    <w:abstractNumId w:val="26"/>
+  </w:num>
+  <w:num w:numId="19" w16cid:durableId="510871671">
+    <w:abstractNumId w:val="39"/>
+  </w:num>
+  <w:num w:numId="20" w16cid:durableId="546185289">
+    <w:abstractNumId w:val="19"/>
+  </w:num>
+  <w:num w:numId="21" w16cid:durableId="666054402">
+    <w:abstractNumId w:val="22"/>
+  </w:num>
+  <w:num w:numId="22" w16cid:durableId="1167014625">
+    <w:abstractNumId w:val="2"/>
+  </w:num>
+  <w:num w:numId="23" w16cid:durableId="1337147135">
+    <w:abstractNumId w:val="40"/>
+  </w:num>
+  <w:num w:numId="24" w16cid:durableId="1434129130">
+    <w:abstractNumId w:val="35"/>
+  </w:num>
+  <w:num w:numId="25" w16cid:durableId="1508180400">
+    <w:abstractNumId w:val="21"/>
+  </w:num>
+  <w:num w:numId="26" w16cid:durableId="954405484">
+    <w:abstractNumId w:val="32"/>
+  </w:num>
+  <w:num w:numId="27" w16cid:durableId="1741714515">
+    <w:abstractNumId w:val="31"/>
+  </w:num>
+  <w:num w:numId="28" w16cid:durableId="1830054297">
+    <w:abstractNumId w:val="28"/>
+  </w:num>
+  <w:num w:numId="29" w16cid:durableId="1167987800">
+    <w:abstractNumId w:val="33"/>
+  </w:num>
+  <w:num w:numId="30" w16cid:durableId="2084598372">
+    <w:abstractNumId w:val="25"/>
+  </w:num>
+  <w:num w:numId="31" w16cid:durableId="77218627">
+    <w:abstractNumId w:val="12"/>
+  </w:num>
+  <w:num w:numId="32" w16cid:durableId="1164054373">
+    <w:abstractNumId w:val="16"/>
+  </w:num>
+  <w:num w:numId="33" w16cid:durableId="1213422283">
+    <w:abstractNumId w:val="27"/>
+  </w:num>
+  <w:num w:numId="34" w16cid:durableId="500393383">
+    <w:abstractNumId w:val="30"/>
+  </w:num>
+  <w:num w:numId="35" w16cid:durableId="1445542466">
+    <w:abstractNumId w:val="41"/>
+  </w:num>
+  <w:num w:numId="36" w16cid:durableId="128479277">
+    <w:abstractNumId w:val="10"/>
+  </w:num>
+  <w:num w:numId="37" w16cid:durableId="856582090">
+    <w:abstractNumId w:val="36"/>
+  </w:num>
+  <w:num w:numId="38" w16cid:durableId="1362196991">
     <w:abstractNumId w:val="5"/>
   </w:num>
-  <w:num w:numId="16" w16cid:durableId="1096707586">
-    <w:abstractNumId w:val="3"/>
+  <w:num w:numId="39" w16cid:durableId="135340661">
+    <w:abstractNumId w:val="23"/>
   </w:num>
-  <w:num w:numId="17" w16cid:durableId="961498999">
-    <w:abstractNumId w:val="6"/>
+  <w:num w:numId="40" w16cid:durableId="1657682147">
+    <w:abstractNumId w:val="11"/>
   </w:num>
-  <w:num w:numId="18" w16cid:durableId="2098862160">
-    <w:abstractNumId w:val="22"/>
-  </w:num>
-  <w:num w:numId="19" w16cid:durableId="510871671">
-    <w:abstractNumId w:val="35"/>
-  </w:num>
-  <w:num w:numId="20" w16cid:durableId="546185289">
-    <w:abstractNumId w:val="17"/>
-  </w:num>
-  <w:num w:numId="21" w16cid:durableId="666054402">
-    <w:abstractNumId w:val="20"/>
-  </w:num>
-  <w:num w:numId="22" w16cid:durableId="1167014625">
+  <w:num w:numId="41" w16cid:durableId="1145703260">
     <w:abstractNumId w:val="1"/>
   </w:num>
-  <w:num w:numId="23" w16cid:durableId="1337147135">
-    <w:abstractNumId w:val="36"/>
-  </w:num>
-  <w:num w:numId="24" w16cid:durableId="1434129130">
-    <w:abstractNumId w:val="31"/>
-  </w:num>
-  <w:num w:numId="25" w16cid:durableId="1508180400">
-    <w:abstractNumId w:val="19"/>
-  </w:num>
-  <w:num w:numId="26" w16cid:durableId="954405484">
-    <w:abstractNumId w:val="28"/>
-  </w:num>
-  <w:num w:numId="27" w16cid:durableId="1741714515">
-    <w:abstractNumId w:val="27"/>
-  </w:num>
-  <w:num w:numId="28" w16cid:durableId="1830054297">
+  <w:num w:numId="42" w16cid:durableId="1294479311">
     <w:abstractNumId w:val="24"/>
-  </w:num>
-  <w:num w:numId="29" w16cid:durableId="1167987800">
-    <w:abstractNumId w:val="29"/>
-  </w:num>
-  <w:num w:numId="30" w16cid:durableId="2084598372">
-    <w:abstractNumId w:val="21"/>
-  </w:num>
-  <w:num w:numId="31" w16cid:durableId="77218627">
-    <w:abstractNumId w:val="10"/>
-  </w:num>
-  <w:num w:numId="32" w16cid:durableId="1164054373">
-    <w:abstractNumId w:val="14"/>
-  </w:num>
-  <w:num w:numId="33" w16cid:durableId="1213422283">
-    <w:abstractNumId w:val="23"/>
-  </w:num>
-  <w:num w:numId="34" w16cid:durableId="500393383">
-    <w:abstractNumId w:val="26"/>
-  </w:num>
-  <w:num w:numId="35" w16cid:durableId="1445542466">
-    <w:abstractNumId w:val="37"/>
-  </w:num>
-  <w:num w:numId="36" w16cid:durableId="128479277">
-    <w:abstractNumId w:val="9"/>
-  </w:num>
-  <w:num w:numId="37" w16cid:durableId="856582090">
-    <w:abstractNumId w:val="32"/>
-  </w:num>
-  <w:num w:numId="38" w16cid:durableId="1362196991">
-    <w:abstractNumId w:val="4"/>
   </w:num>
 </w:numbering>
 </file>
@@ -9122,7 +10334,6 @@
   <w:style w:type="character" w:default="1" w:styleId="DefaultParagraphFont">
     <w:name w:val="Default Paragraph Font"/>
     <w:uiPriority w:val="1"/>
-    <w:semiHidden/>
     <w:unhideWhenUsed/>
   </w:style>
   <w:style w:type="table" w:default="1" w:styleId="TableNormal">
@@ -9514,6 +10725,34 @@
     <w:uiPriority w:val="99"/>
     <w:rsid w:val="00954787"/>
   </w:style>
+  <w:style w:type="character" w:styleId="Strong">
+    <w:name w:val="Strong"/>
+    <w:basedOn w:val="DefaultParagraphFont"/>
+    <w:uiPriority w:val="22"/>
+    <w:qFormat/>
+    <w:rsid w:val="009F1788"/>
+    <w:rPr>
+      <w:b/>
+      <w:bCs/>
+    </w:rPr>
+  </w:style>
+  <w:style w:type="character" w:customStyle="1" w:styleId="whitespace-normal">
+    <w:name w:val="whitespace-normal"/>
+    <w:basedOn w:val="DefaultParagraphFont"/>
+    <w:rsid w:val="009F1788"/>
+  </w:style>
+  <w:style w:type="character" w:styleId="FollowedHyperlink">
+    <w:name w:val="FollowedHyperlink"/>
+    <w:basedOn w:val="DefaultParagraphFont"/>
+    <w:uiPriority w:val="99"/>
+    <w:semiHidden/>
+    <w:unhideWhenUsed/>
+    <w:rsid w:val="00AA1ACA"/>
+    <w:rPr>
+      <w:color w:val="954F72" w:themeColor="followedHyperlink"/>
+      <w:u w:val="single"/>
+    </w:rPr>
+  </w:style>
 </w:styles>
 </file>
 
